--- a/Module-67/BlueTeam_Mod67_TestPlan.docx
+++ b/Module-67/BlueTeam_Mod67_TestPlan.docx
@@ -1,6 +1,6 @@
 
 <file path=word/document.xml><?xml version="1.0" encoding="utf-8"?>
-<w:document xmlns:wpc="http://schemas.microsoft.com/office/word/2010/wordprocessingCanvas" xmlns:cx="http://schemas.microsoft.com/office/drawing/2014/chartex" xmlns:cx1="http://schemas.microsoft.com/office/drawing/2015/9/8/chartex" xmlns:cx2="http://schemas.microsoft.com/office/drawing/2015/10/21/chartex" xmlns:cx3="http://schemas.microsoft.com/office/drawing/2016/5/9/chartex" xmlns:cx4="http://schemas.microsoft.com/office/drawing/2016/5/10/chartex" xmlns:cx5="http://schemas.microsoft.com/office/drawing/2016/5/11/chartex" xmlns:cx6="http://schemas.microsoft.com/office/drawing/2016/5/12/chartex" xmlns:cx7="http://schemas.microsoft.com/office/drawing/2016/5/13/chartex" xmlns:cx8="http://schemas.microsoft.com/office/drawing/2016/5/14/chartex" xmlns:mc="http://schemas.openxmlformats.org/markup-compatibility/2006" xmlns:aink="http://schemas.microsoft.com/office/drawing/2016/ink" xmlns:am3d="http://schemas.microsoft.com/office/drawing/2017/model3d" xmlns:o="urn:schemas-microsoft-com:office:office" xmlns:oel="http://schemas.microsoft.com/office/2019/extlst" xmlns:r="http://schemas.openxmlformats.org/officeDocument/2006/relationships" xmlns:m="http://schemas.openxmlformats.org/officeDocument/2006/math" xmlns:v="urn:schemas-microsoft-com:vml" xmlns:wp14="http://schemas.microsoft.com/office/word/2010/wordprocessingDrawing" xmlns:wp="http://schemas.openxmlformats.org/drawingml/2006/wordprocessingDrawing" xmlns:w10="urn:schemas-microsoft-com:office:word" xmlns:w="http://schemas.openxmlformats.org/wordprocessingml/2006/main" xmlns:w14="http://schemas.microsoft.com/office/word/2010/wordml" xmlns:w15="http://schemas.microsoft.com/office/word/2012/wordml" xmlns:w16cex="http://schemas.microsoft.com/office/word/2018/wordml/cex" xmlns:w16cid="http://schemas.microsoft.com/office/word/2016/wordml/cid" xmlns:w16="http://schemas.microsoft.com/office/word/2018/wordml" xmlns:w16du="http://schemas.microsoft.com/office/word/2023/wordml/word16du" xmlns:w16sdtdh="http://schemas.microsoft.com/office/word/2020/wordml/sdtdatahash" xmlns:w16sdtfl="http://schemas.microsoft.com/office/word/2024/wordml/sdtformatlock" xmlns:w16se="http://schemas.microsoft.com/office/word/2015/wordml/symex" xmlns:wpg="http://schemas.microsoft.com/office/word/2010/wordprocessingGroup" xmlns:wpi="http://schemas.microsoft.com/office/word/2010/wordprocessingInk" xmlns:wne="http://schemas.microsoft.com/office/word/2006/wordml" xmlns:wps="http://schemas.microsoft.com/office/word/2010/wordprocessingShape" mc:Ignorable="w14 w15 w16se w16cid w16 w16cex w16sdtdh w16sdtfl w16du wp14">
+<w:document xmlns:wpc="http://schemas.microsoft.com/office/word/2010/wordprocessingCanvas" xmlns:cx="http://schemas.microsoft.com/office/drawing/2014/chartex" xmlns:cx1="http://schemas.microsoft.com/office/drawing/2015/9/8/chartex" xmlns:cx2="http://schemas.microsoft.com/office/drawing/2015/10/21/chartex" xmlns:cx3="http://schemas.microsoft.com/office/drawing/2016/5/9/chartex" xmlns:cx4="http://schemas.microsoft.com/office/drawing/2016/5/10/chartex" xmlns:cx5="http://schemas.microsoft.com/office/drawing/2016/5/11/chartex" xmlns:cx6="http://schemas.microsoft.com/office/drawing/2016/5/12/chartex" xmlns:cx7="http://schemas.microsoft.com/office/drawing/2016/5/13/chartex" xmlns:cx8="http://schemas.microsoft.com/office/drawing/2016/5/14/chartex" xmlns:mc="http://schemas.openxmlformats.org/markup-compatibility/2006" xmlns:m="http://schemas.openxmlformats.org/officeDocument/2006/math" xmlns:aink="http://schemas.microsoft.com/office/drawing/2016/ink" xmlns:am3d="http://schemas.microsoft.com/office/drawing/2017/model3d" xmlns:oel="http://schemas.microsoft.com/office/2019/extlst" xmlns:r="http://schemas.openxmlformats.org/officeDocument/2006/relationships" xmlns:wp14="http://schemas.microsoft.com/office/word/2010/wordprocessingDrawing" xmlns:wp="http://schemas.openxmlformats.org/drawingml/2006/wordprocessingDrawing" xmlns:wpg="http://schemas.microsoft.com/office/word/2010/wordprocessingGroup" xmlns:wpi="http://schemas.microsoft.com/office/word/2010/wordprocessingInk" xmlns:wps="http://schemas.microsoft.com/office/word/2010/wordprocessingShape" xmlns:o="urn:schemas-microsoft-com:office:office" xmlns:v="urn:schemas-microsoft-com:vml" xmlns:w10="urn:schemas-microsoft-com:office:word" xmlns:w="http://schemas.openxmlformats.org/wordprocessingml/2006/main" xmlns:w14="http://schemas.microsoft.com/office/word/2010/wordml" xmlns:w15="http://schemas.microsoft.com/office/word/2012/wordml" xmlns:w16cex="http://schemas.microsoft.com/office/word/2018/wordml/cex" xmlns:w16cid="http://schemas.microsoft.com/office/word/2016/wordml/cid" xmlns:w16="http://schemas.microsoft.com/office/word/2018/wordml" xmlns:w16sdtdh="http://schemas.microsoft.com/office/word/2020/wordml/sdtdatahash" xmlns:w16sdtfl="http://schemas.microsoft.com/office/word/2024/wordml/sdtformatlock" xmlns:w16se="http://schemas.microsoft.com/office/word/2015/wordml/symex" xmlns:w16du="http://schemas.microsoft.com/office/word/2023/wordml/word16du" xmlns:wne="http://schemas.microsoft.com/office/word/2006/wordml" mc:Ignorable="w14 w15 w16se w16cid w16 w16cex w16sdtdh w16sdtfl w16du wp14">
   <w:body>
     <w:tbl>
       <w:tblPr>
@@ -184,16 +184,7 @@
                 <w:sz w:val="20"/>
                 <w:szCs w:val="20"/>
               </w:rPr>
-              <w:t xml:space="preserve">Functional test plan for the Reservation (Book a Slip) page, its handoff to the Reservation Summary page, and the wait-list </w:t>
-            </w:r>
-            <w:r>
-              <w:rPr>
-                <w:rFonts w:ascii="Arial" w:hAnsi="Arial" w:cs="Arial"/>
-                <w:color w:val="000000"/>
-                <w:sz w:val="20"/>
-                <w:szCs w:val="20"/>
-              </w:rPr>
-              <w:t xml:space="preserve">path </w:t>
+              <w:t xml:space="preserve">Functional test plan for the Reservation (Book a Slip) page, its handoff to the Reservation Summary page, and the wait-list path </w:t>
             </w:r>
             <w:r>
               <w:t>and</w:t>
@@ -352,17 +343,10 @@
         <w:p>
           <w:pPr>
             <w:pStyle w:val="TOCHeading"/>
-            <w:jc w:val="center"/>
-            <w:rPr>
-              <w:rFonts w:ascii="Arial" w:hAnsi="Arial" w:cs="Arial"/>
-              <w:b/>
-              <w:bCs/>
-            </w:rPr>
           </w:pPr>
           <w:r>
             <w:rPr>
               <w:b/>
-              <w:bCs/>
             </w:rPr>
             <w:t>TABLE OF CONTENTS</w:t>
           </w:r>
@@ -371,245 +355,144 @@
           <w:pPr>
             <w:pStyle w:val="TOC1"/>
             <w:tabs>
-              <w:tab w:val="right" w:leader="dot" w:pos="12950"/>
+              <w:tab w:val="right" w:leader="dot" w:pos="9350"/>
             </w:tabs>
-            <w:rPr>
-              <w:rFonts w:eastAsiaTheme="minorEastAsia"/>
-              <w:noProof/>
-            </w:rPr>
+            <w:spacing w:before="60" w:after="60"/>
           </w:pPr>
           <w:r>
             <w:rPr>
-              <w:rFonts w:ascii="Arial" w:hAnsi="Arial" w:cs="Arial"/>
+              <w:b/>
             </w:rPr>
-            <w:fldChar w:fldCharType="begin"/>
+            <w:t xml:space="preserve">Test 1: </w:t>
           </w:r>
           <w:r>
-            <w:rPr>
-              <w:rFonts w:ascii="Arial" w:hAnsi="Arial" w:cs="Arial"/>
-            </w:rPr>
-            <w:instrText xml:space="preserve"> TOC \o "1-3" \h \z \u </w:instrText>
+            <w:t>New Slip Reservation Matches Through to the Reservation Summary Page and Posts to MySQL</w:t>
           </w:r>
-          <w:r>
-            <w:rPr>
-              <w:rFonts w:ascii="Arial" w:hAnsi="Arial" w:cs="Arial"/>
-            </w:rPr>
-            <w:fldChar w:fldCharType="separate"/>
-          </w:r>
-          <w:hyperlink w:anchor="_Toc132718195" w:history="1">
-            <w:r>
-              <w:rPr>
-                <w:rStyle w:val="Hyperlink"/>
-                <w:rFonts w:ascii="Arial" w:hAnsi="Arial" w:cs="Arial"/>
-                <w:b/>
-                <w:bCs/>
-                <w:noProof/>
-              </w:rPr>
-              <w:t>&lt;DESCRIPTION&gt;</w:t>
-            </w:r>
-            <w:r>
-              <w:rPr>
-                <w:noProof/>
-                <w:webHidden/>
-              </w:rPr>
-              <w:tab/>
-            </w:r>
-            <w:r>
-              <w:rPr>
-                <w:noProof/>
-                <w:webHidden/>
-              </w:rPr>
-              <w:fldChar w:fldCharType="begin"/>
-            </w:r>
-            <w:r>
-              <w:rPr>
-                <w:noProof/>
-                <w:webHidden/>
-              </w:rPr>
-              <w:instrText xml:space="preserve"> PAGEREF _Toc132718195 \h </w:instrText>
-            </w:r>
-            <w:r>
-              <w:rPr>
-                <w:noProof/>
-                <w:webHidden/>
-              </w:rPr>
-            </w:r>
-            <w:r>
-              <w:rPr>
-                <w:noProof/>
-                <w:webHidden/>
-              </w:rPr>
-              <w:fldChar w:fldCharType="separate"/>
-            </w:r>
-            <w:r>
-              <w:rPr>
-                <w:noProof/>
-                <w:webHidden/>
-              </w:rPr>
-              <w:t>2</w:t>
-            </w:r>
-            <w:r>
-              <w:rPr>
-                <w:noProof/>
-                <w:webHidden/>
-              </w:rPr>
-              <w:fldChar w:fldCharType="end"/>
-            </w:r>
-          </w:hyperlink>
         </w:p>
         <w:p>
           <w:pPr>
             <w:pStyle w:val="TOC1"/>
             <w:tabs>
-              <w:tab w:val="right" w:leader="dot" w:pos="12950"/>
+              <w:tab w:val="right" w:leader="dot" w:pos="9350"/>
             </w:tabs>
+            <w:spacing w:before="60" w:after="60"/>
+          </w:pPr>
+          <w:r>
             <w:rPr>
-              <w:rFonts w:eastAsiaTheme="minorEastAsia"/>
-              <w:noProof/>
+              <w:b/>
             </w:rPr>
-          </w:pPr>
-          <w:hyperlink w:anchor="_Toc132718196" w:history="1">
-            <w:r>
-              <w:rPr>
-                <w:rStyle w:val="Hyperlink"/>
-                <w:rFonts w:ascii="Arial" w:hAnsi="Arial" w:cs="Arial"/>
-                <w:b/>
-                <w:bCs/>
-                <w:noProof/>
-              </w:rPr>
-              <w:t>&lt;DESCRIPTION&gt;</w:t>
-            </w:r>
-            <w:r>
-              <w:rPr>
-                <w:noProof/>
-                <w:webHidden/>
-              </w:rPr>
-              <w:tab/>
-            </w:r>
-            <w:r>
-              <w:rPr>
-                <w:noProof/>
-                <w:webHidden/>
-              </w:rPr>
-              <w:fldChar w:fldCharType="begin"/>
-            </w:r>
-            <w:r>
-              <w:rPr>
-                <w:noProof/>
-                <w:webHidden/>
-              </w:rPr>
-              <w:instrText xml:space="preserve"> PAGEREF _Toc132718196 \h </w:instrText>
-            </w:r>
-            <w:r>
-              <w:rPr>
-                <w:noProof/>
-                <w:webHidden/>
-              </w:rPr>
-            </w:r>
-            <w:r>
-              <w:rPr>
-                <w:noProof/>
-                <w:webHidden/>
-              </w:rPr>
-              <w:fldChar w:fldCharType="separate"/>
-            </w:r>
-            <w:r>
-              <w:rPr>
-                <w:noProof/>
-                <w:webHidden/>
-              </w:rPr>
-              <w:t>2</w:t>
-            </w:r>
-            <w:r>
-              <w:rPr>
-                <w:noProof/>
-                <w:webHidden/>
-              </w:rPr>
-              <w:fldChar w:fldCharType="end"/>
-            </w:r>
-          </w:hyperlink>
+            <w:t xml:space="preserve">Test 2: </w:t>
+          </w:r>
+          <w:r>
+            <w:t>Reservation Page Reflects Reduced Availability Immediately After Booking</w:t>
+          </w:r>
         </w:p>
         <w:p>
           <w:pPr>
             <w:pStyle w:val="TOC1"/>
             <w:tabs>
-              <w:tab w:val="right" w:leader="dot" w:pos="12950"/>
+              <w:tab w:val="right" w:leader="dot" w:pos="9350"/>
             </w:tabs>
+            <w:spacing w:before="60" w:after="60"/>
+          </w:pPr>
+          <w:r>
             <w:rPr>
-              <w:rFonts w:eastAsiaTheme="minorEastAsia"/>
-              <w:noProof/>
+              <w:b/>
             </w:rPr>
-          </w:pPr>
-          <w:hyperlink w:anchor="_Toc132718197" w:history="1">
-            <w:r>
-              <w:rPr>
-                <w:rStyle w:val="Hyperlink"/>
-                <w:rFonts w:ascii="Arial" w:hAnsi="Arial" w:cs="Arial"/>
-                <w:b/>
-                <w:bCs/>
-                <w:noProof/>
-              </w:rPr>
-              <w:t>&lt;DESCRIPTION&gt;</w:t>
-            </w:r>
-            <w:r>
-              <w:rPr>
-                <w:noProof/>
-                <w:webHidden/>
-              </w:rPr>
-              <w:tab/>
-            </w:r>
-            <w:r>
-              <w:rPr>
-                <w:noProof/>
-                <w:webHidden/>
-              </w:rPr>
-              <w:fldChar w:fldCharType="begin"/>
-            </w:r>
-            <w:r>
-              <w:rPr>
-                <w:noProof/>
-                <w:webHidden/>
-              </w:rPr>
-              <w:instrText xml:space="preserve"> PAGEREF _Toc132718197 \h </w:instrText>
-            </w:r>
-            <w:r>
-              <w:rPr>
-                <w:noProof/>
-                <w:webHidden/>
-              </w:rPr>
-            </w:r>
-            <w:r>
-              <w:rPr>
-                <w:noProof/>
-                <w:webHidden/>
-              </w:rPr>
-              <w:fldChar w:fldCharType="separate"/>
-            </w:r>
-            <w:r>
-              <w:rPr>
-                <w:noProof/>
-                <w:webHidden/>
-              </w:rPr>
-              <w:t>3</w:t>
-            </w:r>
-            <w:r>
-              <w:rPr>
-                <w:noProof/>
-                <w:webHidden/>
-              </w:rPr>
-              <w:fldChar w:fldCharType="end"/>
-            </w:r>
-          </w:hyperlink>
+            <w:t xml:space="preserve">Test 3: </w:t>
+          </w:r>
+          <w:r>
+            <w:t>A Full Slip Size Notifies the Customer, Offers the Wait List, and Never Creates a Reservation</w:t>
+          </w:r>
         </w:p>
         <w:p>
+          <w:pPr>
+            <w:pStyle w:val="TOC1"/>
+            <w:tabs>
+              <w:tab w:val="right" w:leader="dot" w:pos="9350"/>
+            </w:tabs>
+            <w:spacing w:before="60" w:after="60"/>
+          </w:pPr>
           <w:r>
             <w:rPr>
-              <w:rFonts w:ascii="Arial" w:hAnsi="Arial" w:cs="Arial"/>
               <w:b/>
-              <w:bCs/>
-              <w:noProof/>
             </w:rPr>
-            <w:fldChar w:fldCharType="end"/>
+            <w:t xml:space="preserve">Test 4: </w:t>
+          </w:r>
+          <w:r>
+            <w:t>Reservation Booking and Cancellation via Reservation Summary</w:t>
+          </w:r>
+        </w:p>
+        <w:p>
+          <w:pPr>
+            <w:pStyle w:val="TOC1"/>
+            <w:tabs>
+              <w:tab w:val="right" w:leader="dot" w:pos="9350"/>
+            </w:tabs>
+            <w:spacing w:before="60" w:after="60"/>
+          </w:pPr>
+          <w:r>
+            <w:rPr>
+              <w:b/>
+            </w:rPr>
+            <w:t xml:space="preserve">Test 5: </w:t>
+          </w:r>
+          <w:r>
+            <w:t>About Us Page Loads and Displays Correctly</w:t>
+          </w:r>
+        </w:p>
+        <w:p>
+          <w:pPr>
+            <w:pStyle w:val="TOC1"/>
+            <w:tabs>
+              <w:tab w:val="right" w:leader="dot" w:pos="9350"/>
+            </w:tabs>
+            <w:spacing w:before="60" w:after="60"/>
+          </w:pPr>
+          <w:r>
+            <w:rPr>
+              <w:b/>
+            </w:rPr>
+            <w:t xml:space="preserve">Test 6: </w:t>
+          </w:r>
+          <w:r>
+            <w:t>About Us Navigation</w:t>
+          </w:r>
+        </w:p>
+        <w:p>
+          <w:pPr>
+            <w:pStyle w:val="TOC1"/>
+            <w:tabs>
+              <w:tab w:val="right" w:leader="dot" w:pos="9350"/>
+            </w:tabs>
+            <w:spacing w:before="60" w:after="60"/>
+          </w:pPr>
+          <w:r>
+            <w:rPr>
+              <w:b/>
+            </w:rPr>
+            <w:t xml:space="preserve">Test 7: </w:t>
+          </w:r>
+          <w:r>
+            <w:t>About Us Page Has Public Access</w:t>
+          </w:r>
+        </w:p>
+        <w:p>
+          <w:pPr>
+            <w:pStyle w:val="TOC1"/>
+            <w:tabs>
+              <w:tab w:val="right" w:leader="dot" w:pos="9350"/>
+            </w:tabs>
+            <w:spacing w:before="60" w:after="60"/>
+          </w:pPr>
+          <w:r>
+            <w:rPr>
+              <w:b/>
+            </w:rPr>
+            <w:t xml:space="preserve">Test 8: </w:t>
+          </w:r>
+          <w:r>
+            <w:t>About Us Content Accuracy</w:t>
           </w:r>
         </w:p>
       </w:sdtContent>
@@ -769,7 +652,6 @@
           <w:sz w:val="24"/>
           <w:szCs w:val="24"/>
         </w:rPr>
-        <w:lastRenderedPageBreak/>
         <w:t xml:space="preserve"> </w:t>
       </w:r>
     </w:p>
@@ -815,7 +697,25 @@
           <w:sz w:val="24"/>
           <w:szCs w:val="24"/>
         </w:rPr>
-        <w:t xml:space="preserve"> should:  provide a test description, a test objective, the developer name and date tested. For each step, fill out the actions to be taken and describe the expected results, and indicate yes or no for each step depending upon the result. The </w:t>
+        <w:t xml:space="preserve"> should:  provide a test description, a test objective, the </w:t>
+      </w:r>
+      <w:proofErr w:type="gramStart"/>
+      <w:r>
+        <w:rPr>
+          <w:rFonts w:ascii="Arial" w:hAnsi="Arial" w:cs="Arial"/>
+          <w:sz w:val="24"/>
+          <w:szCs w:val="24"/>
+        </w:rPr>
+        <w:t>developer</w:t>
+      </w:r>
+      <w:proofErr w:type="gramEnd"/>
+      <w:r>
+        <w:rPr>
+          <w:rFonts w:ascii="Arial" w:hAnsi="Arial" w:cs="Arial"/>
+          <w:sz w:val="24"/>
+          <w:szCs w:val="24"/>
+        </w:rPr>
+        <w:t xml:space="preserve"> name and date tested. For each step, fill out the actions to be taken and describe the expected results, and indicate yes or no for each step depending upon the result. The </w:t>
       </w:r>
       <w:r>
         <w:rPr>
@@ -1026,16 +926,26 @@
                 <w:sz w:val="20"/>
                 <w:szCs w:val="20"/>
               </w:rPr>
+              <w:t xml:space="preserve"> Sept 11, </w:t>
+            </w:r>
+            <w:proofErr w:type="gramStart"/>
+            <w:r>
+              <w:rPr>
+                <w:rFonts w:ascii="Arial" w:hAnsi="Arial" w:cs="Arial"/>
+                <w:sz w:val="20"/>
+                <w:szCs w:val="20"/>
+              </w:rPr>
+              <w:t>2026</w:t>
+            </w:r>
+            <w:proofErr w:type="gramEnd"/>
+            <w:r>
+              <w:rPr>
+                <w:rFonts w:ascii="Arial" w:hAnsi="Arial" w:cs="Arial"/>
+                <w:color w:val="C00000"/>
+                <w:sz w:val="20"/>
+                <w:szCs w:val="20"/>
+              </w:rPr>
               <w:t xml:space="preserve"> </w:t>
-            </w:r>
-            <w:r>
-              <w:rPr>
-                <w:rFonts w:ascii="Arial" w:hAnsi="Arial" w:cs="Arial"/>
-                <w:color w:val="C00000"/>
-                <w:sz w:val="20"/>
-                <w:szCs w:val="20"/>
-              </w:rPr>
-              <w:t xml:space="preserve">&lt;yyyy/mm/dd&gt; </w:t>
             </w:r>
           </w:p>
         </w:tc>
@@ -1351,19 +1261,20 @@
               <w:spacing w:before="80" w:after="80"/>
               <w:rPr>
                 <w:rFonts w:ascii="Arial" w:hAnsi="Arial" w:cs="Arial"/>
-                <w:color w:val="C00000"/>
-                <w:sz w:val="20"/>
-                <w:szCs w:val="20"/>
-              </w:rPr>
-            </w:pPr>
-            <w:r>
-              <w:rPr>
-                <w:rFonts w:ascii="Arial" w:hAnsi="Arial" w:cs="Arial"/>
-                <w:color w:val="C00000"/>
-                <w:sz w:val="20"/>
-                <w:szCs w:val="20"/>
-              </w:rPr>
-              <w:t>&lt;yes/no&gt;</w:t>
+                <w:color w:val="000000" w:themeColor="text1"/>
+                <w:sz w:val="20"/>
+                <w:szCs w:val="20"/>
+              </w:rPr>
+            </w:pPr>
+            <w:r>
+              <w:rPr>
+                <w:rFonts w:ascii="Arial" w:hAnsi="Arial" w:cs="Arial"/>
+                <w:color w:val="000000" w:themeColor="text1"/>
+                <w:sz w:val="20"/>
+                <w:szCs w:val="20"/>
+                <w:highlight w:val="green"/>
+              </w:rPr>
+              <w:t>Pass</w:t>
             </w:r>
           </w:p>
         </w:tc>
@@ -1517,11 +1428,12 @@
             <w:r>
               <w:rPr>
                 <w:rFonts w:ascii="Arial" w:hAnsi="Arial" w:cs="Arial"/>
-                <w:color w:val="C00000"/>
-                <w:sz w:val="20"/>
-                <w:szCs w:val="20"/>
-              </w:rPr>
-              <w:t>&lt;yes/no&gt;</w:t>
+                <w:color w:val="000000" w:themeColor="text1"/>
+                <w:sz w:val="20"/>
+                <w:szCs w:val="20"/>
+                <w:highlight w:val="green"/>
+              </w:rPr>
+              <w:t>Pass</w:t>
             </w:r>
           </w:p>
         </w:tc>
@@ -1646,11 +1558,12 @@
             <w:r>
               <w:rPr>
                 <w:rFonts w:ascii="Arial" w:hAnsi="Arial" w:cs="Arial"/>
-                <w:color w:val="C00000"/>
-                <w:sz w:val="20"/>
-                <w:szCs w:val="20"/>
-              </w:rPr>
-              <w:t>&lt;yes/no&gt;</w:t>
+                <w:color w:val="000000" w:themeColor="text1"/>
+                <w:sz w:val="20"/>
+                <w:szCs w:val="20"/>
+                <w:highlight w:val="green"/>
+              </w:rPr>
+              <w:t>Pass</w:t>
             </w:r>
           </w:p>
         </w:tc>
@@ -1774,11 +1687,12 @@
             <w:r>
               <w:rPr>
                 <w:rFonts w:ascii="Arial" w:hAnsi="Arial" w:cs="Arial"/>
-                <w:color w:val="C00000"/>
-                <w:sz w:val="20"/>
-                <w:szCs w:val="20"/>
-              </w:rPr>
-              <w:t>&lt;yes/no&gt;</w:t>
+                <w:color w:val="000000" w:themeColor="text1"/>
+                <w:sz w:val="20"/>
+                <w:szCs w:val="20"/>
+                <w:highlight w:val="green"/>
+              </w:rPr>
+              <w:t>Pass</w:t>
             </w:r>
           </w:p>
         </w:tc>
@@ -1902,11 +1816,12 @@
             <w:r>
               <w:rPr>
                 <w:rFonts w:ascii="Arial" w:hAnsi="Arial" w:cs="Arial"/>
-                <w:color w:val="C00000"/>
-                <w:sz w:val="20"/>
-                <w:szCs w:val="20"/>
-              </w:rPr>
-              <w:t>&lt;yes/no&gt;</w:t>
+                <w:color w:val="000000" w:themeColor="text1"/>
+                <w:sz w:val="20"/>
+                <w:szCs w:val="20"/>
+                <w:highlight w:val="green"/>
+              </w:rPr>
+              <w:t>Pass</w:t>
             </w:r>
           </w:p>
         </w:tc>
@@ -2024,18 +1939,190 @@
                 <w:color w:val="000000"/>
                 <w:sz w:val="20"/>
               </w:rPr>
-              <w:t>SELECT r.confirmationNumber, r.customerID, r.boatID, r.slipID, r.startDate,</w:t>
-            </w:r>
-          </w:p>
-          <w:p>
-            <w:r>
-              <w:rPr>
-                <w:rFonts w:ascii="Arial" w:hAnsi="Arial"/>
-                <w:color w:val="000000"/>
-                <w:sz w:val="20"/>
-              </w:rPr>
-              <w:t xml:space="preserve">       r.monthlyRate, r.reservationStatus, s.slipNumber, d.dockNumber, sz.sizeFt</w:t>
-            </w:r>
+              <w:t xml:space="preserve">SELECT </w:t>
+            </w:r>
+            <w:proofErr w:type="gramStart"/>
+            <w:r>
+              <w:rPr>
+                <w:rFonts w:ascii="Arial" w:hAnsi="Arial"/>
+                <w:color w:val="000000"/>
+                <w:sz w:val="20"/>
+              </w:rPr>
+              <w:t>r.confirmationNumber</w:t>
+            </w:r>
+            <w:proofErr w:type="gramEnd"/>
+            <w:r>
+              <w:rPr>
+                <w:rFonts w:ascii="Arial" w:hAnsi="Arial"/>
+                <w:color w:val="000000"/>
+                <w:sz w:val="20"/>
+              </w:rPr>
+              <w:t xml:space="preserve">, </w:t>
+            </w:r>
+            <w:proofErr w:type="gramStart"/>
+            <w:r>
+              <w:rPr>
+                <w:rFonts w:ascii="Arial" w:hAnsi="Arial"/>
+                <w:color w:val="000000"/>
+                <w:sz w:val="20"/>
+              </w:rPr>
+              <w:t>r.customerID</w:t>
+            </w:r>
+            <w:proofErr w:type="gramEnd"/>
+            <w:r>
+              <w:rPr>
+                <w:rFonts w:ascii="Arial" w:hAnsi="Arial"/>
+                <w:color w:val="000000"/>
+                <w:sz w:val="20"/>
+              </w:rPr>
+              <w:t xml:space="preserve">, </w:t>
+            </w:r>
+            <w:proofErr w:type="gramStart"/>
+            <w:r>
+              <w:rPr>
+                <w:rFonts w:ascii="Arial" w:hAnsi="Arial"/>
+                <w:color w:val="000000"/>
+                <w:sz w:val="20"/>
+              </w:rPr>
+              <w:t>r.boatID</w:t>
+            </w:r>
+            <w:proofErr w:type="gramEnd"/>
+            <w:r>
+              <w:rPr>
+                <w:rFonts w:ascii="Arial" w:hAnsi="Arial"/>
+                <w:color w:val="000000"/>
+                <w:sz w:val="20"/>
+              </w:rPr>
+              <w:t xml:space="preserve">, </w:t>
+            </w:r>
+            <w:proofErr w:type="gramStart"/>
+            <w:r>
+              <w:rPr>
+                <w:rFonts w:ascii="Arial" w:hAnsi="Arial"/>
+                <w:color w:val="000000"/>
+                <w:sz w:val="20"/>
+              </w:rPr>
+              <w:t>r.slipID</w:t>
+            </w:r>
+            <w:proofErr w:type="gramEnd"/>
+            <w:r>
+              <w:rPr>
+                <w:rFonts w:ascii="Arial" w:hAnsi="Arial"/>
+                <w:color w:val="000000"/>
+                <w:sz w:val="20"/>
+              </w:rPr>
+              <w:t xml:space="preserve">, </w:t>
+            </w:r>
+            <w:proofErr w:type="gramStart"/>
+            <w:r>
+              <w:rPr>
+                <w:rFonts w:ascii="Arial" w:hAnsi="Arial"/>
+                <w:color w:val="000000"/>
+                <w:sz w:val="20"/>
+              </w:rPr>
+              <w:t>r.startDate</w:t>
+            </w:r>
+            <w:proofErr w:type="gramEnd"/>
+            <w:r>
+              <w:rPr>
+                <w:rFonts w:ascii="Arial" w:hAnsi="Arial"/>
+                <w:color w:val="000000"/>
+                <w:sz w:val="20"/>
+              </w:rPr>
+              <w:t>,</w:t>
+            </w:r>
+          </w:p>
+          <w:p>
+            <w:r>
+              <w:rPr>
+                <w:rFonts w:ascii="Arial" w:hAnsi="Arial"/>
+                <w:color w:val="000000"/>
+                <w:sz w:val="20"/>
+              </w:rPr>
+              <w:t xml:space="preserve">       </w:t>
+            </w:r>
+            <w:proofErr w:type="gramStart"/>
+            <w:r>
+              <w:rPr>
+                <w:rFonts w:ascii="Arial" w:hAnsi="Arial"/>
+                <w:color w:val="000000"/>
+                <w:sz w:val="20"/>
+              </w:rPr>
+              <w:t>r.monthlyRate</w:t>
+            </w:r>
+            <w:proofErr w:type="gramEnd"/>
+            <w:r>
+              <w:rPr>
+                <w:rFonts w:ascii="Arial" w:hAnsi="Arial"/>
+                <w:color w:val="000000"/>
+                <w:sz w:val="20"/>
+              </w:rPr>
+              <w:t xml:space="preserve">, </w:t>
+            </w:r>
+            <w:proofErr w:type="gramStart"/>
+            <w:r>
+              <w:rPr>
+                <w:rFonts w:ascii="Arial" w:hAnsi="Arial"/>
+                <w:color w:val="000000"/>
+                <w:sz w:val="20"/>
+              </w:rPr>
+              <w:t>r.reservationStatus</w:t>
+            </w:r>
+            <w:proofErr w:type="gramEnd"/>
+            <w:r>
+              <w:rPr>
+                <w:rFonts w:ascii="Arial" w:hAnsi="Arial"/>
+                <w:color w:val="000000"/>
+                <w:sz w:val="20"/>
+              </w:rPr>
+              <w:t xml:space="preserve">, </w:t>
+            </w:r>
+            <w:proofErr w:type="gramStart"/>
+            <w:r>
+              <w:rPr>
+                <w:rFonts w:ascii="Arial" w:hAnsi="Arial"/>
+                <w:color w:val="000000"/>
+                <w:sz w:val="20"/>
+              </w:rPr>
+              <w:t>s.slipNumber</w:t>
+            </w:r>
+            <w:proofErr w:type="gramEnd"/>
+            <w:r>
+              <w:rPr>
+                <w:rFonts w:ascii="Arial" w:hAnsi="Arial"/>
+                <w:color w:val="000000"/>
+                <w:sz w:val="20"/>
+              </w:rPr>
+              <w:t xml:space="preserve">, </w:t>
+            </w:r>
+            <w:proofErr w:type="gramStart"/>
+            <w:r>
+              <w:rPr>
+                <w:rFonts w:ascii="Arial" w:hAnsi="Arial"/>
+                <w:color w:val="000000"/>
+                <w:sz w:val="20"/>
+              </w:rPr>
+              <w:t>d.dockNumber</w:t>
+            </w:r>
+            <w:proofErr w:type="gramEnd"/>
+            <w:r>
+              <w:rPr>
+                <w:rFonts w:ascii="Arial" w:hAnsi="Arial"/>
+                <w:color w:val="000000"/>
+                <w:sz w:val="20"/>
+              </w:rPr>
+              <w:t xml:space="preserve">, </w:t>
+            </w:r>
+            <w:proofErr w:type="gramStart"/>
+            <w:r>
+              <w:rPr>
+                <w:rFonts w:ascii="Arial" w:hAnsi="Arial"/>
+                <w:color w:val="000000"/>
+                <w:sz w:val="20"/>
+              </w:rPr>
+              <w:t>sz.sizeFt</w:t>
+            </w:r>
+            <w:proofErr w:type="gramEnd"/>
           </w:p>
           <w:p>
             <w:r>
@@ -2054,8 +2141,36 @@
                 <w:color w:val="000000"/>
                 <w:sz w:val="20"/>
               </w:rPr>
-              <w:t>JOIN Slip s ON s.slipID = r.slipID</w:t>
-            </w:r>
+              <w:t xml:space="preserve">JOIN Slip s ON </w:t>
+            </w:r>
+            <w:proofErr w:type="gramStart"/>
+            <w:r>
+              <w:rPr>
+                <w:rFonts w:ascii="Arial" w:hAnsi="Arial"/>
+                <w:color w:val="000000"/>
+                <w:sz w:val="20"/>
+              </w:rPr>
+              <w:t>s.slipID</w:t>
+            </w:r>
+            <w:proofErr w:type="gramEnd"/>
+            <w:r>
+              <w:rPr>
+                <w:rFonts w:ascii="Arial" w:hAnsi="Arial"/>
+                <w:color w:val="000000"/>
+                <w:sz w:val="20"/>
+              </w:rPr>
+              <w:t xml:space="preserve"> = </w:t>
+            </w:r>
+            <w:proofErr w:type="gramStart"/>
+            <w:r>
+              <w:rPr>
+                <w:rFonts w:ascii="Arial" w:hAnsi="Arial"/>
+                <w:color w:val="000000"/>
+                <w:sz w:val="20"/>
+              </w:rPr>
+              <w:t>r.slipID</w:t>
+            </w:r>
+            <w:proofErr w:type="gramEnd"/>
           </w:p>
           <w:p>
             <w:r>
@@ -2065,27 +2180,101 @@
                 <w:sz w:val="20"/>
               </w:rPr>
               <w:lastRenderedPageBreak/>
-              <w:t>JOIN Dock d ON d.dockID = s.dockID</w:t>
-            </w:r>
-          </w:p>
-          <w:p>
-            <w:r>
-              <w:rPr>
-                <w:rFonts w:ascii="Arial" w:hAnsi="Arial"/>
-                <w:color w:val="000000"/>
-                <w:sz w:val="20"/>
-              </w:rPr>
-              <w:t>JOIN SlipSize sz ON sz.slipSizeID = s.slipSizeID</w:t>
-            </w:r>
-          </w:p>
-          <w:p>
-            <w:r>
-              <w:rPr>
-                <w:rFonts w:ascii="Arial" w:hAnsi="Arial"/>
-                <w:color w:val="000000"/>
-                <w:sz w:val="20"/>
-              </w:rPr>
-              <w:t>WHERE r.confirmationNumber = '&lt;confirmation number from Step 5&gt;';</w:t>
+              <w:t xml:space="preserve">JOIN Dock d ON </w:t>
+            </w:r>
+            <w:proofErr w:type="gramStart"/>
+            <w:r>
+              <w:rPr>
+                <w:rFonts w:ascii="Arial" w:hAnsi="Arial"/>
+                <w:color w:val="000000"/>
+                <w:sz w:val="20"/>
+              </w:rPr>
+              <w:t>d.dockID</w:t>
+            </w:r>
+            <w:proofErr w:type="gramEnd"/>
+            <w:r>
+              <w:rPr>
+                <w:rFonts w:ascii="Arial" w:hAnsi="Arial"/>
+                <w:color w:val="000000"/>
+                <w:sz w:val="20"/>
+              </w:rPr>
+              <w:t xml:space="preserve"> = </w:t>
+            </w:r>
+            <w:proofErr w:type="gramStart"/>
+            <w:r>
+              <w:rPr>
+                <w:rFonts w:ascii="Arial" w:hAnsi="Arial"/>
+                <w:color w:val="000000"/>
+                <w:sz w:val="20"/>
+              </w:rPr>
+              <w:t>s.dockID</w:t>
+            </w:r>
+            <w:proofErr w:type="gramEnd"/>
+          </w:p>
+          <w:p>
+            <w:r>
+              <w:rPr>
+                <w:rFonts w:ascii="Arial" w:hAnsi="Arial"/>
+                <w:color w:val="000000"/>
+                <w:sz w:val="20"/>
+              </w:rPr>
+              <w:t xml:space="preserve">JOIN SlipSize sz ON </w:t>
+            </w:r>
+            <w:proofErr w:type="gramStart"/>
+            <w:r>
+              <w:rPr>
+                <w:rFonts w:ascii="Arial" w:hAnsi="Arial"/>
+                <w:color w:val="000000"/>
+                <w:sz w:val="20"/>
+              </w:rPr>
+              <w:t>sz.slipSizeID</w:t>
+            </w:r>
+            <w:proofErr w:type="gramEnd"/>
+            <w:r>
+              <w:rPr>
+                <w:rFonts w:ascii="Arial" w:hAnsi="Arial"/>
+                <w:color w:val="000000"/>
+                <w:sz w:val="20"/>
+              </w:rPr>
+              <w:t xml:space="preserve"> = </w:t>
+            </w:r>
+            <w:proofErr w:type="gramStart"/>
+            <w:r>
+              <w:rPr>
+                <w:rFonts w:ascii="Arial" w:hAnsi="Arial"/>
+                <w:color w:val="000000"/>
+                <w:sz w:val="20"/>
+              </w:rPr>
+              <w:t>s.slipSizeID</w:t>
+            </w:r>
+            <w:proofErr w:type="gramEnd"/>
+          </w:p>
+          <w:p>
+            <w:r>
+              <w:rPr>
+                <w:rFonts w:ascii="Arial" w:hAnsi="Arial"/>
+                <w:color w:val="000000"/>
+                <w:sz w:val="20"/>
+              </w:rPr>
+              <w:t xml:space="preserve">WHERE </w:t>
+            </w:r>
+            <w:proofErr w:type="gramStart"/>
+            <w:r>
+              <w:rPr>
+                <w:rFonts w:ascii="Arial" w:hAnsi="Arial"/>
+                <w:color w:val="000000"/>
+                <w:sz w:val="20"/>
+              </w:rPr>
+              <w:t>r.confirmationNumber</w:t>
+            </w:r>
+            <w:proofErr w:type="gramEnd"/>
+            <w:r>
+              <w:rPr>
+                <w:rFonts w:ascii="Arial" w:hAnsi="Arial"/>
+                <w:color w:val="000000"/>
+                <w:sz w:val="20"/>
+              </w:rPr>
+              <w:t xml:space="preserve"> = '&lt;confirmation number from Step 5&gt;';</w:t>
             </w:r>
           </w:p>
         </w:tc>
@@ -2152,11 +2341,12 @@
             <w:r>
               <w:rPr>
                 <w:rFonts w:ascii="Arial" w:hAnsi="Arial" w:cs="Arial"/>
-                <w:color w:val="C00000"/>
-                <w:sz w:val="20"/>
-                <w:szCs w:val="20"/>
-              </w:rPr>
-              <w:t>&lt;yes/no&gt;</w:t>
+                <w:color w:val="000000" w:themeColor="text1"/>
+                <w:sz w:val="20"/>
+                <w:szCs w:val="20"/>
+                <w:highlight w:val="green"/>
+              </w:rPr>
+              <w:t>Pass</w:t>
             </w:r>
           </w:p>
         </w:tc>
@@ -2227,19 +2417,50 @@
               <w:spacing w:before="80" w:after="80"/>
               <w:rPr>
                 <w:rFonts w:ascii="Arial" w:hAnsi="Arial" w:cs="Arial"/>
-                <w:color w:val="C00000"/>
-                <w:sz w:val="20"/>
-                <w:szCs w:val="20"/>
-              </w:rPr>
-            </w:pPr>
-            <w:r>
-              <w:rPr>
-                <w:rFonts w:ascii="Arial" w:hAnsi="Arial" w:cs="Arial"/>
-                <w:color w:val="C00000"/>
-                <w:sz w:val="20"/>
-                <w:szCs w:val="20"/>
-              </w:rPr>
-              <w:t xml:space="preserve">Comments should be substantive; this means there should be at least 2-3 well-structured sentences with constructive feedback. </w:t>
+                <w:color w:val="000000" w:themeColor="text1"/>
+                <w:sz w:val="20"/>
+                <w:szCs w:val="20"/>
+              </w:rPr>
+            </w:pPr>
+            <w:r>
+              <w:rPr>
+                <w:rFonts w:ascii="Arial" w:hAnsi="Arial" w:cs="Arial"/>
+                <w:color w:val="000000" w:themeColor="text1"/>
+                <w:sz w:val="20"/>
+                <w:szCs w:val="20"/>
+              </w:rPr>
+              <w:t>Robert: Test passes.  Minor visual bug with creating a new boat, the register a new boat popup modal scrolls weird, leaving the background “greying” exposing some of the page behind it and allowing for scrolling on the main page.  Tester Fixed this before handing off to peer testing.</w:t>
+            </w:r>
+          </w:p>
+          <w:p>
+            <w:pPr>
+              <w:spacing w:before="80" w:after="80"/>
+              <w:rPr>
+                <w:rFonts w:ascii="Arial" w:hAnsi="Arial" w:cs="Arial"/>
+                <w:color w:val="000000" w:themeColor="text1"/>
+                <w:sz w:val="20"/>
+                <w:szCs w:val="20"/>
+              </w:rPr>
+            </w:pPr>
+          </w:p>
+          <w:p>
+            <w:pPr>
+              <w:spacing w:before="80" w:after="80"/>
+              <w:rPr>
+                <w:rFonts w:ascii="Arial" w:hAnsi="Arial" w:cs="Arial"/>
+                <w:color w:val="000000" w:themeColor="text1"/>
+                <w:sz w:val="20"/>
+                <w:szCs w:val="20"/>
+              </w:rPr>
+            </w:pPr>
+            <w:r>
+              <w:rPr>
+                <w:rFonts w:ascii="Arial" w:hAnsi="Arial" w:cs="Arial"/>
+                <w:color w:val="000000" w:themeColor="text1"/>
+                <w:sz w:val="20"/>
+                <w:szCs w:val="20"/>
+              </w:rPr>
+              <w:t>Carolina:</w:t>
             </w:r>
           </w:p>
         </w:tc>
@@ -2346,7 +2567,7 @@
         </w:tc>
         <w:tc>
           <w:tcPr>
-            <w:tcW w:w="3570" w:type="dxa"/>
+            <w:tcW w:w="4763" w:type="dxa"/>
           </w:tcPr>
           <w:p>
             <w:pPr>
@@ -2378,7 +2599,7 @@
         </w:tc>
         <w:tc>
           <w:tcPr>
-            <w:tcW w:w="3930" w:type="dxa"/>
+            <w:tcW w:w="3274" w:type="dxa"/>
           </w:tcPr>
           <w:p>
             <w:pPr>
@@ -2433,22 +2654,13 @@
                 <w:sz w:val="20"/>
                 <w:szCs w:val="20"/>
               </w:rPr>
-              <w:t xml:space="preserve"> </w:t>
-            </w:r>
-            <w:r>
-              <w:rPr>
-                <w:rFonts w:ascii="Arial" w:hAnsi="Arial" w:cs="Arial"/>
-                <w:color w:val="C00000"/>
-                <w:sz w:val="20"/>
-                <w:szCs w:val="20"/>
-              </w:rPr>
-              <w:t xml:space="preserve">&lt;yyyy/mm/dd&gt; </w:t>
-            </w:r>
-          </w:p>
-        </w:tc>
-        <w:tc>
-          <w:tcPr>
-            <w:tcW w:w="4200" w:type="dxa"/>
+              <w:t xml:space="preserve"> Sept 11, 2026</w:t>
+            </w:r>
+          </w:p>
+        </w:tc>
+        <w:tc>
+          <w:tcPr>
+            <w:tcW w:w="3663" w:type="dxa"/>
             <w:gridSpan w:val="2"/>
           </w:tcPr>
           <w:p>
@@ -2543,7 +2755,7 @@
         </w:tc>
         <w:tc>
           <w:tcPr>
-            <w:tcW w:w="3570" w:type="dxa"/>
+            <w:tcW w:w="4763" w:type="dxa"/>
           </w:tcPr>
           <w:p>
             <w:pPr>
@@ -2570,7 +2782,7 @@
         </w:tc>
         <w:tc>
           <w:tcPr>
-            <w:tcW w:w="3930" w:type="dxa"/>
+            <w:tcW w:w="3274" w:type="dxa"/>
           </w:tcPr>
           <w:p>
             <w:pPr>
@@ -2597,7 +2809,7 @@
         </w:tc>
         <w:tc>
           <w:tcPr>
-            <w:tcW w:w="2148" w:type="dxa"/>
+            <w:tcW w:w="1886" w:type="dxa"/>
           </w:tcPr>
           <w:p>
             <w:pPr>
@@ -2624,7 +2836,7 @@
         </w:tc>
         <w:tc>
           <w:tcPr>
-            <w:tcW w:w="2052" w:type="dxa"/>
+            <w:tcW w:w="1777" w:type="dxa"/>
           </w:tcPr>
           <w:p>
             <w:pPr>
@@ -2679,7 +2891,7 @@
         </w:tc>
         <w:tc>
           <w:tcPr>
-            <w:tcW w:w="3570" w:type="dxa"/>
+            <w:tcW w:w="4763" w:type="dxa"/>
           </w:tcPr>
           <w:p>
             <w:pPr>
@@ -2704,7 +2916,7 @@
         </w:tc>
         <w:tc>
           <w:tcPr>
-            <w:tcW w:w="3930" w:type="dxa"/>
+            <w:tcW w:w="3274" w:type="dxa"/>
           </w:tcPr>
           <w:p>
             <w:pPr>
@@ -2729,32 +2941,33 @@
         </w:tc>
         <w:tc>
           <w:tcPr>
-            <w:tcW w:w="2148" w:type="dxa"/>
-          </w:tcPr>
-          <w:p>
-            <w:pPr>
-              <w:spacing w:before="80" w:after="80"/>
-              <w:rPr>
-                <w:rFonts w:ascii="Arial" w:hAnsi="Arial" w:cs="Arial"/>
-                <w:color w:val="C00000"/>
-                <w:sz w:val="20"/>
-                <w:szCs w:val="20"/>
-              </w:rPr>
-            </w:pPr>
-            <w:r>
-              <w:rPr>
-                <w:rFonts w:ascii="Arial" w:hAnsi="Arial" w:cs="Arial"/>
-                <w:color w:val="C00000"/>
-                <w:sz w:val="20"/>
-                <w:szCs w:val="20"/>
-              </w:rPr>
-              <w:t>&lt;yes/no&gt;</w:t>
-            </w:r>
-          </w:p>
-        </w:tc>
-        <w:tc>
-          <w:tcPr>
-            <w:tcW w:w="2052" w:type="dxa"/>
+            <w:tcW w:w="1886" w:type="dxa"/>
+          </w:tcPr>
+          <w:p>
+            <w:pPr>
+              <w:spacing w:before="80" w:after="80"/>
+              <w:rPr>
+                <w:rFonts w:ascii="Arial" w:hAnsi="Arial" w:cs="Arial"/>
+                <w:color w:val="C00000"/>
+                <w:sz w:val="20"/>
+                <w:szCs w:val="20"/>
+              </w:rPr>
+            </w:pPr>
+            <w:r>
+              <w:rPr>
+                <w:rFonts w:ascii="Arial" w:hAnsi="Arial" w:cs="Arial"/>
+                <w:color w:val="000000" w:themeColor="text1"/>
+                <w:sz w:val="20"/>
+                <w:szCs w:val="20"/>
+                <w:highlight w:val="green"/>
+              </w:rPr>
+              <w:t>Pass</w:t>
+            </w:r>
+          </w:p>
+        </w:tc>
+        <w:tc>
+          <w:tcPr>
+            <w:tcW w:w="1777" w:type="dxa"/>
           </w:tcPr>
           <w:p>
             <w:pPr>
@@ -2807,7 +3020,7 @@
         </w:tc>
         <w:tc>
           <w:tcPr>
-            <w:tcW w:w="3570" w:type="dxa"/>
+            <w:tcW w:w="4763" w:type="dxa"/>
           </w:tcPr>
           <w:p>
             <w:pPr>
@@ -2832,7 +3045,7 @@
         </w:tc>
         <w:tc>
           <w:tcPr>
-            <w:tcW w:w="3930" w:type="dxa"/>
+            <w:tcW w:w="3274" w:type="dxa"/>
           </w:tcPr>
           <w:p>
             <w:pPr>
@@ -2857,32 +3070,33 @@
         </w:tc>
         <w:tc>
           <w:tcPr>
-            <w:tcW w:w="2148" w:type="dxa"/>
-          </w:tcPr>
-          <w:p>
-            <w:pPr>
-              <w:spacing w:before="80" w:after="80"/>
-              <w:rPr>
-                <w:rFonts w:ascii="Arial" w:hAnsi="Arial" w:cs="Arial"/>
-                <w:color w:val="C00000"/>
-                <w:sz w:val="20"/>
-                <w:szCs w:val="20"/>
-              </w:rPr>
-            </w:pPr>
-            <w:r>
-              <w:rPr>
-                <w:rFonts w:ascii="Arial" w:hAnsi="Arial" w:cs="Arial"/>
-                <w:color w:val="C00000"/>
-                <w:sz w:val="20"/>
-                <w:szCs w:val="20"/>
-              </w:rPr>
-              <w:t>&lt;yes/no&gt;</w:t>
-            </w:r>
-          </w:p>
-        </w:tc>
-        <w:tc>
-          <w:tcPr>
-            <w:tcW w:w="2052" w:type="dxa"/>
+            <w:tcW w:w="1886" w:type="dxa"/>
+          </w:tcPr>
+          <w:p>
+            <w:pPr>
+              <w:spacing w:before="80" w:after="80"/>
+              <w:rPr>
+                <w:rFonts w:ascii="Arial" w:hAnsi="Arial" w:cs="Arial"/>
+                <w:color w:val="C00000"/>
+                <w:sz w:val="20"/>
+                <w:szCs w:val="20"/>
+              </w:rPr>
+            </w:pPr>
+            <w:r>
+              <w:rPr>
+                <w:rFonts w:ascii="Arial" w:hAnsi="Arial" w:cs="Arial"/>
+                <w:color w:val="000000" w:themeColor="text1"/>
+                <w:sz w:val="20"/>
+                <w:szCs w:val="20"/>
+                <w:highlight w:val="green"/>
+              </w:rPr>
+              <w:t>Pass</w:t>
+            </w:r>
+          </w:p>
+        </w:tc>
+        <w:tc>
+          <w:tcPr>
+            <w:tcW w:w="1777" w:type="dxa"/>
           </w:tcPr>
           <w:p>
             <w:pPr>
@@ -2935,7 +3149,7 @@
         </w:tc>
         <w:tc>
           <w:tcPr>
-            <w:tcW w:w="3570" w:type="dxa"/>
+            <w:tcW w:w="4763" w:type="dxa"/>
           </w:tcPr>
           <w:p>
             <w:pPr>
@@ -2960,57 +3174,69 @@
         </w:tc>
         <w:tc>
           <w:tcPr>
-            <w:tcW w:w="3930" w:type="dxa"/>
-          </w:tcPr>
-          <w:p>
-            <w:pPr>
-              <w:spacing w:before="80" w:after="80"/>
-              <w:rPr>
-                <w:rFonts w:ascii="Arial" w:hAnsi="Arial" w:cs="Arial"/>
-                <w:color w:val="C00000"/>
-                <w:sz w:val="20"/>
-                <w:szCs w:val="20"/>
-              </w:rPr>
-            </w:pPr>
-            <w:r>
-              <w:rPr>
-                <w:rFonts w:ascii="Arial" w:hAnsi="Arial" w:cs="Arial"/>
-                <w:color w:val="000000"/>
-                <w:sz w:val="20"/>
-                <w:szCs w:val="20"/>
-              </w:rPr>
-              <w:t>An inline message appears under the dropdown reading “QA Test Skiff already has an active reservation.” and the “Reserve My Slip” button stays disabled — the boat cannot be booked into a second slip.</w:t>
-            </w:r>
-          </w:p>
-        </w:tc>
-        <w:tc>
-          <w:tcPr>
-            <w:tcW w:w="2148" w:type="dxa"/>
-          </w:tcPr>
-          <w:p>
-            <w:pPr>
-              <w:spacing w:before="80" w:after="80"/>
-              <w:rPr>
-                <w:rFonts w:ascii="Arial" w:hAnsi="Arial" w:cs="Arial"/>
-                <w:color w:val="C00000"/>
-                <w:sz w:val="20"/>
-                <w:szCs w:val="20"/>
-              </w:rPr>
-            </w:pPr>
-            <w:r>
-              <w:rPr>
-                <w:rFonts w:ascii="Arial" w:hAnsi="Arial" w:cs="Arial"/>
-                <w:color w:val="C00000"/>
-                <w:sz w:val="20"/>
-                <w:szCs w:val="20"/>
-              </w:rPr>
-              <w:t>&lt;yes/no&gt;</w:t>
-            </w:r>
-          </w:p>
-        </w:tc>
-        <w:tc>
-          <w:tcPr>
-            <w:tcW w:w="2052" w:type="dxa"/>
+            <w:tcW w:w="3274" w:type="dxa"/>
+          </w:tcPr>
+          <w:p>
+            <w:pPr>
+              <w:spacing w:before="80" w:after="80"/>
+              <w:rPr>
+                <w:rFonts w:ascii="Arial" w:hAnsi="Arial" w:cs="Arial"/>
+                <w:color w:val="C00000"/>
+                <w:sz w:val="20"/>
+                <w:szCs w:val="20"/>
+              </w:rPr>
+            </w:pPr>
+            <w:r>
+              <w:rPr>
+                <w:rFonts w:ascii="Arial" w:hAnsi="Arial" w:cs="Arial"/>
+                <w:color w:val="000000"/>
+                <w:sz w:val="20"/>
+                <w:szCs w:val="20"/>
+              </w:rPr>
+              <w:t xml:space="preserve">An inline message appears under the dropdown reading “QA Test Skiff already has an active reservation.” and the “Reserve My Slip” button stays disabled: the </w:t>
+            </w:r>
+            <w:r>
+              <w:rPr>
+                <w:rFonts w:ascii="Arial" w:hAnsi="Arial" w:cs="Arial"/>
+                <w:color w:val="000000"/>
+                <w:sz w:val="20"/>
+                <w:szCs w:val="20"/>
+              </w:rPr>
+              <w:lastRenderedPageBreak/>
+              <w:t>boat cannot be booked into a second slip.</w:t>
+            </w:r>
+          </w:p>
+        </w:tc>
+        <w:tc>
+          <w:tcPr>
+            <w:tcW w:w="1886" w:type="dxa"/>
+          </w:tcPr>
+          <w:p>
+            <w:pPr>
+              <w:spacing w:before="80" w:after="80"/>
+              <w:rPr>
+                <w:rFonts w:ascii="Arial" w:hAnsi="Arial" w:cs="Arial"/>
+                <w:color w:val="C00000"/>
+                <w:sz w:val="20"/>
+                <w:szCs w:val="20"/>
+              </w:rPr>
+            </w:pPr>
+            <w:r>
+              <w:rPr>
+                <w:rFonts w:ascii="Arial" w:hAnsi="Arial" w:cs="Arial"/>
+                <w:color w:val="000000" w:themeColor="text1"/>
+                <w:sz w:val="20"/>
+                <w:szCs w:val="20"/>
+                <w:highlight w:val="green"/>
+              </w:rPr>
+              <w:lastRenderedPageBreak/>
+              <w:t>Pass</w:t>
+            </w:r>
+          </w:p>
+        </w:tc>
+        <w:tc>
+          <w:tcPr>
+            <w:tcW w:w="1777" w:type="dxa"/>
           </w:tcPr>
           <w:p>
             <w:pPr>
@@ -3063,104 +3289,83 @@
         </w:tc>
         <w:tc>
           <w:tcPr>
-            <w:tcW w:w="3570" w:type="dxa"/>
-          </w:tcPr>
-          <w:p>
-            <w:pPr>
-              <w:spacing w:before="80" w:after="80"/>
-              <w:rPr>
-                <w:rFonts w:ascii="Arial" w:hAnsi="Arial" w:cs="Arial"/>
-                <w:color w:val="C00000"/>
-                <w:sz w:val="20"/>
-                <w:szCs w:val="20"/>
-              </w:rPr>
-            </w:pPr>
-            <w:r>
-              <w:rPr>
-                <w:rFonts w:ascii="Arial" w:hAnsi="Arial" w:cs="Arial"/>
-                <w:color w:val="000000"/>
-                <w:sz w:val="20"/>
-                <w:szCs w:val="20"/>
-              </w:rPr>
-              <w:t xml:space="preserve">With that boat still selected, compare the number now shown on the 26 ft Slip card to the number </w:t>
-            </w:r>
-            <w:r>
-              <w:rPr>
-                <w:rFonts w:ascii="Arial" w:hAnsi="Arial" w:cs="Arial"/>
-                <w:color w:val="000000"/>
-                <w:sz w:val="20"/>
-                <w:szCs w:val="20"/>
-              </w:rPr>
-              <w:lastRenderedPageBreak/>
-              <w:t>recorded in Test 1, Step 3, and compare the Dock A count to the number recorded for Dock A in that same step.</w:t>
-            </w:r>
-          </w:p>
-        </w:tc>
-        <w:tc>
-          <w:tcPr>
-            <w:tcW w:w="3930" w:type="dxa"/>
-          </w:tcPr>
-          <w:p>
-            <w:pPr>
-              <w:spacing w:before="80" w:after="80"/>
-              <w:rPr>
-                <w:rFonts w:ascii="Arial" w:hAnsi="Arial" w:cs="Arial"/>
-                <w:color w:val="C00000"/>
-                <w:sz w:val="20"/>
-                <w:szCs w:val="20"/>
-              </w:rPr>
-            </w:pPr>
-            <w:r>
-              <w:rPr>
-                <w:rFonts w:ascii="Arial" w:hAnsi="Arial" w:cs="Arial"/>
-                <w:color w:val="000000"/>
-                <w:sz w:val="20"/>
-                <w:szCs w:val="20"/>
-              </w:rPr>
-              <w:lastRenderedPageBreak/>
-              <w:t xml:space="preserve">The 26 ft Slip card reads exactly one less than the count recorded </w:t>
-            </w:r>
-            <w:r>
-              <w:rPr>
-                <w:rFonts w:ascii="Arial" w:hAnsi="Arial" w:cs="Arial"/>
-                <w:color w:val="000000"/>
-                <w:sz w:val="20"/>
-                <w:szCs w:val="20"/>
-              </w:rPr>
-              <w:lastRenderedPageBreak/>
-              <w:t>in Test 1; the Dock A card reads exactly one less than the count recorded for Dock A in Test 1; the Dock B and Dock C counts are unchanged, since only a Dock A slip was booked.</w:t>
-            </w:r>
-          </w:p>
-        </w:tc>
-        <w:tc>
-          <w:tcPr>
-            <w:tcW w:w="2148" w:type="dxa"/>
-          </w:tcPr>
-          <w:p>
-            <w:pPr>
-              <w:spacing w:before="80" w:after="80"/>
-              <w:rPr>
-                <w:rFonts w:ascii="Arial" w:hAnsi="Arial" w:cs="Arial"/>
-                <w:color w:val="C00000"/>
-                <w:sz w:val="20"/>
-                <w:szCs w:val="20"/>
-              </w:rPr>
-            </w:pPr>
-            <w:r>
-              <w:rPr>
-                <w:rFonts w:ascii="Arial" w:hAnsi="Arial" w:cs="Arial"/>
-                <w:color w:val="C00000"/>
-                <w:sz w:val="20"/>
-                <w:szCs w:val="20"/>
-              </w:rPr>
-              <w:lastRenderedPageBreak/>
-              <w:t>&lt;yes/no&gt;</w:t>
-            </w:r>
-          </w:p>
-        </w:tc>
-        <w:tc>
-          <w:tcPr>
-            <w:tcW w:w="2052" w:type="dxa"/>
+            <w:tcW w:w="4763" w:type="dxa"/>
+          </w:tcPr>
+          <w:p>
+            <w:pPr>
+              <w:spacing w:before="80" w:after="80"/>
+              <w:rPr>
+                <w:rFonts w:ascii="Arial" w:hAnsi="Arial" w:cs="Arial"/>
+                <w:color w:val="C00000"/>
+                <w:sz w:val="20"/>
+                <w:szCs w:val="20"/>
+              </w:rPr>
+            </w:pPr>
+            <w:r>
+              <w:rPr>
+                <w:rFonts w:ascii="Arial" w:hAnsi="Arial" w:cs="Arial"/>
+                <w:color w:val="000000"/>
+                <w:sz w:val="20"/>
+                <w:szCs w:val="20"/>
+              </w:rPr>
+              <w:t>With that boat still selected, compare the number now shown on the 26 ft Slip card to the number recorded in Test 1, Step 3, and compare the Dock A count to the number recorded for Dock A in that same step.</w:t>
+            </w:r>
+          </w:p>
+        </w:tc>
+        <w:tc>
+          <w:tcPr>
+            <w:tcW w:w="3274" w:type="dxa"/>
+          </w:tcPr>
+          <w:p>
+            <w:pPr>
+              <w:spacing w:before="80" w:after="80"/>
+              <w:rPr>
+                <w:rFonts w:ascii="Arial" w:hAnsi="Arial" w:cs="Arial"/>
+                <w:color w:val="C00000"/>
+                <w:sz w:val="20"/>
+                <w:szCs w:val="20"/>
+              </w:rPr>
+            </w:pPr>
+            <w:r>
+              <w:rPr>
+                <w:rFonts w:ascii="Arial" w:hAnsi="Arial" w:cs="Arial"/>
+                <w:color w:val="000000"/>
+                <w:sz w:val="20"/>
+                <w:szCs w:val="20"/>
+              </w:rPr>
+              <w:t>The 26 ft Slip card reads exactly one less than the count recorded in Test 1; the Dock A card reads exactly one less than the count recorded for Dock A in Test 1; the Dock B and Dock C counts are unchanged, since only a Dock A slip was booked.</w:t>
+            </w:r>
+          </w:p>
+        </w:tc>
+        <w:tc>
+          <w:tcPr>
+            <w:tcW w:w="1886" w:type="dxa"/>
+          </w:tcPr>
+          <w:p>
+            <w:pPr>
+              <w:spacing w:before="80" w:after="80"/>
+              <w:rPr>
+                <w:rFonts w:ascii="Arial" w:hAnsi="Arial" w:cs="Arial"/>
+                <w:color w:val="C00000"/>
+                <w:sz w:val="20"/>
+                <w:szCs w:val="20"/>
+              </w:rPr>
+            </w:pPr>
+            <w:r>
+              <w:rPr>
+                <w:rFonts w:ascii="Arial" w:hAnsi="Arial" w:cs="Arial"/>
+                <w:color w:val="000000" w:themeColor="text1"/>
+                <w:sz w:val="20"/>
+                <w:szCs w:val="20"/>
+                <w:highlight w:val="green"/>
+              </w:rPr>
+              <w:t>Pass</w:t>
+            </w:r>
+          </w:p>
+        </w:tc>
+        <w:tc>
+          <w:tcPr>
+            <w:tcW w:w="1777" w:type="dxa"/>
           </w:tcPr>
           <w:p>
             <w:pPr>
@@ -3213,7 +3418,7 @@
         </w:tc>
         <w:tc>
           <w:tcPr>
-            <w:tcW w:w="3570" w:type="dxa"/>
+            <w:tcW w:w="4763" w:type="dxa"/>
           </w:tcPr>
           <w:p>
             <w:pPr>
@@ -3252,17 +3457,71 @@
                 <w:color w:val="000000"/>
                 <w:sz w:val="20"/>
               </w:rPr>
-              <w:t>SELECT d.dockNumber,</w:t>
-            </w:r>
-          </w:p>
-          <w:p>
-            <w:r>
-              <w:rPr>
-                <w:rFonts w:ascii="Arial" w:hAnsi="Arial"/>
-                <w:color w:val="000000"/>
-                <w:sz w:val="20"/>
-              </w:rPr>
-              <w:t xml:space="preserve">       SUM(CASE WHEN r.reservationID IS NULL THEN 1 ELSE 0 END) AS openSlips</w:t>
+              <w:t xml:space="preserve">SELECT </w:t>
+            </w:r>
+            <w:proofErr w:type="gramStart"/>
+            <w:r>
+              <w:rPr>
+                <w:rFonts w:ascii="Arial" w:hAnsi="Arial"/>
+                <w:color w:val="000000"/>
+                <w:sz w:val="20"/>
+              </w:rPr>
+              <w:t>d.dockNumber</w:t>
+            </w:r>
+            <w:proofErr w:type="gramEnd"/>
+            <w:r>
+              <w:rPr>
+                <w:rFonts w:ascii="Arial" w:hAnsi="Arial"/>
+                <w:color w:val="000000"/>
+                <w:sz w:val="20"/>
+              </w:rPr>
+              <w:t>,</w:t>
+            </w:r>
+          </w:p>
+          <w:p>
+            <w:r>
+              <w:rPr>
+                <w:rFonts w:ascii="Arial" w:hAnsi="Arial"/>
+                <w:color w:val="000000"/>
+                <w:sz w:val="20"/>
+              </w:rPr>
+              <w:t xml:space="preserve">       </w:t>
+            </w:r>
+            <w:proofErr w:type="gramStart"/>
+            <w:r>
+              <w:rPr>
+                <w:rFonts w:ascii="Arial" w:hAnsi="Arial"/>
+                <w:color w:val="000000"/>
+                <w:sz w:val="20"/>
+              </w:rPr>
+              <w:t>SUM(</w:t>
+            </w:r>
+            <w:proofErr w:type="gramEnd"/>
+            <w:r>
+              <w:rPr>
+                <w:rFonts w:ascii="Arial" w:hAnsi="Arial"/>
+                <w:color w:val="000000"/>
+                <w:sz w:val="20"/>
+              </w:rPr>
+              <w:t xml:space="preserve">CASE WHEN </w:t>
+            </w:r>
+            <w:proofErr w:type="gramStart"/>
+            <w:r>
+              <w:rPr>
+                <w:rFonts w:ascii="Arial" w:hAnsi="Arial"/>
+                <w:color w:val="000000"/>
+                <w:sz w:val="20"/>
+              </w:rPr>
+              <w:t>r.reservationID</w:t>
+            </w:r>
+            <w:proofErr w:type="gramEnd"/>
+            <w:r>
+              <w:rPr>
+                <w:rFonts w:ascii="Arial" w:hAnsi="Arial"/>
+                <w:color w:val="000000"/>
+                <w:sz w:val="20"/>
+              </w:rPr>
+              <w:t xml:space="preserve"> IS NULL THEN 1 ELSE 0 END) AS openSlips</w:t>
             </w:r>
           </w:p>
           <w:p>
@@ -3282,53 +3541,235 @@
                 <w:color w:val="000000"/>
                 <w:sz w:val="20"/>
               </w:rPr>
-              <w:t>JOIN Dock d ON d.dockID = s.dockID</w:t>
-            </w:r>
-          </w:p>
-          <w:p>
-            <w:r>
-              <w:rPr>
-                <w:rFonts w:ascii="Arial" w:hAnsi="Arial"/>
-                <w:color w:val="000000"/>
-                <w:sz w:val="20"/>
-              </w:rPr>
-              <w:t>JOIN SlipSize sz ON sz.slipSizeID = s.slipSizeID</w:t>
-            </w:r>
-          </w:p>
-          <w:p>
-            <w:r>
-              <w:rPr>
-                <w:rFonts w:ascii="Arial" w:hAnsi="Arial"/>
-                <w:color w:val="000000"/>
-                <w:sz w:val="20"/>
-              </w:rPr>
-              <w:t>LEFT JOIN Reservation r ON r.slipID = s.slipID AND r.reservationStatus = 'Active'</w:t>
-            </w:r>
-          </w:p>
-          <w:p>
-            <w:r>
-              <w:rPr>
-                <w:rFonts w:ascii="Arial" w:hAnsi="Arial"/>
-                <w:color w:val="000000"/>
-                <w:sz w:val="20"/>
-              </w:rPr>
-              <w:t>WHERE sz.sizeFt = 26 AND s.slipStatus = 'operational'</w:t>
-            </w:r>
-          </w:p>
-          <w:p>
-            <w:r>
-              <w:rPr>
-                <w:rFonts w:ascii="Arial" w:hAnsi="Arial"/>
-                <w:color w:val="000000"/>
-                <w:sz w:val="20"/>
-              </w:rPr>
-              <w:t>GROUP BY d.dockNumber ORDER BY d.dockNumber;</w:t>
-            </w:r>
-          </w:p>
-        </w:tc>
-        <w:tc>
-          <w:tcPr>
-            <w:tcW w:w="3930" w:type="dxa"/>
+              <w:t xml:space="preserve">JOIN Dock d ON </w:t>
+            </w:r>
+            <w:proofErr w:type="gramStart"/>
+            <w:r>
+              <w:rPr>
+                <w:rFonts w:ascii="Arial" w:hAnsi="Arial"/>
+                <w:color w:val="000000"/>
+                <w:sz w:val="20"/>
+              </w:rPr>
+              <w:t>d.dockID</w:t>
+            </w:r>
+            <w:proofErr w:type="gramEnd"/>
+            <w:r>
+              <w:rPr>
+                <w:rFonts w:ascii="Arial" w:hAnsi="Arial"/>
+                <w:color w:val="000000"/>
+                <w:sz w:val="20"/>
+              </w:rPr>
+              <w:t xml:space="preserve"> = </w:t>
+            </w:r>
+            <w:proofErr w:type="gramStart"/>
+            <w:r>
+              <w:rPr>
+                <w:rFonts w:ascii="Arial" w:hAnsi="Arial"/>
+                <w:color w:val="000000"/>
+                <w:sz w:val="20"/>
+              </w:rPr>
+              <w:t>s.dockID</w:t>
+            </w:r>
+            <w:proofErr w:type="gramEnd"/>
+          </w:p>
+          <w:p>
+            <w:r>
+              <w:rPr>
+                <w:rFonts w:ascii="Arial" w:hAnsi="Arial"/>
+                <w:color w:val="000000"/>
+                <w:sz w:val="20"/>
+              </w:rPr>
+              <w:t xml:space="preserve">JOIN SlipSize sz ON </w:t>
+            </w:r>
+            <w:proofErr w:type="gramStart"/>
+            <w:r>
+              <w:rPr>
+                <w:rFonts w:ascii="Arial" w:hAnsi="Arial"/>
+                <w:color w:val="000000"/>
+                <w:sz w:val="20"/>
+              </w:rPr>
+              <w:t>sz.slipSizeID</w:t>
+            </w:r>
+            <w:proofErr w:type="gramEnd"/>
+            <w:r>
+              <w:rPr>
+                <w:rFonts w:ascii="Arial" w:hAnsi="Arial"/>
+                <w:color w:val="000000"/>
+                <w:sz w:val="20"/>
+              </w:rPr>
+              <w:t xml:space="preserve"> = </w:t>
+            </w:r>
+            <w:proofErr w:type="gramStart"/>
+            <w:r>
+              <w:rPr>
+                <w:rFonts w:ascii="Arial" w:hAnsi="Arial"/>
+                <w:color w:val="000000"/>
+                <w:sz w:val="20"/>
+              </w:rPr>
+              <w:t>s.slipSizeID</w:t>
+            </w:r>
+            <w:proofErr w:type="gramEnd"/>
+          </w:p>
+          <w:p>
+            <w:r>
+              <w:rPr>
+                <w:rFonts w:ascii="Arial" w:hAnsi="Arial"/>
+                <w:color w:val="000000"/>
+                <w:sz w:val="20"/>
+              </w:rPr>
+              <w:t xml:space="preserve">LEFT JOIN Reservation r ON </w:t>
+            </w:r>
+            <w:proofErr w:type="gramStart"/>
+            <w:r>
+              <w:rPr>
+                <w:rFonts w:ascii="Arial" w:hAnsi="Arial"/>
+                <w:color w:val="000000"/>
+                <w:sz w:val="20"/>
+              </w:rPr>
+              <w:t>r.slipID</w:t>
+            </w:r>
+            <w:proofErr w:type="gramEnd"/>
+            <w:r>
+              <w:rPr>
+                <w:rFonts w:ascii="Arial" w:hAnsi="Arial"/>
+                <w:color w:val="000000"/>
+                <w:sz w:val="20"/>
+              </w:rPr>
+              <w:t xml:space="preserve"> = </w:t>
+            </w:r>
+            <w:proofErr w:type="gramStart"/>
+            <w:r>
+              <w:rPr>
+                <w:rFonts w:ascii="Arial" w:hAnsi="Arial"/>
+                <w:color w:val="000000"/>
+                <w:sz w:val="20"/>
+              </w:rPr>
+              <w:t>s.slipID</w:t>
+            </w:r>
+            <w:proofErr w:type="gramEnd"/>
+            <w:r>
+              <w:rPr>
+                <w:rFonts w:ascii="Arial" w:hAnsi="Arial"/>
+                <w:color w:val="000000"/>
+                <w:sz w:val="20"/>
+              </w:rPr>
+              <w:t xml:space="preserve"> AND </w:t>
+            </w:r>
+            <w:proofErr w:type="gramStart"/>
+            <w:r>
+              <w:rPr>
+                <w:rFonts w:ascii="Arial" w:hAnsi="Arial"/>
+                <w:color w:val="000000"/>
+                <w:sz w:val="20"/>
+              </w:rPr>
+              <w:t>r.reservationStatus</w:t>
+            </w:r>
+            <w:proofErr w:type="gramEnd"/>
+            <w:r>
+              <w:rPr>
+                <w:rFonts w:ascii="Arial" w:hAnsi="Arial"/>
+                <w:color w:val="000000"/>
+                <w:sz w:val="20"/>
+              </w:rPr>
+              <w:t xml:space="preserve"> = 'Active'</w:t>
+            </w:r>
+          </w:p>
+          <w:p>
+            <w:r>
+              <w:rPr>
+                <w:rFonts w:ascii="Arial" w:hAnsi="Arial"/>
+                <w:color w:val="000000"/>
+                <w:sz w:val="20"/>
+              </w:rPr>
+              <w:t xml:space="preserve">WHERE </w:t>
+            </w:r>
+            <w:proofErr w:type="gramStart"/>
+            <w:r>
+              <w:rPr>
+                <w:rFonts w:ascii="Arial" w:hAnsi="Arial"/>
+                <w:color w:val="000000"/>
+                <w:sz w:val="20"/>
+              </w:rPr>
+              <w:t>sz.sizeFt</w:t>
+            </w:r>
+            <w:proofErr w:type="gramEnd"/>
+            <w:r>
+              <w:rPr>
+                <w:rFonts w:ascii="Arial" w:hAnsi="Arial"/>
+                <w:color w:val="000000"/>
+                <w:sz w:val="20"/>
+              </w:rPr>
+              <w:t xml:space="preserve"> = 26 AND </w:t>
+            </w:r>
+            <w:proofErr w:type="gramStart"/>
+            <w:r>
+              <w:rPr>
+                <w:rFonts w:ascii="Arial" w:hAnsi="Arial"/>
+                <w:color w:val="000000"/>
+                <w:sz w:val="20"/>
+              </w:rPr>
+              <w:t>s.slipStatus</w:t>
+            </w:r>
+            <w:proofErr w:type="gramEnd"/>
+            <w:r>
+              <w:rPr>
+                <w:rFonts w:ascii="Arial" w:hAnsi="Arial"/>
+                <w:color w:val="000000"/>
+                <w:sz w:val="20"/>
+              </w:rPr>
+              <w:t xml:space="preserve"> = 'operational'</w:t>
+            </w:r>
+          </w:p>
+          <w:p>
+            <w:r>
+              <w:rPr>
+                <w:rFonts w:ascii="Arial" w:hAnsi="Arial"/>
+                <w:color w:val="000000"/>
+                <w:sz w:val="20"/>
+              </w:rPr>
+              <w:t xml:space="preserve">GROUP BY </w:t>
+            </w:r>
+            <w:proofErr w:type="gramStart"/>
+            <w:r>
+              <w:rPr>
+                <w:rFonts w:ascii="Arial" w:hAnsi="Arial"/>
+                <w:color w:val="000000"/>
+                <w:sz w:val="20"/>
+              </w:rPr>
+              <w:t>d.dockNumber</w:t>
+            </w:r>
+            <w:proofErr w:type="gramEnd"/>
+            <w:r>
+              <w:rPr>
+                <w:rFonts w:ascii="Arial" w:hAnsi="Arial"/>
+                <w:color w:val="000000"/>
+                <w:sz w:val="20"/>
+              </w:rPr>
+              <w:t xml:space="preserve"> ORDER BY </w:t>
+            </w:r>
+            <w:proofErr w:type="gramStart"/>
+            <w:r>
+              <w:rPr>
+                <w:rFonts w:ascii="Arial" w:hAnsi="Arial"/>
+                <w:color w:val="000000"/>
+                <w:sz w:val="20"/>
+              </w:rPr>
+              <w:t>d.dockNumber</w:t>
+            </w:r>
+            <w:proofErr w:type="gramEnd"/>
+            <w:r>
+              <w:rPr>
+                <w:rFonts w:ascii="Arial" w:hAnsi="Arial"/>
+                <w:color w:val="000000"/>
+                <w:sz w:val="20"/>
+              </w:rPr>
+              <w:t>;</w:t>
+            </w:r>
+          </w:p>
+        </w:tc>
+        <w:tc>
+          <w:tcPr>
+            <w:tcW w:w="3274" w:type="dxa"/>
           </w:tcPr>
           <w:p>
             <w:pPr>
@@ -3373,32 +3814,33 @@
         </w:tc>
         <w:tc>
           <w:tcPr>
-            <w:tcW w:w="2148" w:type="dxa"/>
-          </w:tcPr>
-          <w:p>
-            <w:pPr>
-              <w:spacing w:before="80" w:after="80"/>
-              <w:rPr>
-                <w:rFonts w:ascii="Arial" w:hAnsi="Arial" w:cs="Arial"/>
-                <w:color w:val="C00000"/>
-                <w:sz w:val="20"/>
-                <w:szCs w:val="20"/>
-              </w:rPr>
-            </w:pPr>
-            <w:r>
-              <w:rPr>
-                <w:rFonts w:ascii="Arial" w:hAnsi="Arial" w:cs="Arial"/>
-                <w:color w:val="C00000"/>
-                <w:sz w:val="20"/>
-                <w:szCs w:val="20"/>
-              </w:rPr>
-              <w:t>&lt;yes/no&gt;</w:t>
-            </w:r>
-          </w:p>
-        </w:tc>
-        <w:tc>
-          <w:tcPr>
-            <w:tcW w:w="2052" w:type="dxa"/>
+            <w:tcW w:w="1886" w:type="dxa"/>
+          </w:tcPr>
+          <w:p>
+            <w:pPr>
+              <w:spacing w:before="80" w:after="80"/>
+              <w:rPr>
+                <w:rFonts w:ascii="Arial" w:hAnsi="Arial" w:cs="Arial"/>
+                <w:color w:val="C00000"/>
+                <w:sz w:val="20"/>
+                <w:szCs w:val="20"/>
+              </w:rPr>
+            </w:pPr>
+            <w:r>
+              <w:rPr>
+                <w:rFonts w:ascii="Arial" w:hAnsi="Arial" w:cs="Arial"/>
+                <w:color w:val="000000" w:themeColor="text1"/>
+                <w:sz w:val="20"/>
+                <w:szCs w:val="20"/>
+                <w:highlight w:val="green"/>
+              </w:rPr>
+              <w:t>Pass</w:t>
+            </w:r>
+          </w:p>
+        </w:tc>
+        <w:tc>
+          <w:tcPr>
+            <w:tcW w:w="1777" w:type="dxa"/>
           </w:tcPr>
           <w:p>
             <w:pPr>
@@ -3463,19 +3905,50 @@
               <w:spacing w:before="80" w:after="80"/>
               <w:rPr>
                 <w:rFonts w:ascii="Arial" w:hAnsi="Arial" w:cs="Arial"/>
-                <w:color w:val="C00000"/>
-                <w:sz w:val="20"/>
-                <w:szCs w:val="20"/>
-              </w:rPr>
-            </w:pPr>
-            <w:r>
-              <w:rPr>
-                <w:rFonts w:ascii="Arial" w:hAnsi="Arial" w:cs="Arial"/>
-                <w:color w:val="C00000"/>
-                <w:sz w:val="20"/>
-                <w:szCs w:val="20"/>
-              </w:rPr>
-              <w:t>Comments should be substantive; this means there should be at least 2-3 well-structured sentences with constructive feedback.</w:t>
+                <w:color w:val="000000" w:themeColor="text1"/>
+                <w:sz w:val="20"/>
+                <w:szCs w:val="20"/>
+              </w:rPr>
+            </w:pPr>
+            <w:r>
+              <w:rPr>
+                <w:rFonts w:ascii="Arial" w:hAnsi="Arial" w:cs="Arial"/>
+                <w:color w:val="000000" w:themeColor="text1"/>
+                <w:sz w:val="20"/>
+                <w:szCs w:val="20"/>
+              </w:rPr>
+              <w:t>Robert: This test fully passes.  Before handing off to Peer tester, I added a summary of why the reservation cannot be booked below the disabled “RESERVE” button as a helper, so the “This boat already has a reservation” line now appears there as well.</w:t>
+            </w:r>
+          </w:p>
+          <w:p>
+            <w:pPr>
+              <w:spacing w:before="80" w:after="80"/>
+              <w:rPr>
+                <w:rFonts w:ascii="Arial" w:hAnsi="Arial" w:cs="Arial"/>
+                <w:color w:val="000000" w:themeColor="text1"/>
+                <w:sz w:val="20"/>
+                <w:szCs w:val="20"/>
+              </w:rPr>
+            </w:pPr>
+          </w:p>
+          <w:p>
+            <w:pPr>
+              <w:spacing w:before="80" w:after="80"/>
+              <w:rPr>
+                <w:rFonts w:ascii="Arial" w:hAnsi="Arial" w:cs="Arial"/>
+                <w:color w:val="C00000"/>
+                <w:sz w:val="20"/>
+                <w:szCs w:val="20"/>
+              </w:rPr>
+            </w:pPr>
+            <w:r>
+              <w:rPr>
+                <w:rFonts w:ascii="Arial" w:hAnsi="Arial" w:cs="Arial"/>
+                <w:color w:val="000000" w:themeColor="text1"/>
+                <w:sz w:val="20"/>
+                <w:szCs w:val="20"/>
+              </w:rPr>
+              <w:t>Carolina:</w:t>
             </w:r>
           </w:p>
         </w:tc>
@@ -3494,15 +3967,16 @@
     <w:tbl>
       <w:tblPr>
         <w:tblStyle w:val="TableGrid"/>
-        <w:tblW w:w="0" w:type="auto"/>
+        <w:tblW w:w="13025" w:type="dxa"/>
         <w:tblLook w:val="04A0" w:firstRow="1" w:lastRow="0" w:firstColumn="1" w:lastColumn="0" w:noHBand="0" w:noVBand="1"/>
       </w:tblPr>
       <w:tblGrid>
-        <w:gridCol w:w="1250"/>
-        <w:gridCol w:w="3332"/>
+        <w:gridCol w:w="1461"/>
+        <w:gridCol w:w="4235"/>
         <w:gridCol w:w="4753"/>
-        <w:gridCol w:w="1863"/>
-        <w:gridCol w:w="1752"/>
+        <w:gridCol w:w="1184"/>
+        <w:gridCol w:w="1322"/>
+        <w:gridCol w:w="70"/>
       </w:tblGrid>
       <w:tr>
         <w:trPr>
@@ -3510,7 +3984,7 @@
         </w:trPr>
         <w:tc>
           <w:tcPr>
-            <w:tcW w:w="1250" w:type="dxa"/>
+            <w:tcW w:w="1461" w:type="dxa"/>
           </w:tcPr>
           <w:p>
             <w:pPr>
@@ -3534,8 +4008,8 @@
         </w:tc>
         <w:tc>
           <w:tcPr>
-            <w:tcW w:w="11700" w:type="dxa"/>
-            <w:gridSpan w:val="4"/>
+            <w:tcW w:w="11564" w:type="dxa"/>
+            <w:gridSpan w:val="5"/>
           </w:tcPr>
           <w:p>
             <w:pPr>
@@ -3562,11 +4036,13 @@
       </w:tr>
       <w:tr>
         <w:trPr>
+          <w:gridAfter w:val="1"/>
+          <w:wAfter w:w="70" w:type="dxa"/>
           <w:trHeight w:val="620"/>
         </w:trPr>
         <w:tc>
           <w:tcPr>
-            <w:tcW w:w="1250" w:type="dxa"/>
+            <w:tcW w:w="1461" w:type="dxa"/>
           </w:tcPr>
           <w:p>
             <w:pPr>
@@ -3582,7 +4058,7 @@
         </w:tc>
         <w:tc>
           <w:tcPr>
-            <w:tcW w:w="3570" w:type="dxa"/>
+            <w:tcW w:w="4235" w:type="dxa"/>
           </w:tcPr>
           <w:p>
             <w:pPr>
@@ -3608,32 +4084,42 @@
                 <w:color w:val="000000"/>
                 <w:sz w:val="20"/>
               </w:rPr>
-              <w:t>Verifies that selecting a boat whose matched slip size has no open slots shows the full-size notice instead of a dock/reservation flow, that joining the wait list writes a WaitList row and redirects to the Wait List Lookup page stub, and that no Reservation row is ever created for that boat.</w:t>
-            </w:r>
-          </w:p>
-        </w:tc>
-        <w:tc>
-          <w:tcPr>
-            <w:tcW w:w="3930" w:type="dxa"/>
-          </w:tcPr>
-          <w:p>
-            <w:pPr>
-              <w:rPr>
-                <w:rFonts w:ascii="Arial" w:hAnsi="Arial" w:cs="Arial"/>
-                <w:b/>
-                <w:bCs/>
-                <w:sz w:val="20"/>
-                <w:szCs w:val="20"/>
-              </w:rPr>
-            </w:pPr>
-            <w:r>
-              <w:rPr>
-                <w:rFonts w:ascii="Arial" w:hAnsi="Arial" w:cs="Arial"/>
-                <w:b/>
-                <w:bCs/>
-                <w:sz w:val="20"/>
-                <w:szCs w:val="20"/>
-              </w:rPr>
+              <w:t xml:space="preserve">Verifies that selecting a boat whose matched slip size has no open slots shows the full-size notice instead of a </w:t>
+            </w:r>
+            <w:r>
+              <w:rPr>
+                <w:rFonts w:ascii="Arial" w:hAnsi="Arial"/>
+                <w:color w:val="000000"/>
+                <w:sz w:val="20"/>
+              </w:rPr>
+              <w:lastRenderedPageBreak/>
+              <w:t>dock/reservation flow, that joining the wait list writes a WaitList row and redirects to the Wait List Lookup page stub, and that no Reservation row is ever created for that boat.</w:t>
+            </w:r>
+          </w:p>
+        </w:tc>
+        <w:tc>
+          <w:tcPr>
+            <w:tcW w:w="4753" w:type="dxa"/>
+          </w:tcPr>
+          <w:p>
+            <w:pPr>
+              <w:rPr>
+                <w:rFonts w:ascii="Arial" w:hAnsi="Arial" w:cs="Arial"/>
+                <w:b/>
+                <w:bCs/>
+                <w:sz w:val="20"/>
+                <w:szCs w:val="20"/>
+              </w:rPr>
+            </w:pPr>
+            <w:r>
+              <w:rPr>
+                <w:rFonts w:ascii="Arial" w:hAnsi="Arial" w:cs="Arial"/>
+                <w:b/>
+                <w:bCs/>
+                <w:sz w:val="20"/>
+                <w:szCs w:val="20"/>
+              </w:rPr>
+              <w:lastRenderedPageBreak/>
               <w:t>Developer:</w:t>
             </w:r>
             <w:r>
@@ -3669,22 +4155,13 @@
                 <w:sz w:val="20"/>
                 <w:szCs w:val="20"/>
               </w:rPr>
-              <w:t xml:space="preserve"> </w:t>
-            </w:r>
-            <w:r>
-              <w:rPr>
-                <w:rFonts w:ascii="Arial" w:hAnsi="Arial" w:cs="Arial"/>
-                <w:color w:val="C00000"/>
-                <w:sz w:val="20"/>
-                <w:szCs w:val="20"/>
-              </w:rPr>
-              <w:t xml:space="preserve">&lt;yyyy/mm/dd&gt; </w:t>
-            </w:r>
-          </w:p>
-        </w:tc>
-        <w:tc>
-          <w:tcPr>
-            <w:tcW w:w="4200" w:type="dxa"/>
+              <w:t xml:space="preserve"> Sept 11, 2026</w:t>
+            </w:r>
+          </w:p>
+        </w:tc>
+        <w:tc>
+          <w:tcPr>
+            <w:tcW w:w="2506" w:type="dxa"/>
             <w:gridSpan w:val="2"/>
           </w:tcPr>
           <w:p>
@@ -3748,39 +4225,40 @@
       </w:tr>
       <w:tr>
         <w:trPr>
+          <w:gridAfter w:val="1"/>
+          <w:wAfter w:w="70" w:type="dxa"/>
           <w:trHeight w:val="350"/>
         </w:trPr>
         <w:tc>
           <w:tcPr>
-            <w:tcW w:w="1250" w:type="dxa"/>
-          </w:tcPr>
-          <w:p>
-            <w:pPr>
-              <w:spacing w:before="80" w:after="80"/>
-              <w:rPr>
-                <w:rFonts w:ascii="Arial" w:hAnsi="Arial" w:cs="Arial"/>
-                <w:b/>
-                <w:bCs/>
-                <w:sz w:val="20"/>
-                <w:szCs w:val="20"/>
-              </w:rPr>
-            </w:pPr>
-            <w:r>
-              <w:rPr>
-                <w:rFonts w:ascii="Arial" w:hAnsi="Arial" w:cs="Arial"/>
-                <w:b/>
-                <w:bCs/>
-                <w:sz w:val="20"/>
-                <w:szCs w:val="20"/>
-              </w:rPr>
-              <w:lastRenderedPageBreak/>
+            <w:tcW w:w="1461" w:type="dxa"/>
+          </w:tcPr>
+          <w:p>
+            <w:pPr>
+              <w:spacing w:before="80" w:after="80"/>
+              <w:rPr>
+                <w:rFonts w:ascii="Arial" w:hAnsi="Arial" w:cs="Arial"/>
+                <w:b/>
+                <w:bCs/>
+                <w:sz w:val="20"/>
+                <w:szCs w:val="20"/>
+              </w:rPr>
+            </w:pPr>
+            <w:r>
+              <w:rPr>
+                <w:rFonts w:ascii="Arial" w:hAnsi="Arial" w:cs="Arial"/>
+                <w:b/>
+                <w:bCs/>
+                <w:sz w:val="20"/>
+                <w:szCs w:val="20"/>
+              </w:rPr>
               <w:t>Step</w:t>
             </w:r>
           </w:p>
         </w:tc>
         <w:tc>
           <w:tcPr>
-            <w:tcW w:w="3570" w:type="dxa"/>
+            <w:tcW w:w="4235" w:type="dxa"/>
           </w:tcPr>
           <w:p>
             <w:pPr>
@@ -3807,7 +4285,7 @@
         </w:tc>
         <w:tc>
           <w:tcPr>
-            <w:tcW w:w="3930" w:type="dxa"/>
+            <w:tcW w:w="4753" w:type="dxa"/>
           </w:tcPr>
           <w:p>
             <w:pPr>
@@ -3834,7 +4312,7 @@
         </w:tc>
         <w:tc>
           <w:tcPr>
-            <w:tcW w:w="2148" w:type="dxa"/>
+            <w:tcW w:w="1184" w:type="dxa"/>
           </w:tcPr>
           <w:p>
             <w:pPr>
@@ -3861,7 +4339,7 @@
         </w:tc>
         <w:tc>
           <w:tcPr>
-            <w:tcW w:w="2052" w:type="dxa"/>
+            <w:tcW w:w="1322" w:type="dxa"/>
           </w:tcPr>
           <w:p>
             <w:pPr>
@@ -3889,11 +4367,13 @@
       </w:tr>
       <w:tr>
         <w:trPr>
+          <w:gridAfter w:val="1"/>
+          <w:wAfter w:w="70" w:type="dxa"/>
           <w:trHeight w:val="350"/>
         </w:trPr>
         <w:tc>
           <w:tcPr>
-            <w:tcW w:w="1250" w:type="dxa"/>
+            <w:tcW w:w="1461" w:type="dxa"/>
           </w:tcPr>
           <w:p>
             <w:pPr>
@@ -3916,7 +4396,7 @@
         </w:tc>
         <w:tc>
           <w:tcPr>
-            <w:tcW w:w="3570" w:type="dxa"/>
+            <w:tcW w:w="4235" w:type="dxa"/>
           </w:tcPr>
           <w:p>
             <w:pPr>
@@ -3955,17 +4435,71 @@
                 <w:color w:val="000000"/>
                 <w:sz w:val="20"/>
               </w:rPr>
-              <w:t>SELECT d.dockNumber,</w:t>
-            </w:r>
-          </w:p>
-          <w:p>
-            <w:r>
-              <w:rPr>
-                <w:rFonts w:ascii="Arial" w:hAnsi="Arial"/>
-                <w:color w:val="000000"/>
-                <w:sz w:val="20"/>
-              </w:rPr>
-              <w:t xml:space="preserve">       SUM(CASE WHEN r.reservationID IS NULL THEN 1 ELSE 0 END) AS openSlips</w:t>
+              <w:t xml:space="preserve">SELECT </w:t>
+            </w:r>
+            <w:proofErr w:type="gramStart"/>
+            <w:r>
+              <w:rPr>
+                <w:rFonts w:ascii="Arial" w:hAnsi="Arial"/>
+                <w:color w:val="000000"/>
+                <w:sz w:val="20"/>
+              </w:rPr>
+              <w:t>d.dockNumber</w:t>
+            </w:r>
+            <w:proofErr w:type="gramEnd"/>
+            <w:r>
+              <w:rPr>
+                <w:rFonts w:ascii="Arial" w:hAnsi="Arial"/>
+                <w:color w:val="000000"/>
+                <w:sz w:val="20"/>
+              </w:rPr>
+              <w:t>,</w:t>
+            </w:r>
+          </w:p>
+          <w:p>
+            <w:r>
+              <w:rPr>
+                <w:rFonts w:ascii="Arial" w:hAnsi="Arial"/>
+                <w:color w:val="000000"/>
+                <w:sz w:val="20"/>
+              </w:rPr>
+              <w:t xml:space="preserve">       </w:t>
+            </w:r>
+            <w:proofErr w:type="gramStart"/>
+            <w:r>
+              <w:rPr>
+                <w:rFonts w:ascii="Arial" w:hAnsi="Arial"/>
+                <w:color w:val="000000"/>
+                <w:sz w:val="20"/>
+              </w:rPr>
+              <w:t>SUM(</w:t>
+            </w:r>
+            <w:proofErr w:type="gramEnd"/>
+            <w:r>
+              <w:rPr>
+                <w:rFonts w:ascii="Arial" w:hAnsi="Arial"/>
+                <w:color w:val="000000"/>
+                <w:sz w:val="20"/>
+              </w:rPr>
+              <w:t xml:space="preserve">CASE WHEN </w:t>
+            </w:r>
+            <w:proofErr w:type="gramStart"/>
+            <w:r>
+              <w:rPr>
+                <w:rFonts w:ascii="Arial" w:hAnsi="Arial"/>
+                <w:color w:val="000000"/>
+                <w:sz w:val="20"/>
+              </w:rPr>
+              <w:t>r.reservationID</w:t>
+            </w:r>
+            <w:proofErr w:type="gramEnd"/>
+            <w:r>
+              <w:rPr>
+                <w:rFonts w:ascii="Arial" w:hAnsi="Arial"/>
+                <w:color w:val="000000"/>
+                <w:sz w:val="20"/>
+              </w:rPr>
+              <w:t xml:space="preserve"> IS NULL THEN 1 ELSE 0 END) AS openSlips</w:t>
             </w:r>
           </w:p>
           <w:p>
@@ -3985,103 +4519,289 @@
                 <w:color w:val="000000"/>
                 <w:sz w:val="20"/>
               </w:rPr>
-              <w:t>JOIN Dock d ON d.dockID = s.dockID</w:t>
-            </w:r>
-          </w:p>
-          <w:p>
-            <w:r>
-              <w:rPr>
-                <w:rFonts w:ascii="Arial" w:hAnsi="Arial"/>
-                <w:color w:val="000000"/>
-                <w:sz w:val="20"/>
-              </w:rPr>
-              <w:t>JOIN SlipSize sz ON sz.slipSizeID = s.slipSizeID</w:t>
-            </w:r>
-          </w:p>
-          <w:p>
-            <w:r>
-              <w:rPr>
-                <w:rFonts w:ascii="Arial" w:hAnsi="Arial"/>
-                <w:color w:val="000000"/>
-                <w:sz w:val="20"/>
-              </w:rPr>
-              <w:t>LEFT JOIN Reservation r ON r.slipID = s.slipID AND r.reservationStatus = 'Active'</w:t>
-            </w:r>
-          </w:p>
-          <w:p>
-            <w:r>
-              <w:rPr>
-                <w:rFonts w:ascii="Arial" w:hAnsi="Arial"/>
-                <w:color w:val="000000"/>
-                <w:sz w:val="20"/>
-              </w:rPr>
-              <w:t>WHERE sz.sizeFt = 40 AND s.slipStatus = 'operational'</w:t>
-            </w:r>
-          </w:p>
-          <w:p>
-            <w:r>
-              <w:rPr>
-                <w:rFonts w:ascii="Arial" w:hAnsi="Arial"/>
-                <w:color w:val="000000"/>
-                <w:sz w:val="20"/>
-              </w:rPr>
-              <w:t>GROUP BY d.dockNumber;</w:t>
-            </w:r>
-          </w:p>
-        </w:tc>
-        <w:tc>
-          <w:tcPr>
-            <w:tcW w:w="3930" w:type="dxa"/>
-          </w:tcPr>
-          <w:p>
-            <w:pPr>
-              <w:spacing w:before="80" w:after="80"/>
-              <w:rPr>
-                <w:rFonts w:ascii="Arial" w:hAnsi="Arial" w:cs="Arial"/>
-                <w:color w:val="C00000"/>
-                <w:sz w:val="20"/>
-                <w:szCs w:val="20"/>
-              </w:rPr>
-            </w:pPr>
-            <w:r>
-              <w:rPr>
-                <w:rFonts w:ascii="Arial" w:hAnsi="Arial" w:cs="Arial"/>
-                <w:color w:val="000000"/>
-                <w:sz w:val="20"/>
-                <w:szCs w:val="20"/>
-              </w:rPr>
-              <w:t>Per the seeded data, exactly one dock (Dock B) shows 1 open 40 ft slip and the other two show 0. (If every dock already shows 0, a previous run already consumed it — skip Step 2 and continue at Step 3.)</w:t>
-            </w:r>
-          </w:p>
-        </w:tc>
-        <w:tc>
-          <w:tcPr>
-            <w:tcW w:w="2148" w:type="dxa"/>
-          </w:tcPr>
-          <w:p>
-            <w:pPr>
-              <w:spacing w:before="80" w:after="80"/>
-              <w:rPr>
-                <w:rFonts w:ascii="Arial" w:hAnsi="Arial" w:cs="Arial"/>
-                <w:color w:val="C00000"/>
-                <w:sz w:val="20"/>
-                <w:szCs w:val="20"/>
-              </w:rPr>
-            </w:pPr>
-            <w:r>
-              <w:rPr>
-                <w:rFonts w:ascii="Arial" w:hAnsi="Arial" w:cs="Arial"/>
-                <w:color w:val="C00000"/>
-                <w:sz w:val="20"/>
-                <w:szCs w:val="20"/>
-              </w:rPr>
-              <w:t>&lt;yes/no&gt;</w:t>
-            </w:r>
-          </w:p>
-        </w:tc>
-        <w:tc>
-          <w:tcPr>
-            <w:tcW w:w="2052" w:type="dxa"/>
+              <w:t xml:space="preserve">JOIN Dock d ON </w:t>
+            </w:r>
+            <w:proofErr w:type="gramStart"/>
+            <w:r>
+              <w:rPr>
+                <w:rFonts w:ascii="Arial" w:hAnsi="Arial"/>
+                <w:color w:val="000000"/>
+                <w:sz w:val="20"/>
+              </w:rPr>
+              <w:t>d.dockID</w:t>
+            </w:r>
+            <w:proofErr w:type="gramEnd"/>
+            <w:r>
+              <w:rPr>
+                <w:rFonts w:ascii="Arial" w:hAnsi="Arial"/>
+                <w:color w:val="000000"/>
+                <w:sz w:val="20"/>
+              </w:rPr>
+              <w:t xml:space="preserve"> = </w:t>
+            </w:r>
+            <w:proofErr w:type="gramStart"/>
+            <w:r>
+              <w:rPr>
+                <w:rFonts w:ascii="Arial" w:hAnsi="Arial"/>
+                <w:color w:val="000000"/>
+                <w:sz w:val="20"/>
+              </w:rPr>
+              <w:t>s.dockID</w:t>
+            </w:r>
+            <w:proofErr w:type="gramEnd"/>
+          </w:p>
+          <w:p>
+            <w:r>
+              <w:rPr>
+                <w:rFonts w:ascii="Arial" w:hAnsi="Arial"/>
+                <w:color w:val="000000"/>
+                <w:sz w:val="20"/>
+              </w:rPr>
+              <w:t xml:space="preserve">JOIN SlipSize sz ON </w:t>
+            </w:r>
+            <w:proofErr w:type="gramStart"/>
+            <w:r>
+              <w:rPr>
+                <w:rFonts w:ascii="Arial" w:hAnsi="Arial"/>
+                <w:color w:val="000000"/>
+                <w:sz w:val="20"/>
+              </w:rPr>
+              <w:t>sz.slipSizeID</w:t>
+            </w:r>
+            <w:proofErr w:type="gramEnd"/>
+            <w:r>
+              <w:rPr>
+                <w:rFonts w:ascii="Arial" w:hAnsi="Arial"/>
+                <w:color w:val="000000"/>
+                <w:sz w:val="20"/>
+              </w:rPr>
+              <w:t xml:space="preserve"> = </w:t>
+            </w:r>
+            <w:proofErr w:type="gramStart"/>
+            <w:r>
+              <w:rPr>
+                <w:rFonts w:ascii="Arial" w:hAnsi="Arial"/>
+                <w:color w:val="000000"/>
+                <w:sz w:val="20"/>
+              </w:rPr>
+              <w:t>s.slipSizeID</w:t>
+            </w:r>
+            <w:proofErr w:type="gramEnd"/>
+          </w:p>
+          <w:p>
+            <w:r>
+              <w:rPr>
+                <w:rFonts w:ascii="Arial" w:hAnsi="Arial"/>
+                <w:color w:val="000000"/>
+                <w:sz w:val="20"/>
+              </w:rPr>
+              <w:t xml:space="preserve">LEFT JOIN Reservation r ON </w:t>
+            </w:r>
+            <w:proofErr w:type="gramStart"/>
+            <w:r>
+              <w:rPr>
+                <w:rFonts w:ascii="Arial" w:hAnsi="Arial"/>
+                <w:color w:val="000000"/>
+                <w:sz w:val="20"/>
+              </w:rPr>
+              <w:t>r.slipID</w:t>
+            </w:r>
+            <w:proofErr w:type="gramEnd"/>
+            <w:r>
+              <w:rPr>
+                <w:rFonts w:ascii="Arial" w:hAnsi="Arial"/>
+                <w:color w:val="000000"/>
+                <w:sz w:val="20"/>
+              </w:rPr>
+              <w:t xml:space="preserve"> = </w:t>
+            </w:r>
+            <w:proofErr w:type="gramStart"/>
+            <w:r>
+              <w:rPr>
+                <w:rFonts w:ascii="Arial" w:hAnsi="Arial"/>
+                <w:color w:val="000000"/>
+                <w:sz w:val="20"/>
+              </w:rPr>
+              <w:t>s.slipID</w:t>
+            </w:r>
+            <w:proofErr w:type="gramEnd"/>
+            <w:r>
+              <w:rPr>
+                <w:rFonts w:ascii="Arial" w:hAnsi="Arial"/>
+                <w:color w:val="000000"/>
+                <w:sz w:val="20"/>
+              </w:rPr>
+              <w:t xml:space="preserve"> AND </w:t>
+            </w:r>
+            <w:proofErr w:type="gramStart"/>
+            <w:r>
+              <w:rPr>
+                <w:rFonts w:ascii="Arial" w:hAnsi="Arial"/>
+                <w:color w:val="000000"/>
+                <w:sz w:val="20"/>
+              </w:rPr>
+              <w:t>r.reservationStatus</w:t>
+            </w:r>
+            <w:proofErr w:type="gramEnd"/>
+            <w:r>
+              <w:rPr>
+                <w:rFonts w:ascii="Arial" w:hAnsi="Arial"/>
+                <w:color w:val="000000"/>
+                <w:sz w:val="20"/>
+              </w:rPr>
+              <w:t xml:space="preserve"> = 'Active'</w:t>
+            </w:r>
+          </w:p>
+          <w:p>
+            <w:r>
+              <w:rPr>
+                <w:rFonts w:ascii="Arial" w:hAnsi="Arial"/>
+                <w:color w:val="000000"/>
+                <w:sz w:val="20"/>
+              </w:rPr>
+              <w:t xml:space="preserve">WHERE </w:t>
+            </w:r>
+            <w:proofErr w:type="gramStart"/>
+            <w:r>
+              <w:rPr>
+                <w:rFonts w:ascii="Arial" w:hAnsi="Arial"/>
+                <w:color w:val="000000"/>
+                <w:sz w:val="20"/>
+              </w:rPr>
+              <w:t>sz.sizeFt</w:t>
+            </w:r>
+            <w:proofErr w:type="gramEnd"/>
+            <w:r>
+              <w:rPr>
+                <w:rFonts w:ascii="Arial" w:hAnsi="Arial"/>
+                <w:color w:val="000000"/>
+                <w:sz w:val="20"/>
+              </w:rPr>
+              <w:t xml:space="preserve"> = 40 AND </w:t>
+            </w:r>
+            <w:proofErr w:type="gramStart"/>
+            <w:r>
+              <w:rPr>
+                <w:rFonts w:ascii="Arial" w:hAnsi="Arial"/>
+                <w:color w:val="000000"/>
+                <w:sz w:val="20"/>
+              </w:rPr>
+              <w:t>s.slipStatus</w:t>
+            </w:r>
+            <w:proofErr w:type="gramEnd"/>
+            <w:r>
+              <w:rPr>
+                <w:rFonts w:ascii="Arial" w:hAnsi="Arial"/>
+                <w:color w:val="000000"/>
+                <w:sz w:val="20"/>
+              </w:rPr>
+              <w:t xml:space="preserve"> = 'operational'</w:t>
+            </w:r>
+          </w:p>
+          <w:p>
+            <w:r>
+              <w:rPr>
+                <w:rFonts w:ascii="Arial" w:hAnsi="Arial"/>
+                <w:color w:val="000000"/>
+                <w:sz w:val="20"/>
+              </w:rPr>
+              <w:t xml:space="preserve">GROUP BY </w:t>
+            </w:r>
+            <w:proofErr w:type="gramStart"/>
+            <w:r>
+              <w:rPr>
+                <w:rFonts w:ascii="Arial" w:hAnsi="Arial"/>
+                <w:color w:val="000000"/>
+                <w:sz w:val="20"/>
+              </w:rPr>
+              <w:t>d.dockNumber</w:t>
+            </w:r>
+            <w:proofErr w:type="gramEnd"/>
+            <w:r>
+              <w:rPr>
+                <w:rFonts w:ascii="Arial" w:hAnsi="Arial"/>
+                <w:color w:val="000000"/>
+                <w:sz w:val="20"/>
+              </w:rPr>
+              <w:t>;</w:t>
+            </w:r>
+          </w:p>
+        </w:tc>
+        <w:tc>
+          <w:tcPr>
+            <w:tcW w:w="4753" w:type="dxa"/>
+          </w:tcPr>
+          <w:p>
+            <w:pPr>
+              <w:spacing w:before="80" w:after="80"/>
+              <w:ind w:right="-89"/>
+              <w:rPr>
+                <w:rFonts w:ascii="Arial" w:hAnsi="Arial" w:cs="Arial"/>
+                <w:color w:val="C00000"/>
+                <w:sz w:val="20"/>
+                <w:szCs w:val="20"/>
+              </w:rPr>
+            </w:pPr>
+            <w:r>
+              <w:rPr>
+                <w:rFonts w:ascii="Arial" w:hAnsi="Arial" w:cs="Arial"/>
+                <w:color w:val="000000"/>
+                <w:sz w:val="20"/>
+                <w:szCs w:val="20"/>
+              </w:rPr>
+              <w:t xml:space="preserve">Per the seeded data, </w:t>
+            </w:r>
+            <w:proofErr w:type="gramStart"/>
+            <w:r>
+              <w:rPr>
+                <w:rFonts w:ascii="Arial" w:hAnsi="Arial" w:cs="Arial"/>
+                <w:color w:val="000000"/>
+                <w:sz w:val="20"/>
+                <w:szCs w:val="20"/>
+              </w:rPr>
+              <w:t>There</w:t>
+            </w:r>
+            <w:proofErr w:type="gramEnd"/>
+            <w:r>
+              <w:rPr>
+                <w:rFonts w:ascii="Arial" w:hAnsi="Arial" w:cs="Arial"/>
+                <w:color w:val="000000"/>
+                <w:sz w:val="20"/>
+                <w:szCs w:val="20"/>
+              </w:rPr>
+              <w:t xml:space="preserve"> are no open 40 ft slips.  This query should return 0 | 0 | 0</w:t>
+            </w:r>
+          </w:p>
+        </w:tc>
+        <w:tc>
+          <w:tcPr>
+            <w:tcW w:w="1184" w:type="dxa"/>
+          </w:tcPr>
+          <w:p>
+            <w:pPr>
+              <w:spacing w:before="80" w:after="80"/>
+              <w:rPr>
+                <w:rFonts w:ascii="Arial" w:hAnsi="Arial" w:cs="Arial"/>
+                <w:color w:val="C00000"/>
+                <w:sz w:val="20"/>
+                <w:szCs w:val="20"/>
+              </w:rPr>
+            </w:pPr>
+            <w:r>
+              <w:rPr>
+                <w:rFonts w:ascii="Arial" w:hAnsi="Arial" w:cs="Arial"/>
+                <w:color w:val="000000" w:themeColor="text1"/>
+                <w:sz w:val="20"/>
+                <w:szCs w:val="20"/>
+                <w:highlight w:val="green"/>
+              </w:rPr>
+              <w:t>Pass</w:t>
+            </w:r>
+          </w:p>
+        </w:tc>
+        <w:tc>
+          <w:tcPr>
+            <w:tcW w:w="1322" w:type="dxa"/>
           </w:tcPr>
           <w:p>
             <w:pPr>
@@ -4107,11 +4827,13 @@
       </w:tr>
       <w:tr>
         <w:trPr>
+          <w:gridAfter w:val="1"/>
+          <w:wAfter w:w="70" w:type="dxa"/>
           <w:trHeight w:val="350"/>
         </w:trPr>
         <w:tc>
           <w:tcPr>
-            <w:tcW w:w="1250" w:type="dxa"/>
+            <w:tcW w:w="1461" w:type="dxa"/>
           </w:tcPr>
           <w:p>
             <w:pPr>
@@ -4134,82 +4856,83 @@
         </w:tc>
         <w:tc>
           <w:tcPr>
-            <w:tcW w:w="3570" w:type="dxa"/>
-          </w:tcPr>
-          <w:p>
-            <w:pPr>
-              <w:spacing w:before="80" w:after="80"/>
-              <w:rPr>
-                <w:rFonts w:ascii="Arial" w:hAnsi="Arial" w:cs="Arial"/>
-                <w:color w:val="C00000"/>
-                <w:sz w:val="20"/>
-                <w:szCs w:val="20"/>
-              </w:rPr>
-            </w:pPr>
-            <w:r>
-              <w:rPr>
-                <w:rFonts w:ascii="Arial" w:hAnsi="Arial" w:cs="Arial"/>
-                <w:color w:val="000000"/>
-                <w:sz w:val="20"/>
-                <w:szCs w:val="20"/>
-              </w:rPr>
-              <w:t>Log in as elena.marsh@example.com / Password1, open the Reservation page, register a new boat “QA Slip Filler” (length 32.0, HIN QSF123456789, reg. number WA10002QT, type Cruiser, beam 10.0, year 2022), select it, choose the dock identified in Step 1 as having the one open 40 ft slip, leave electric unchecked, set the Start Date to today, and click “Reserve My Slip.”</w:t>
-            </w:r>
-          </w:p>
-        </w:tc>
-        <w:tc>
-          <w:tcPr>
-            <w:tcW w:w="3930" w:type="dxa"/>
-          </w:tcPr>
-          <w:p>
-            <w:pPr>
-              <w:spacing w:before="80" w:after="80"/>
-              <w:rPr>
-                <w:rFonts w:ascii="Arial" w:hAnsi="Arial" w:cs="Arial"/>
-                <w:color w:val="C00000"/>
-                <w:sz w:val="20"/>
-                <w:szCs w:val="20"/>
-              </w:rPr>
-            </w:pPr>
-            <w:r>
-              <w:rPr>
-                <w:rFonts w:ascii="Arial" w:hAnsi="Arial" w:cs="Arial"/>
-                <w:color w:val="000000"/>
-                <w:sz w:val="20"/>
-                <w:szCs w:val="20"/>
-              </w:rPr>
-              <w:t>The reservation submits successfully and redirects to the Reservation Summary page for “QA Slip Filler,” consuming the marina’s last open 40 ft slip.</w:t>
-            </w:r>
-          </w:p>
-        </w:tc>
-        <w:tc>
-          <w:tcPr>
-            <w:tcW w:w="2148" w:type="dxa"/>
-          </w:tcPr>
-          <w:p>
-            <w:pPr>
-              <w:spacing w:before="80" w:after="80"/>
-              <w:rPr>
-                <w:rFonts w:ascii="Arial" w:hAnsi="Arial" w:cs="Arial"/>
-                <w:color w:val="C00000"/>
-                <w:sz w:val="20"/>
-                <w:szCs w:val="20"/>
-              </w:rPr>
-            </w:pPr>
-            <w:r>
-              <w:rPr>
-                <w:rFonts w:ascii="Arial" w:hAnsi="Arial" w:cs="Arial"/>
-                <w:color w:val="C00000"/>
-                <w:sz w:val="20"/>
-                <w:szCs w:val="20"/>
-              </w:rPr>
-              <w:t>&lt;yes/no&gt;</w:t>
-            </w:r>
-          </w:p>
-        </w:tc>
-        <w:tc>
-          <w:tcPr>
-            <w:tcW w:w="2052" w:type="dxa"/>
+            <w:tcW w:w="4235" w:type="dxa"/>
+          </w:tcPr>
+          <w:p>
+            <w:pPr>
+              <w:spacing w:before="80" w:after="80"/>
+              <w:rPr>
+                <w:rFonts w:ascii="Arial" w:hAnsi="Arial" w:cs="Arial"/>
+                <w:color w:val="C00000"/>
+                <w:sz w:val="20"/>
+                <w:szCs w:val="20"/>
+              </w:rPr>
+            </w:pPr>
+            <w:r>
+              <w:rPr>
+                <w:rFonts w:ascii="Arial" w:hAnsi="Arial" w:cs="Arial"/>
+                <w:color w:val="000000"/>
+                <w:sz w:val="20"/>
+                <w:szCs w:val="20"/>
+              </w:rPr>
+              <w:t>Log in as elena.marsh@example.com / Password1, open the Reservation page, register a new boat “QA Overflow Boat” (length 35.0, HIN QOB123456789, reg. number WA10003QT, type Sailboat, beam 11.0, year 2023), then select it from the dropdown.</w:t>
+            </w:r>
+          </w:p>
+        </w:tc>
+        <w:tc>
+          <w:tcPr>
+            <w:tcW w:w="4753" w:type="dxa"/>
+          </w:tcPr>
+          <w:p>
+            <w:pPr>
+              <w:spacing w:before="80" w:after="80"/>
+              <w:rPr>
+                <w:rFonts w:ascii="Arial" w:hAnsi="Arial" w:cs="Arial"/>
+                <w:color w:val="C00000"/>
+                <w:sz w:val="20"/>
+                <w:szCs w:val="20"/>
+              </w:rPr>
+            </w:pPr>
+            <w:r>
+              <w:rPr>
+                <w:rFonts w:ascii="Arial" w:hAnsi="Arial" w:cs="Arial"/>
+                <w:color w:val="000000"/>
+                <w:sz w:val="20"/>
+                <w:szCs w:val="20"/>
+              </w:rPr>
+              <w:t>The moment the boat is selected — before any dock is chosen — the availability panel shows “All of our 40 ft slips are currently reserved.” All three dock radio buttons read “No 40 ft slips free here” and are disabled, and “Reserve My Slip” is disabled. No reservation can be submitted.</w:t>
+            </w:r>
+          </w:p>
+        </w:tc>
+        <w:tc>
+          <w:tcPr>
+            <w:tcW w:w="1184" w:type="dxa"/>
+          </w:tcPr>
+          <w:p>
+            <w:pPr>
+              <w:spacing w:before="80" w:after="80"/>
+              <w:rPr>
+                <w:rFonts w:ascii="Arial" w:hAnsi="Arial" w:cs="Arial"/>
+                <w:color w:val="C00000"/>
+                <w:sz w:val="20"/>
+                <w:szCs w:val="20"/>
+              </w:rPr>
+            </w:pPr>
+            <w:r>
+              <w:rPr>
+                <w:rFonts w:ascii="Arial" w:hAnsi="Arial" w:cs="Arial"/>
+                <w:color w:val="000000" w:themeColor="text1"/>
+                <w:sz w:val="20"/>
+                <w:szCs w:val="20"/>
+                <w:highlight w:val="green"/>
+              </w:rPr>
+              <w:t>Pass</w:t>
+            </w:r>
+          </w:p>
+        </w:tc>
+        <w:tc>
+          <w:tcPr>
+            <w:tcW w:w="1322" w:type="dxa"/>
           </w:tcPr>
           <w:p>
             <w:pPr>
@@ -4235,11 +4958,13 @@
       </w:tr>
       <w:tr>
         <w:trPr>
+          <w:gridAfter w:val="1"/>
+          <w:wAfter w:w="70" w:type="dxa"/>
           <w:trHeight w:val="350"/>
         </w:trPr>
         <w:tc>
           <w:tcPr>
-            <w:tcW w:w="1250" w:type="dxa"/>
+            <w:tcW w:w="1461" w:type="dxa"/>
           </w:tcPr>
           <w:p>
             <w:pPr>
@@ -4262,104 +4987,103 @@
         </w:tc>
         <w:tc>
           <w:tcPr>
-            <w:tcW w:w="3570" w:type="dxa"/>
-          </w:tcPr>
-          <w:p>
-            <w:pPr>
-              <w:spacing w:before="80" w:after="80"/>
-              <w:rPr>
-                <w:rFonts w:ascii="Arial" w:hAnsi="Arial" w:cs="Arial"/>
-                <w:color w:val="C00000"/>
-                <w:sz w:val="20"/>
-                <w:szCs w:val="20"/>
-              </w:rPr>
-            </w:pPr>
-            <w:r>
-              <w:rPr>
-                <w:rFonts w:ascii="Arial" w:hAnsi="Arial" w:cs="Arial"/>
-                <w:color w:val="000000"/>
-                <w:sz w:val="20"/>
-                <w:szCs w:val="20"/>
-              </w:rPr>
-              <w:t xml:space="preserve">Return to the Reservation page, register a second new boat “QA Overflow Boat” (length 35.0, HIN QOB123456789, reg. number </w:t>
-            </w:r>
-            <w:r>
-              <w:rPr>
-                <w:rFonts w:ascii="Arial" w:hAnsi="Arial" w:cs="Arial"/>
-                <w:color w:val="000000"/>
-                <w:sz w:val="20"/>
-                <w:szCs w:val="20"/>
-              </w:rPr>
-              <w:lastRenderedPageBreak/>
-              <w:t>WA10003QT, type Sailboat, beam 11.0, year 2023), then select it from the dropdown.</w:t>
-            </w:r>
-          </w:p>
-        </w:tc>
-        <w:tc>
-          <w:tcPr>
-            <w:tcW w:w="3930" w:type="dxa"/>
-          </w:tcPr>
-          <w:p>
-            <w:pPr>
-              <w:spacing w:before="80" w:after="80"/>
-              <w:rPr>
-                <w:rFonts w:ascii="Arial" w:hAnsi="Arial" w:cs="Arial"/>
-                <w:color w:val="C00000"/>
-                <w:sz w:val="20"/>
-                <w:szCs w:val="20"/>
-              </w:rPr>
-            </w:pPr>
-            <w:r>
-              <w:rPr>
-                <w:rFonts w:ascii="Arial" w:hAnsi="Arial" w:cs="Arial"/>
-                <w:color w:val="000000"/>
-                <w:sz w:val="20"/>
-                <w:szCs w:val="20"/>
-              </w:rPr>
-              <w:lastRenderedPageBreak/>
-              <w:t xml:space="preserve">The moment the boat is selected — before any dock is chosen — the availability panel shows “All of our 40 ft slips are currently reserved.” All three dock radio buttons read “No 40 ft slips free here” </w:t>
-            </w:r>
-            <w:r>
-              <w:rPr>
-                <w:rFonts w:ascii="Arial" w:hAnsi="Arial" w:cs="Arial"/>
-                <w:color w:val="000000"/>
-                <w:sz w:val="20"/>
-                <w:szCs w:val="20"/>
-              </w:rPr>
-              <w:lastRenderedPageBreak/>
-              <w:t>and are disabled, and “Reserve My Slip” is disabled. No reservation can be submitted.</w:t>
-            </w:r>
-          </w:p>
-        </w:tc>
-        <w:tc>
-          <w:tcPr>
-            <w:tcW w:w="2148" w:type="dxa"/>
-          </w:tcPr>
-          <w:p>
-            <w:pPr>
-              <w:spacing w:before="80" w:after="80"/>
-              <w:rPr>
-                <w:rFonts w:ascii="Arial" w:hAnsi="Arial" w:cs="Arial"/>
-                <w:color w:val="C00000"/>
-                <w:sz w:val="20"/>
-                <w:szCs w:val="20"/>
-              </w:rPr>
-            </w:pPr>
-            <w:r>
-              <w:rPr>
-                <w:rFonts w:ascii="Arial" w:hAnsi="Arial" w:cs="Arial"/>
-                <w:color w:val="C00000"/>
-                <w:sz w:val="20"/>
-                <w:szCs w:val="20"/>
-              </w:rPr>
-              <w:lastRenderedPageBreak/>
-              <w:t>&lt;yes/no&gt;</w:t>
-            </w:r>
-          </w:p>
-        </w:tc>
-        <w:tc>
-          <w:tcPr>
-            <w:tcW w:w="2052" w:type="dxa"/>
+            <w:tcW w:w="4235" w:type="dxa"/>
+          </w:tcPr>
+          <w:p>
+            <w:pPr>
+              <w:spacing w:before="80" w:after="80"/>
+              <w:rPr>
+                <w:rFonts w:ascii="Arial" w:hAnsi="Arial" w:cs="Arial"/>
+                <w:color w:val="C00000"/>
+                <w:sz w:val="20"/>
+                <w:szCs w:val="20"/>
+              </w:rPr>
+            </w:pPr>
+            <w:r>
+              <w:rPr>
+                <w:rFonts w:ascii="Arial" w:hAnsi="Arial" w:cs="Arial"/>
+                <w:color w:val="000000"/>
+                <w:sz w:val="20"/>
+                <w:szCs w:val="20"/>
+              </w:rPr>
+              <w:t xml:space="preserve">Under the notice, confirm the wait-list question “Would you like to be added to the wait list for a 40 ft slip? We’ll contact you when one </w:t>
+            </w:r>
+            <w:proofErr w:type="gramStart"/>
+            <w:r>
+              <w:rPr>
+                <w:rFonts w:ascii="Arial" w:hAnsi="Arial" w:cs="Arial"/>
+                <w:color w:val="000000"/>
+                <w:sz w:val="20"/>
+                <w:szCs w:val="20"/>
+              </w:rPr>
+              <w:t>opens up</w:t>
+            </w:r>
+            <w:proofErr w:type="gramEnd"/>
+            <w:r>
+              <w:rPr>
+                <w:rFonts w:ascii="Arial" w:hAnsi="Arial" w:cs="Arial"/>
+                <w:color w:val="000000"/>
+                <w:sz w:val="20"/>
+                <w:szCs w:val="20"/>
+              </w:rPr>
+              <w:t>.” appears with “Join the wait list” and “No thanks” buttons, then click “Join the wait list.”</w:t>
+            </w:r>
+          </w:p>
+        </w:tc>
+        <w:tc>
+          <w:tcPr>
+            <w:tcW w:w="4753" w:type="dxa"/>
+          </w:tcPr>
+          <w:p>
+            <w:pPr>
+              <w:spacing w:before="80" w:after="80"/>
+              <w:rPr>
+                <w:rFonts w:ascii="Arial" w:hAnsi="Arial" w:cs="Arial"/>
+                <w:color w:val="C00000"/>
+                <w:sz w:val="20"/>
+                <w:szCs w:val="20"/>
+              </w:rPr>
+            </w:pPr>
+            <w:r>
+              <w:rPr>
+                <w:rFonts w:ascii="Arial" w:hAnsi="Arial" w:cs="Arial"/>
+                <w:color w:val="000000"/>
+                <w:sz w:val="20"/>
+                <w:szCs w:val="20"/>
+              </w:rPr>
+              <w:t>The browser redirects to waitListLookup.jsp?notice=waitListJoined&amp;size=40. Because the Wait List Lookup page has not been built yet, this lands on the shared “Coming Soon” placeholder for “The Wait List Lookup page” — the expected behavior until that page ships.</w:t>
+            </w:r>
+          </w:p>
+        </w:tc>
+        <w:tc>
+          <w:tcPr>
+            <w:tcW w:w="1184" w:type="dxa"/>
+          </w:tcPr>
+          <w:p>
+            <w:pPr>
+              <w:spacing w:before="80" w:after="80"/>
+              <w:rPr>
+                <w:rFonts w:ascii="Arial" w:hAnsi="Arial" w:cs="Arial"/>
+                <w:color w:val="C00000"/>
+                <w:sz w:val="20"/>
+                <w:szCs w:val="20"/>
+              </w:rPr>
+            </w:pPr>
+            <w:r>
+              <w:rPr>
+                <w:rFonts w:ascii="Arial" w:hAnsi="Arial" w:cs="Arial"/>
+                <w:color w:val="000000" w:themeColor="text1"/>
+                <w:sz w:val="20"/>
+                <w:szCs w:val="20"/>
+                <w:highlight w:val="green"/>
+              </w:rPr>
+              <w:t>Pass</w:t>
+            </w:r>
+          </w:p>
+        </w:tc>
+        <w:tc>
+          <w:tcPr>
+            <w:tcW w:w="1322" w:type="dxa"/>
           </w:tcPr>
           <w:p>
             <w:pPr>
@@ -4385,11 +5109,13 @@
       </w:tr>
       <w:tr>
         <w:trPr>
+          <w:gridAfter w:val="1"/>
+          <w:wAfter w:w="70" w:type="dxa"/>
           <w:trHeight w:val="350"/>
         </w:trPr>
         <w:tc>
           <w:tcPr>
-            <w:tcW w:w="1250" w:type="dxa"/>
+            <w:tcW w:w="1461" w:type="dxa"/>
           </w:tcPr>
           <w:p>
             <w:pPr>
@@ -4412,82 +5138,360 @@
         </w:tc>
         <w:tc>
           <w:tcPr>
-            <w:tcW w:w="3570" w:type="dxa"/>
-          </w:tcPr>
-          <w:p>
-            <w:pPr>
-              <w:spacing w:before="80" w:after="80"/>
-              <w:rPr>
-                <w:rFonts w:ascii="Arial" w:hAnsi="Arial" w:cs="Arial"/>
-                <w:color w:val="C00000"/>
-                <w:sz w:val="20"/>
-                <w:szCs w:val="20"/>
-              </w:rPr>
-            </w:pPr>
-            <w:r>
-              <w:rPr>
-                <w:rFonts w:ascii="Arial" w:hAnsi="Arial" w:cs="Arial"/>
-                <w:color w:val="000000"/>
-                <w:sz w:val="20"/>
-                <w:szCs w:val="20"/>
-              </w:rPr>
-              <w:t>Under the notice, confirm the wait-list question “Would you like to be added to the wait list for a 40 ft slip? We’ll contact you when one opens up.” appears with “Join the wait list” and “No thanks” buttons, then click “Join the wait list.”</w:t>
-            </w:r>
-          </w:p>
-        </w:tc>
-        <w:tc>
-          <w:tcPr>
-            <w:tcW w:w="3930" w:type="dxa"/>
-          </w:tcPr>
-          <w:p>
-            <w:pPr>
-              <w:spacing w:before="80" w:after="80"/>
-              <w:rPr>
-                <w:rFonts w:ascii="Arial" w:hAnsi="Arial" w:cs="Arial"/>
-                <w:color w:val="C00000"/>
-                <w:sz w:val="20"/>
-                <w:szCs w:val="20"/>
-              </w:rPr>
-            </w:pPr>
-            <w:r>
-              <w:rPr>
-                <w:rFonts w:ascii="Arial" w:hAnsi="Arial" w:cs="Arial"/>
-                <w:color w:val="000000"/>
-                <w:sz w:val="20"/>
-                <w:szCs w:val="20"/>
-              </w:rPr>
-              <w:t>The browser redirects to waitListLookup.jsp?notice=waitListJoined&amp;size=40. Because the Wait List Lookup page has not been built yet, this lands on the shared “Coming Soon” placeholder for “The Wait List Lookup page” — the expected behavior until that page ships.</w:t>
-            </w:r>
-          </w:p>
-        </w:tc>
-        <w:tc>
-          <w:tcPr>
-            <w:tcW w:w="2148" w:type="dxa"/>
-          </w:tcPr>
-          <w:p>
-            <w:pPr>
-              <w:spacing w:before="80" w:after="80"/>
-              <w:rPr>
-                <w:rFonts w:ascii="Arial" w:hAnsi="Arial" w:cs="Arial"/>
-                <w:color w:val="C00000"/>
-                <w:sz w:val="20"/>
-                <w:szCs w:val="20"/>
-              </w:rPr>
-            </w:pPr>
-            <w:r>
-              <w:rPr>
-                <w:rFonts w:ascii="Arial" w:hAnsi="Arial" w:cs="Arial"/>
-                <w:color w:val="C00000"/>
-                <w:sz w:val="20"/>
-                <w:szCs w:val="20"/>
-              </w:rPr>
-              <w:t>&lt;yes/no&gt;</w:t>
-            </w:r>
-          </w:p>
-        </w:tc>
-        <w:tc>
-          <w:tcPr>
-            <w:tcW w:w="2052" w:type="dxa"/>
+            <w:tcW w:w="4235" w:type="dxa"/>
+          </w:tcPr>
+          <w:p>
+            <w:pPr>
+              <w:spacing w:before="80" w:after="80"/>
+              <w:rPr>
+                <w:rFonts w:ascii="Arial" w:hAnsi="Arial" w:cs="Arial"/>
+                <w:color w:val="C00000"/>
+                <w:sz w:val="20"/>
+                <w:szCs w:val="20"/>
+              </w:rPr>
+            </w:pPr>
+            <w:r>
+              <w:rPr>
+                <w:rFonts w:ascii="Arial" w:hAnsi="Arial" w:cs="Arial"/>
+                <w:color w:val="000000"/>
+                <w:sz w:val="20"/>
+                <w:szCs w:val="20"/>
+              </w:rPr>
+              <w:t>Confirm the result in MySQL:</w:t>
+            </w:r>
+          </w:p>
+          <w:p>
+            <w:r>
+              <w:rPr>
+                <w:rFonts w:ascii="Arial" w:hAnsi="Arial"/>
+                <w:color w:val="000000"/>
+                <w:sz w:val="20"/>
+              </w:rPr>
+              <w:t>USE MoffatBayMarinaDB;</w:t>
+            </w:r>
+          </w:p>
+          <w:p>
+            <w:r>
+              <w:rPr>
+                <w:rFonts w:ascii="Arial" w:hAnsi="Arial"/>
+                <w:color w:val="000000"/>
+                <w:sz w:val="20"/>
+              </w:rPr>
+              <w:lastRenderedPageBreak/>
+              <w:t xml:space="preserve">SELECT </w:t>
+            </w:r>
+            <w:proofErr w:type="gramStart"/>
+            <w:r>
+              <w:rPr>
+                <w:rFonts w:ascii="Arial" w:hAnsi="Arial"/>
+                <w:color w:val="000000"/>
+                <w:sz w:val="20"/>
+              </w:rPr>
+              <w:t>w.waitListID</w:t>
+            </w:r>
+            <w:proofErr w:type="gramEnd"/>
+            <w:r>
+              <w:rPr>
+                <w:rFonts w:ascii="Arial" w:hAnsi="Arial"/>
+                <w:color w:val="000000"/>
+                <w:sz w:val="20"/>
+              </w:rPr>
+              <w:t xml:space="preserve">, </w:t>
+            </w:r>
+            <w:proofErr w:type="gramStart"/>
+            <w:r>
+              <w:rPr>
+                <w:rFonts w:ascii="Arial" w:hAnsi="Arial"/>
+                <w:color w:val="000000"/>
+                <w:sz w:val="20"/>
+              </w:rPr>
+              <w:t>w.status</w:t>
+            </w:r>
+            <w:proofErr w:type="gramEnd"/>
+            <w:r>
+              <w:rPr>
+                <w:rFonts w:ascii="Arial" w:hAnsi="Arial"/>
+                <w:color w:val="000000"/>
+                <w:sz w:val="20"/>
+              </w:rPr>
+              <w:t xml:space="preserve">, </w:t>
+            </w:r>
+            <w:proofErr w:type="gramStart"/>
+            <w:r>
+              <w:rPr>
+                <w:rFonts w:ascii="Arial" w:hAnsi="Arial"/>
+                <w:color w:val="000000"/>
+                <w:sz w:val="20"/>
+              </w:rPr>
+              <w:t>w.timeJoined</w:t>
+            </w:r>
+            <w:proofErr w:type="gramEnd"/>
+            <w:r>
+              <w:rPr>
+                <w:rFonts w:ascii="Arial" w:hAnsi="Arial"/>
+                <w:color w:val="000000"/>
+                <w:sz w:val="20"/>
+              </w:rPr>
+              <w:t xml:space="preserve">, </w:t>
+            </w:r>
+            <w:proofErr w:type="gramStart"/>
+            <w:r>
+              <w:rPr>
+                <w:rFonts w:ascii="Arial" w:hAnsi="Arial"/>
+                <w:color w:val="000000"/>
+                <w:sz w:val="20"/>
+              </w:rPr>
+              <w:t>sz.sizeFt</w:t>
+            </w:r>
+            <w:proofErr w:type="gramEnd"/>
+          </w:p>
+          <w:p>
+            <w:r>
+              <w:rPr>
+                <w:rFonts w:ascii="Arial" w:hAnsi="Arial"/>
+                <w:color w:val="000000"/>
+                <w:sz w:val="20"/>
+              </w:rPr>
+              <w:t xml:space="preserve">FROM WaitList w JOIN SlipSize sz ON </w:t>
+            </w:r>
+            <w:proofErr w:type="gramStart"/>
+            <w:r>
+              <w:rPr>
+                <w:rFonts w:ascii="Arial" w:hAnsi="Arial"/>
+                <w:color w:val="000000"/>
+                <w:sz w:val="20"/>
+              </w:rPr>
+              <w:t>sz.slipSizeID</w:t>
+            </w:r>
+            <w:proofErr w:type="gramEnd"/>
+            <w:r>
+              <w:rPr>
+                <w:rFonts w:ascii="Arial" w:hAnsi="Arial"/>
+                <w:color w:val="000000"/>
+                <w:sz w:val="20"/>
+              </w:rPr>
+              <w:t xml:space="preserve"> = </w:t>
+            </w:r>
+            <w:proofErr w:type="gramStart"/>
+            <w:r>
+              <w:rPr>
+                <w:rFonts w:ascii="Arial" w:hAnsi="Arial"/>
+                <w:color w:val="000000"/>
+                <w:sz w:val="20"/>
+              </w:rPr>
+              <w:t>w.slipSizeID</w:t>
+            </w:r>
+            <w:proofErr w:type="gramEnd"/>
+          </w:p>
+          <w:p>
+            <w:r>
+              <w:rPr>
+                <w:rFonts w:ascii="Arial" w:hAnsi="Arial"/>
+                <w:color w:val="000000"/>
+                <w:sz w:val="20"/>
+              </w:rPr>
+              <w:t xml:space="preserve">WHERE </w:t>
+            </w:r>
+            <w:proofErr w:type="gramStart"/>
+            <w:r>
+              <w:rPr>
+                <w:rFonts w:ascii="Arial" w:hAnsi="Arial"/>
+                <w:color w:val="000000"/>
+                <w:sz w:val="20"/>
+              </w:rPr>
+              <w:t>w.customerID</w:t>
+            </w:r>
+            <w:proofErr w:type="gramEnd"/>
+            <w:r>
+              <w:rPr>
+                <w:rFonts w:ascii="Arial" w:hAnsi="Arial"/>
+                <w:color w:val="000000"/>
+                <w:sz w:val="20"/>
+              </w:rPr>
+              <w:t xml:space="preserve"> = 1 ORDER BY </w:t>
+            </w:r>
+            <w:proofErr w:type="gramStart"/>
+            <w:r>
+              <w:rPr>
+                <w:rFonts w:ascii="Arial" w:hAnsi="Arial"/>
+                <w:color w:val="000000"/>
+                <w:sz w:val="20"/>
+              </w:rPr>
+              <w:t>w.timeJoined</w:t>
+            </w:r>
+            <w:proofErr w:type="gramEnd"/>
+            <w:r>
+              <w:rPr>
+                <w:rFonts w:ascii="Arial" w:hAnsi="Arial"/>
+                <w:color w:val="000000"/>
+                <w:sz w:val="20"/>
+              </w:rPr>
+              <w:t xml:space="preserve"> DESC LIMIT 1;</w:t>
+            </w:r>
+          </w:p>
+          <w:p/>
+          <w:p>
+            <w:r>
+              <w:rPr>
+                <w:rFonts w:ascii="Arial" w:hAnsi="Arial"/>
+                <w:color w:val="000000"/>
+                <w:sz w:val="20"/>
+              </w:rPr>
+              <w:t>SELECT * FROM Reservation r</w:t>
+            </w:r>
+          </w:p>
+          <w:p>
+            <w:r>
+              <w:rPr>
+                <w:rFonts w:ascii="Arial" w:hAnsi="Arial"/>
+                <w:color w:val="000000"/>
+                <w:sz w:val="20"/>
+              </w:rPr>
+              <w:t xml:space="preserve">JOIN Boat b ON </w:t>
+            </w:r>
+            <w:proofErr w:type="gramStart"/>
+            <w:r>
+              <w:rPr>
+                <w:rFonts w:ascii="Arial" w:hAnsi="Arial"/>
+                <w:color w:val="000000"/>
+                <w:sz w:val="20"/>
+              </w:rPr>
+              <w:t>b.boatID</w:t>
+            </w:r>
+            <w:proofErr w:type="gramEnd"/>
+            <w:r>
+              <w:rPr>
+                <w:rFonts w:ascii="Arial" w:hAnsi="Arial"/>
+                <w:color w:val="000000"/>
+                <w:sz w:val="20"/>
+              </w:rPr>
+              <w:t xml:space="preserve"> = </w:t>
+            </w:r>
+            <w:proofErr w:type="gramStart"/>
+            <w:r>
+              <w:rPr>
+                <w:rFonts w:ascii="Arial" w:hAnsi="Arial"/>
+                <w:color w:val="000000"/>
+                <w:sz w:val="20"/>
+              </w:rPr>
+              <w:t>r.boatID</w:t>
+            </w:r>
+            <w:proofErr w:type="gramEnd"/>
+          </w:p>
+          <w:p>
+            <w:pPr>
+              <w:spacing w:before="80" w:after="80"/>
+              <w:rPr>
+                <w:rFonts w:ascii="Arial" w:hAnsi="Arial" w:cs="Arial"/>
+                <w:color w:val="C00000"/>
+                <w:sz w:val="20"/>
+                <w:szCs w:val="20"/>
+              </w:rPr>
+            </w:pPr>
+            <w:r>
+              <w:rPr>
+                <w:rFonts w:ascii="Arial" w:hAnsi="Arial"/>
+                <w:color w:val="000000"/>
+                <w:sz w:val="20"/>
+              </w:rPr>
+              <w:t xml:space="preserve">WHERE </w:t>
+            </w:r>
+            <w:proofErr w:type="gramStart"/>
+            <w:r>
+              <w:rPr>
+                <w:rFonts w:ascii="Arial" w:hAnsi="Arial"/>
+                <w:color w:val="000000"/>
+                <w:sz w:val="20"/>
+              </w:rPr>
+              <w:t>b.boatName</w:t>
+            </w:r>
+            <w:proofErr w:type="gramEnd"/>
+            <w:r>
+              <w:rPr>
+                <w:rFonts w:ascii="Arial" w:hAnsi="Arial"/>
+                <w:color w:val="000000"/>
+                <w:sz w:val="20"/>
+              </w:rPr>
+              <w:t xml:space="preserve"> = 'QA Overflow Boat';</w:t>
+            </w:r>
+          </w:p>
+        </w:tc>
+        <w:tc>
+          <w:tcPr>
+            <w:tcW w:w="4753" w:type="dxa"/>
+          </w:tcPr>
+          <w:p>
+            <w:pPr>
+              <w:spacing w:before="80" w:after="80"/>
+              <w:rPr>
+                <w:rFonts w:ascii="Arial" w:hAnsi="Arial" w:cs="Arial"/>
+                <w:color w:val="C00000"/>
+                <w:sz w:val="20"/>
+                <w:szCs w:val="20"/>
+              </w:rPr>
+            </w:pPr>
+            <w:r>
+              <w:rPr>
+                <w:rFonts w:ascii="Arial" w:hAnsi="Arial" w:cs="Arial"/>
+                <w:color w:val="000000"/>
+                <w:sz w:val="20"/>
+                <w:szCs w:val="20"/>
+              </w:rPr>
+              <w:lastRenderedPageBreak/>
+              <w:t>The WaitList query returns one new row for customerID 1 at sizeFt 40 with status “Waiting.”</w:t>
+            </w:r>
+          </w:p>
+          <w:p>
+            <w:pPr>
+              <w:spacing w:before="80" w:after="80"/>
+              <w:rPr>
+                <w:rFonts w:ascii="Arial" w:hAnsi="Arial" w:cs="Arial"/>
+                <w:color w:val="C00000"/>
+                <w:sz w:val="20"/>
+                <w:szCs w:val="20"/>
+              </w:rPr>
+            </w:pPr>
+            <w:r>
+              <w:rPr>
+                <w:rFonts w:ascii="Arial" w:hAnsi="Arial"/>
+                <w:color w:val="000000"/>
+                <w:sz w:val="20"/>
+              </w:rPr>
+              <w:lastRenderedPageBreak/>
+              <w:t>The Reservation query returns zero rows — “QA Overflow Boat” was never assigned a slip or booked.</w:t>
+            </w:r>
+          </w:p>
+        </w:tc>
+        <w:tc>
+          <w:tcPr>
+            <w:tcW w:w="1184" w:type="dxa"/>
+          </w:tcPr>
+          <w:p>
+            <w:pPr>
+              <w:spacing w:before="80" w:after="80"/>
+              <w:rPr>
+                <w:rFonts w:ascii="Arial" w:hAnsi="Arial" w:cs="Arial"/>
+                <w:color w:val="C00000"/>
+                <w:sz w:val="20"/>
+                <w:szCs w:val="20"/>
+              </w:rPr>
+            </w:pPr>
+            <w:r>
+              <w:rPr>
+                <w:rFonts w:ascii="Arial" w:hAnsi="Arial" w:cs="Arial"/>
+                <w:color w:val="000000" w:themeColor="text1"/>
+                <w:sz w:val="20"/>
+                <w:szCs w:val="20"/>
+                <w:highlight w:val="green"/>
+              </w:rPr>
+              <w:lastRenderedPageBreak/>
+              <w:t>Pass</w:t>
+            </w:r>
+          </w:p>
+        </w:tc>
+        <w:tc>
+          <w:tcPr>
+            <w:tcW w:w="1322" w:type="dxa"/>
           </w:tcPr>
           <w:p>
             <w:pPr>
@@ -4513,11 +5517,13 @@
       </w:tr>
       <w:tr>
         <w:trPr>
+          <w:gridAfter w:val="1"/>
+          <w:wAfter w:w="70" w:type="dxa"/>
           <w:trHeight w:val="350"/>
         </w:trPr>
         <w:tc>
           <w:tcPr>
-            <w:tcW w:w="1250" w:type="dxa"/>
+            <w:tcW w:w="1461" w:type="dxa"/>
           </w:tcPr>
           <w:p>
             <w:pPr>
@@ -4540,163 +5546,65 @@
         </w:tc>
         <w:tc>
           <w:tcPr>
-            <w:tcW w:w="3570" w:type="dxa"/>
-          </w:tcPr>
-          <w:p>
-            <w:pPr>
-              <w:spacing w:before="80" w:after="80"/>
-              <w:rPr>
-                <w:rFonts w:ascii="Arial" w:hAnsi="Arial" w:cs="Arial"/>
-                <w:color w:val="C00000"/>
-                <w:sz w:val="20"/>
-                <w:szCs w:val="20"/>
-              </w:rPr>
-            </w:pPr>
-            <w:r>
-              <w:rPr>
-                <w:rFonts w:ascii="Arial" w:hAnsi="Arial" w:cs="Arial"/>
-                <w:color w:val="000000"/>
-                <w:sz w:val="20"/>
-                <w:szCs w:val="20"/>
-              </w:rPr>
-              <w:t>Confirm the result in MySQL:</w:t>
-            </w:r>
-          </w:p>
-          <w:p>
-            <w:r>
-              <w:rPr>
-                <w:rFonts w:ascii="Arial" w:hAnsi="Arial"/>
-                <w:color w:val="000000"/>
-                <w:sz w:val="20"/>
-              </w:rPr>
-              <w:t>USE MoffatBayMarinaDB;</w:t>
-            </w:r>
-          </w:p>
-          <w:p>
-            <w:r>
-              <w:rPr>
-                <w:rFonts w:ascii="Arial" w:hAnsi="Arial"/>
-                <w:color w:val="000000"/>
-                <w:sz w:val="20"/>
-              </w:rPr>
-              <w:t>SELECT w.waitListID, w.status, w.timeJoined, sz.sizeFt</w:t>
-            </w:r>
-          </w:p>
-          <w:p>
-            <w:r>
-              <w:rPr>
-                <w:rFonts w:ascii="Arial" w:hAnsi="Arial"/>
-                <w:color w:val="000000"/>
-                <w:sz w:val="20"/>
-              </w:rPr>
-              <w:t>FROM WaitList w JOIN SlipSize sz ON sz.slipSizeID = w.slipSizeID</w:t>
-            </w:r>
-          </w:p>
-          <w:p>
-            <w:r>
-              <w:rPr>
-                <w:rFonts w:ascii="Arial" w:hAnsi="Arial"/>
-                <w:color w:val="000000"/>
-                <w:sz w:val="20"/>
-              </w:rPr>
-              <w:t>WHERE w.customerID = 1 ORDER BY w.timeJoined DESC LIMIT 1;</w:t>
-            </w:r>
-          </w:p>
-          <w:p/>
-          <w:p>
-            <w:r>
-              <w:rPr>
-                <w:rFonts w:ascii="Arial" w:hAnsi="Arial"/>
-                <w:color w:val="000000"/>
-                <w:sz w:val="20"/>
-              </w:rPr>
-              <w:t>SELECT * FROM Reservation r</w:t>
-            </w:r>
-          </w:p>
-          <w:p>
-            <w:r>
-              <w:rPr>
-                <w:rFonts w:ascii="Arial" w:hAnsi="Arial"/>
-                <w:color w:val="000000"/>
-                <w:sz w:val="20"/>
-              </w:rPr>
-              <w:t>JOIN Boat b ON b.boatID = r.boatID</w:t>
-            </w:r>
-          </w:p>
-          <w:p>
-            <w:r>
-              <w:rPr>
-                <w:rFonts w:ascii="Arial" w:hAnsi="Arial"/>
-                <w:color w:val="000000"/>
-                <w:sz w:val="20"/>
-              </w:rPr>
-              <w:t>WHERE b.boatName = 'QA Overflow Boat';</w:t>
-            </w:r>
-          </w:p>
-        </w:tc>
-        <w:tc>
-          <w:tcPr>
-            <w:tcW w:w="3930" w:type="dxa"/>
-          </w:tcPr>
-          <w:p>
-            <w:pPr>
-              <w:spacing w:before="80" w:after="80"/>
-              <w:rPr>
-                <w:rFonts w:ascii="Arial" w:hAnsi="Arial" w:cs="Arial"/>
-                <w:color w:val="C00000"/>
-                <w:sz w:val="20"/>
-                <w:szCs w:val="20"/>
-              </w:rPr>
-            </w:pPr>
-            <w:r>
-              <w:rPr>
-                <w:rFonts w:ascii="Arial" w:hAnsi="Arial" w:cs="Arial"/>
-                <w:color w:val="000000"/>
-                <w:sz w:val="20"/>
-                <w:szCs w:val="20"/>
-              </w:rPr>
-              <w:t>The WaitList query returns one new row for customerID 1 at sizeFt 40 with status “Waiting.”</w:t>
-            </w:r>
-          </w:p>
-          <w:p>
-            <w:r>
-              <w:rPr>
-                <w:rFonts w:ascii="Arial" w:hAnsi="Arial"/>
-                <w:color w:val="000000"/>
-                <w:sz w:val="20"/>
-              </w:rPr>
-              <w:t>The Reservation query returns zero rows — “QA Overflow Boat” was never assigned a slip or booked.</w:t>
-            </w:r>
-          </w:p>
-        </w:tc>
-        <w:tc>
-          <w:tcPr>
-            <w:tcW w:w="2148" w:type="dxa"/>
-          </w:tcPr>
-          <w:p>
-            <w:pPr>
-              <w:spacing w:before="80" w:after="80"/>
-              <w:rPr>
-                <w:rFonts w:ascii="Arial" w:hAnsi="Arial" w:cs="Arial"/>
-                <w:color w:val="C00000"/>
-                <w:sz w:val="20"/>
-                <w:szCs w:val="20"/>
-              </w:rPr>
-            </w:pPr>
-            <w:r>
-              <w:rPr>
-                <w:rFonts w:ascii="Arial" w:hAnsi="Arial" w:cs="Arial"/>
-                <w:color w:val="C00000"/>
-                <w:sz w:val="20"/>
-                <w:szCs w:val="20"/>
-              </w:rPr>
-              <w:t>&lt;yes/no&gt;</w:t>
-            </w:r>
-          </w:p>
-        </w:tc>
-        <w:tc>
-          <w:tcPr>
-            <w:tcW w:w="2052" w:type="dxa"/>
+            <w:tcW w:w="4235" w:type="dxa"/>
+          </w:tcPr>
+          <w:p>
+            <w:r>
+              <w:rPr>
+                <w:rFonts w:ascii="Arial" w:hAnsi="Arial" w:cs="Arial"/>
+                <w:color w:val="000000"/>
+                <w:sz w:val="20"/>
+                <w:szCs w:val="20"/>
+              </w:rPr>
+              <w:t>Go back to the Reservation page, select “QA Overflow Boat” again, and click “Join the wait list” a second time.</w:t>
+            </w:r>
+          </w:p>
+        </w:tc>
+        <w:tc>
+          <w:tcPr>
+            <w:tcW w:w="4753" w:type="dxa"/>
+          </w:tcPr>
+          <w:p>
+            <w:r>
+              <w:rPr>
+                <w:rFonts w:ascii="Arial" w:hAnsi="Arial" w:cs="Arial"/>
+                <w:color w:val="000000"/>
+                <w:sz w:val="20"/>
+                <w:szCs w:val="20"/>
+              </w:rPr>
+              <w:t>Instead of a second entry, the wait-list panel shows “You’re already on the wait list for a 40 ft slip,” the Join button is hidden, and re-running the WaitList query from Step 5 still returns exactly one row for customerID 1 at size 40.</w:t>
+            </w:r>
+          </w:p>
+        </w:tc>
+        <w:tc>
+          <w:tcPr>
+            <w:tcW w:w="1184" w:type="dxa"/>
+          </w:tcPr>
+          <w:p>
+            <w:pPr>
+              <w:spacing w:before="80" w:after="80"/>
+              <w:rPr>
+                <w:rFonts w:ascii="Arial" w:hAnsi="Arial" w:cs="Arial"/>
+                <w:color w:val="C00000"/>
+                <w:sz w:val="20"/>
+                <w:szCs w:val="20"/>
+              </w:rPr>
+            </w:pPr>
+            <w:r>
+              <w:rPr>
+                <w:rFonts w:ascii="Arial" w:hAnsi="Arial" w:cs="Arial"/>
+                <w:color w:val="000000" w:themeColor="text1"/>
+                <w:sz w:val="20"/>
+                <w:szCs w:val="20"/>
+                <w:highlight w:val="green"/>
+              </w:rPr>
+              <w:t>Pass</w:t>
+            </w:r>
+          </w:p>
+        </w:tc>
+        <w:tc>
+          <w:tcPr>
+            <w:tcW w:w="1322" w:type="dxa"/>
           </w:tcPr>
           <w:p>
             <w:pPr>
@@ -4722,147 +5630,19 @@
       </w:tr>
       <w:tr>
         <w:trPr>
+          <w:gridAfter w:val="1"/>
+          <w:wAfter w:w="70" w:type="dxa"/>
           <w:trHeight w:val="350"/>
         </w:trPr>
         <w:tc>
           <w:tcPr>
-            <w:tcW w:w="1250" w:type="dxa"/>
-          </w:tcPr>
-          <w:p>
-            <w:pPr>
-              <w:spacing w:before="80" w:after="80"/>
-              <w:rPr>
-                <w:rFonts w:ascii="Arial" w:hAnsi="Arial" w:cs="Arial"/>
-                <w:sz w:val="20"/>
-                <w:szCs w:val="20"/>
-              </w:rPr>
-            </w:pPr>
-            <w:r>
-              <w:rPr>
-                <w:rFonts w:ascii="Arial" w:hAnsi="Arial" w:cs="Arial"/>
-                <w:sz w:val="20"/>
-                <w:szCs w:val="20"/>
-              </w:rPr>
-              <w:t>6</w:t>
-            </w:r>
-          </w:p>
-        </w:tc>
-        <w:tc>
-          <w:tcPr>
-            <w:tcW w:w="3570" w:type="dxa"/>
-          </w:tcPr>
-          <w:p>
-            <w:pPr>
-              <w:spacing w:before="80" w:after="80"/>
-              <w:rPr>
-                <w:rFonts w:ascii="Arial" w:hAnsi="Arial" w:cs="Arial"/>
-                <w:color w:val="C00000"/>
-                <w:sz w:val="20"/>
-                <w:szCs w:val="20"/>
-              </w:rPr>
-            </w:pPr>
-            <w:r>
-              <w:rPr>
-                <w:rFonts w:ascii="Arial" w:hAnsi="Arial" w:cs="Arial"/>
-                <w:color w:val="000000"/>
-                <w:sz w:val="20"/>
-                <w:szCs w:val="20"/>
-              </w:rPr>
-              <w:t>Go back to the Reservation page, select “QA Overflow Boat” again, and click “Join the wait list” a second time.</w:t>
-            </w:r>
-          </w:p>
-        </w:tc>
-        <w:tc>
-          <w:tcPr>
-            <w:tcW w:w="3930" w:type="dxa"/>
-          </w:tcPr>
-          <w:p>
-            <w:pPr>
-              <w:spacing w:before="80" w:after="80"/>
-              <w:rPr>
-                <w:rFonts w:ascii="Arial" w:hAnsi="Arial" w:cs="Arial"/>
-                <w:color w:val="C00000"/>
-                <w:sz w:val="20"/>
-                <w:szCs w:val="20"/>
-              </w:rPr>
-            </w:pPr>
-            <w:r>
-              <w:rPr>
-                <w:rFonts w:ascii="Arial" w:hAnsi="Arial" w:cs="Arial"/>
-                <w:color w:val="000000"/>
-                <w:sz w:val="20"/>
-                <w:szCs w:val="20"/>
-              </w:rPr>
-              <w:t>Instead of a second entry, the wait-list panel shows “You’re already on the wait list for a 40 ft slip,” the Join button is hidden, and re-running the WaitList query from Step 5 still returns exactly one row for customerID 1 at size 40.</w:t>
-            </w:r>
-          </w:p>
-        </w:tc>
-        <w:tc>
-          <w:tcPr>
-            <w:tcW w:w="2148" w:type="dxa"/>
-          </w:tcPr>
-          <w:p>
-            <w:pPr>
-              <w:spacing w:before="80" w:after="80"/>
-              <w:rPr>
-                <w:rFonts w:ascii="Arial" w:hAnsi="Arial" w:cs="Arial"/>
-                <w:color w:val="C00000"/>
-                <w:sz w:val="20"/>
-                <w:szCs w:val="20"/>
-              </w:rPr>
-            </w:pPr>
-            <w:r>
-              <w:rPr>
-                <w:rFonts w:ascii="Arial" w:hAnsi="Arial" w:cs="Arial"/>
-                <w:color w:val="C00000"/>
-                <w:sz w:val="20"/>
-                <w:szCs w:val="20"/>
-              </w:rPr>
-              <w:t>&lt;yes/no&gt;</w:t>
-            </w:r>
-          </w:p>
-        </w:tc>
-        <w:tc>
-          <w:tcPr>
-            <w:tcW w:w="2052" w:type="dxa"/>
-          </w:tcPr>
-          <w:p>
-            <w:pPr>
-              <w:spacing w:before="80" w:after="80"/>
-              <w:rPr>
-                <w:rFonts w:ascii="Arial" w:hAnsi="Arial" w:cs="Arial"/>
-                <w:color w:val="C00000"/>
-                <w:sz w:val="20"/>
-                <w:szCs w:val="20"/>
-              </w:rPr>
-            </w:pPr>
-            <w:r>
-              <w:rPr>
-                <w:rFonts w:ascii="Arial" w:hAnsi="Arial" w:cs="Arial"/>
-                <w:color w:val="C00000"/>
-                <w:sz w:val="20"/>
-                <w:szCs w:val="20"/>
-              </w:rPr>
-              <w:t>&lt;yes/no&gt;</w:t>
-            </w:r>
-          </w:p>
-        </w:tc>
-      </w:tr>
-      <w:tr>
-        <w:trPr>
-          <w:trHeight w:val="350"/>
-        </w:trPr>
-        <w:tc>
-          <w:tcPr>
-            <w:tcW w:w="1250" w:type="dxa"/>
-          </w:tcPr>
-          <w:p>
-            <w:pPr>
-              <w:spacing w:before="80" w:after="80"/>
-              <w:rPr>
-                <w:rFonts w:ascii="Arial" w:hAnsi="Arial" w:cs="Arial"/>
-                <w:b/>
-                <w:bCs/>
+            <w:tcW w:w="1461" w:type="dxa"/>
+          </w:tcPr>
+          <w:p>
+            <w:pPr>
+              <w:spacing w:before="80" w:after="80"/>
+              <w:rPr>
+                <w:rFonts w:ascii="Arial" w:hAnsi="Arial" w:cs="Arial"/>
                 <w:sz w:val="20"/>
                 <w:szCs w:val="20"/>
               </w:rPr>
@@ -4881,7 +5661,7 @@
         </w:tc>
         <w:tc>
           <w:tcPr>
-            <w:tcW w:w="11700" w:type="dxa"/>
+            <w:tcW w:w="11494" w:type="dxa"/>
             <w:gridSpan w:val="4"/>
           </w:tcPr>
           <w:p>
@@ -4889,1134 +5669,85 @@
               <w:spacing w:before="80" w:after="80"/>
               <w:rPr>
                 <w:rFonts w:ascii="Arial" w:hAnsi="Arial" w:cs="Arial"/>
-                <w:color w:val="C00000"/>
-                <w:sz w:val="20"/>
-                <w:szCs w:val="20"/>
-              </w:rPr>
-            </w:pPr>
-            <w:r>
-              <w:rPr>
-                <w:rFonts w:ascii="Arial" w:hAnsi="Arial" w:cs="Arial"/>
-                <w:color w:val="C00000"/>
-                <w:sz w:val="20"/>
-                <w:szCs w:val="20"/>
-              </w:rPr>
-              <w:t>Comments should be substantive; this means there should be at least 2-3 well-structured sentences with constructive feedback.</w:t>
-            </w:r>
-          </w:p>
-        </w:tc>
-      </w:tr>
-      <w:tr>
-        <w:trPr>
-          <w:trHeight w:val="710"/>
-        </w:trPr>
-        <w:tc>
-          <w:tcPr>
-            <w:tcW w:w="1250" w:type="dxa"/>
-          </w:tcPr>
-          <w:p>
-            <w:pPr>
-              <w:pStyle w:val="NoSpacing"/>
-              <w:spacing w:before="80" w:after="80"/>
-              <w:rPr>
-                <w:rFonts w:ascii="Arial" w:hAnsi="Arial" w:cs="Arial"/>
-                <w:sz w:val="24"/>
-                <w:szCs w:val="24"/>
-              </w:rPr>
-            </w:pPr>
-            <w:r>
-              <w:rPr>
-                <w:rFonts w:ascii="Arial" w:hAnsi="Arial" w:cs="Arial"/>
-                <w:sz w:val="24"/>
-                <w:szCs w:val="24"/>
-              </w:rPr>
-              <w:t>Test 4</w:t>
-            </w:r>
-          </w:p>
-        </w:tc>
-        <w:tc>
-          <w:tcPr>
-            <w:tcW w:w="11700" w:type="dxa"/>
-            <w:gridSpan w:val="4"/>
-          </w:tcPr>
-          <w:p>
-            <w:pPr>
-              <w:pStyle w:val="Heading1"/>
-              <w:rPr>
-                <w:rFonts w:ascii="Arial" w:hAnsi="Arial" w:cs="Arial"/>
-                <w:b/>
-                <w:bCs/>
-              </w:rPr>
-            </w:pPr>
-            <w:bookmarkStart w:id="3" w:name="_Toc132718198"/>
-            <w:r>
-              <w:rPr>
-                <w:rFonts w:ascii="Arial" w:hAnsi="Arial" w:cs="Arial"/>
-                <w:b/>
-                <w:bCs/>
-                <w:color w:val="000000"/>
-              </w:rPr>
-              <w:t>Customer With No Registered Boats Is Prompted to Register One, Then Books Through to the Summary Page</w:t>
-            </w:r>
-            <w:bookmarkEnd w:id="3"/>
-          </w:p>
-        </w:tc>
-      </w:tr>
-      <w:tr>
-        <w:trPr>
-          <w:trHeight w:val="620"/>
-        </w:trPr>
-        <w:tc>
-          <w:tcPr>
-            <w:tcW w:w="1250" w:type="dxa"/>
-          </w:tcPr>
-          <w:p>
-            <w:pPr>
-              <w:pStyle w:val="NoSpacing"/>
-              <w:spacing w:before="80" w:after="80"/>
-              <w:rPr>
-                <w:rFonts w:ascii="Arial" w:hAnsi="Arial" w:cs="Arial"/>
-                <w:sz w:val="24"/>
-                <w:szCs w:val="24"/>
-              </w:rPr>
-            </w:pPr>
-          </w:p>
-        </w:tc>
-        <w:tc>
-          <w:tcPr>
-            <w:tcW w:w="3570" w:type="dxa"/>
-          </w:tcPr>
-          <w:p>
-            <w:pPr>
-              <w:rPr>
-                <w:rFonts w:ascii="Arial" w:hAnsi="Arial" w:cs="Arial"/>
-                <w:sz w:val="20"/>
-                <w:szCs w:val="20"/>
-              </w:rPr>
-            </w:pPr>
-            <w:r>
-              <w:rPr>
-                <w:rFonts w:ascii="Arial" w:hAnsi="Arial" w:cs="Arial"/>
-                <w:b/>
-                <w:bCs/>
-                <w:sz w:val="20"/>
-                <w:szCs w:val="20"/>
-              </w:rPr>
-              <w:t xml:space="preserve">Test Objective: </w:t>
-            </w:r>
-            <w:r>
-              <w:rPr>
-                <w:rFonts w:ascii="Arial" w:hAnsi="Arial"/>
-                <w:color w:val="000000"/>
-                <w:sz w:val="20"/>
-              </w:rPr>
-              <w:t>Verifies that a signed-in customer who currently owns no boats is automatically routed into the Register a Boat panel with the dropdown and Submit disabled, and that registering a boat there lets them complete a normal reservation through to the Reservation Summary page and the database. Suggested account: rosa.delgado@example.com / Anchor44 (customerID 4) — her one boat was sold on 2026-06-15 and BoatOwnership has no current row for her, so she already owns zero boats without needing any new setup.</w:t>
-            </w:r>
-          </w:p>
-        </w:tc>
-        <w:tc>
-          <w:tcPr>
-            <w:tcW w:w="3930" w:type="dxa"/>
-          </w:tcPr>
-          <w:p>
-            <w:pPr>
-              <w:rPr>
-                <w:rFonts w:ascii="Arial" w:hAnsi="Arial" w:cs="Arial"/>
-                <w:b/>
-                <w:bCs/>
-                <w:sz w:val="20"/>
-                <w:szCs w:val="20"/>
-              </w:rPr>
-            </w:pPr>
-            <w:r>
-              <w:rPr>
-                <w:rFonts w:ascii="Arial" w:hAnsi="Arial" w:cs="Arial"/>
-                <w:b/>
-                <w:bCs/>
-                <w:sz w:val="20"/>
-                <w:szCs w:val="20"/>
-              </w:rPr>
-              <w:t>Developer:</w:t>
-            </w:r>
-            <w:r>
-              <w:rPr>
-                <w:rFonts w:ascii="Arial" w:hAnsi="Arial"/>
-                <w:color w:val="000000"/>
-                <w:sz w:val="20"/>
-              </w:rPr>
-              <w:t xml:space="preserve"> Robert Breutzmann</w:t>
-            </w:r>
-          </w:p>
-          <w:p>
-            <w:pPr>
-              <w:rPr>
-                <w:rFonts w:ascii="Arial" w:hAnsi="Arial" w:cs="Arial"/>
-                <w:sz w:val="20"/>
-                <w:szCs w:val="20"/>
-              </w:rPr>
-            </w:pPr>
-            <w:r>
-              <w:rPr>
-                <w:rFonts w:ascii="Arial" w:hAnsi="Arial" w:cs="Arial"/>
-                <w:b/>
-                <w:bCs/>
-                <w:sz w:val="20"/>
-                <w:szCs w:val="20"/>
-              </w:rPr>
-              <w:t>Date tested:</w:t>
-            </w:r>
-            <w:r>
-              <w:rPr>
-                <w:rFonts w:ascii="Arial" w:hAnsi="Arial" w:cs="Arial"/>
-                <w:sz w:val="20"/>
-                <w:szCs w:val="20"/>
-              </w:rPr>
-              <w:t xml:space="preserve"> </w:t>
-            </w:r>
-            <w:r>
-              <w:rPr>
-                <w:rFonts w:ascii="Arial" w:hAnsi="Arial" w:cs="Arial"/>
-                <w:color w:val="C00000"/>
-                <w:sz w:val="20"/>
-                <w:szCs w:val="20"/>
-              </w:rPr>
-              <w:t xml:space="preserve">&lt;yyyy/mm/dd&gt; </w:t>
-            </w:r>
-          </w:p>
-        </w:tc>
-        <w:tc>
-          <w:tcPr>
-            <w:tcW w:w="4200" w:type="dxa"/>
-            <w:gridSpan w:val="2"/>
-          </w:tcPr>
-          <w:p>
-            <w:pPr>
-              <w:rPr>
-                <w:rFonts w:ascii="Arial" w:hAnsi="Arial" w:cs="Arial"/>
-                <w:b/>
-                <w:bCs/>
-                <w:sz w:val="20"/>
-                <w:szCs w:val="20"/>
-              </w:rPr>
-            </w:pPr>
-            <w:r>
-              <w:rPr>
-                <w:rFonts w:ascii="Arial" w:hAnsi="Arial" w:cs="Arial"/>
-                <w:b/>
-                <w:bCs/>
-                <w:sz w:val="20"/>
-                <w:szCs w:val="20"/>
-              </w:rPr>
-              <w:t xml:space="preserve">Peer tester: </w:t>
-            </w:r>
-          </w:p>
-          <w:p>
-            <w:pPr>
-              <w:rPr>
-                <w:rFonts w:ascii="Arial" w:hAnsi="Arial" w:cs="Arial"/>
-                <w:sz w:val="20"/>
-                <w:szCs w:val="20"/>
-              </w:rPr>
-            </w:pPr>
-            <w:r>
-              <w:rPr>
-                <w:rFonts w:ascii="Arial" w:hAnsi="Arial" w:cs="Arial"/>
-                <w:b/>
-                <w:bCs/>
-                <w:sz w:val="20"/>
-                <w:szCs w:val="20"/>
-              </w:rPr>
-              <w:t>Date tested:</w:t>
-            </w:r>
-            <w:r>
-              <w:rPr>
-                <w:rFonts w:ascii="Arial" w:hAnsi="Arial" w:cs="Arial"/>
-                <w:sz w:val="20"/>
-                <w:szCs w:val="20"/>
-              </w:rPr>
-              <w:t xml:space="preserve"> </w:t>
-            </w:r>
-            <w:r>
-              <w:rPr>
-                <w:rFonts w:ascii="Arial" w:hAnsi="Arial" w:cs="Arial"/>
-                <w:color w:val="C00000"/>
-                <w:sz w:val="20"/>
-                <w:szCs w:val="20"/>
-              </w:rPr>
-              <w:t>&lt;yyyy/mm/dd&gt;</w:t>
-            </w:r>
-          </w:p>
-        </w:tc>
-      </w:tr>
-      <w:tr>
-        <w:trPr>
-          <w:trHeight w:val="350"/>
-        </w:trPr>
-        <w:tc>
-          <w:tcPr>
-            <w:tcW w:w="1250" w:type="dxa"/>
-          </w:tcPr>
-          <w:p>
-            <w:pPr>
-              <w:spacing w:before="80" w:after="80"/>
-              <w:rPr>
-                <w:rFonts w:ascii="Arial" w:hAnsi="Arial" w:cs="Arial"/>
-                <w:b/>
-                <w:bCs/>
-                <w:sz w:val="20"/>
-                <w:szCs w:val="20"/>
-              </w:rPr>
-            </w:pPr>
-            <w:r>
-              <w:rPr>
-                <w:rFonts w:ascii="Arial" w:hAnsi="Arial" w:cs="Arial"/>
-                <w:b/>
-                <w:bCs/>
-                <w:sz w:val="20"/>
-                <w:szCs w:val="20"/>
-              </w:rPr>
-              <w:t>Step</w:t>
-            </w:r>
-          </w:p>
-        </w:tc>
-        <w:tc>
-          <w:tcPr>
-            <w:tcW w:w="3570" w:type="dxa"/>
-          </w:tcPr>
-          <w:p>
-            <w:pPr>
-              <w:spacing w:before="80" w:after="80"/>
-              <w:rPr>
-                <w:rFonts w:ascii="Arial" w:hAnsi="Arial" w:cs="Arial"/>
-                <w:b/>
-                <w:bCs/>
-                <w:sz w:val="20"/>
-                <w:szCs w:val="20"/>
-              </w:rPr>
-            </w:pPr>
-            <w:r>
-              <w:rPr>
-                <w:rFonts w:ascii="Arial" w:hAnsi="Arial" w:cs="Arial"/>
-                <w:b/>
-                <w:bCs/>
-                <w:sz w:val="20"/>
-                <w:szCs w:val="20"/>
-              </w:rPr>
-              <w:t>Action</w:t>
-            </w:r>
-          </w:p>
-        </w:tc>
-        <w:tc>
-          <w:tcPr>
-            <w:tcW w:w="3930" w:type="dxa"/>
-          </w:tcPr>
-          <w:p>
-            <w:pPr>
-              <w:spacing w:before="80" w:after="80"/>
-              <w:rPr>
-                <w:rFonts w:ascii="Arial" w:hAnsi="Arial" w:cs="Arial"/>
-                <w:b/>
-                <w:bCs/>
-                <w:sz w:val="20"/>
-                <w:szCs w:val="20"/>
-              </w:rPr>
-            </w:pPr>
-            <w:r>
-              <w:rPr>
-                <w:rFonts w:ascii="Arial" w:hAnsi="Arial" w:cs="Arial"/>
-                <w:b/>
-                <w:bCs/>
-                <w:sz w:val="20"/>
-                <w:szCs w:val="20"/>
-              </w:rPr>
-              <w:t>Expected results:</w:t>
-            </w:r>
-          </w:p>
-        </w:tc>
-        <w:tc>
-          <w:tcPr>
-            <w:tcW w:w="2148" w:type="dxa"/>
-          </w:tcPr>
-          <w:p>
-            <w:pPr>
-              <w:spacing w:before="80" w:after="80"/>
-              <w:rPr>
-                <w:rFonts w:ascii="Arial" w:hAnsi="Arial" w:cs="Arial"/>
-                <w:b/>
-                <w:bCs/>
-                <w:sz w:val="20"/>
-                <w:szCs w:val="20"/>
-              </w:rPr>
-            </w:pPr>
-            <w:r>
-              <w:rPr>
-                <w:rFonts w:ascii="Arial" w:hAnsi="Arial" w:cs="Arial"/>
-                <w:b/>
-                <w:bCs/>
-                <w:sz w:val="20"/>
-                <w:szCs w:val="20"/>
-              </w:rPr>
-              <w:t>Developer pass/fail</w:t>
-            </w:r>
-          </w:p>
-        </w:tc>
-        <w:tc>
-          <w:tcPr>
-            <w:tcW w:w="2052" w:type="dxa"/>
-          </w:tcPr>
-          <w:p>
-            <w:pPr>
-              <w:spacing w:before="80" w:after="80"/>
-              <w:rPr>
-                <w:rFonts w:ascii="Arial" w:hAnsi="Arial" w:cs="Arial"/>
-                <w:b/>
-                <w:bCs/>
-                <w:sz w:val="20"/>
-                <w:szCs w:val="20"/>
-              </w:rPr>
-            </w:pPr>
-            <w:r>
-              <w:rPr>
-                <w:rFonts w:ascii="Arial" w:hAnsi="Arial" w:cs="Arial"/>
-                <w:b/>
-                <w:bCs/>
-                <w:sz w:val="20"/>
-                <w:szCs w:val="20"/>
-              </w:rPr>
-              <w:t>Tester pass/fail</w:t>
-            </w:r>
-          </w:p>
-        </w:tc>
-      </w:tr>
-      <w:tr>
-        <w:trPr>
-          <w:trHeight w:val="350"/>
-        </w:trPr>
-        <w:tc>
-          <w:tcPr>
-            <w:tcW w:w="1250" w:type="dxa"/>
-          </w:tcPr>
-          <w:p>
-            <w:pPr>
-              <w:spacing w:before="80" w:after="80"/>
-              <w:rPr>
-                <w:rFonts w:ascii="Arial" w:hAnsi="Arial" w:cs="Arial"/>
-                <w:sz w:val="20"/>
-                <w:szCs w:val="20"/>
-              </w:rPr>
-            </w:pPr>
-            <w:r>
-              <w:rPr>
-                <w:rFonts w:ascii="Arial" w:hAnsi="Arial" w:cs="Arial"/>
-                <w:sz w:val="20"/>
-                <w:szCs w:val="20"/>
-              </w:rPr>
-              <w:t>1</w:t>
-            </w:r>
-          </w:p>
-        </w:tc>
-        <w:tc>
-          <w:tcPr>
-            <w:tcW w:w="3570" w:type="dxa"/>
-          </w:tcPr>
-          <w:p>
-            <w:pPr>
-              <w:spacing w:before="80" w:after="80"/>
-              <w:rPr>
-                <w:rFonts w:ascii="Arial" w:hAnsi="Arial" w:cs="Arial"/>
-                <w:color w:val="C00000"/>
-                <w:sz w:val="20"/>
-                <w:szCs w:val="20"/>
-              </w:rPr>
-            </w:pPr>
-            <w:r>
-              <w:rPr>
-                <w:rFonts w:ascii="Arial" w:hAnsi="Arial" w:cs="Arial"/>
-                <w:color w:val="C00000"/>
-                <w:sz w:val="20"/>
-                <w:szCs w:val="20"/>
-              </w:rPr>
-              <w:t>&lt;Enter an action&gt;</w:t>
-            </w:r>
-          </w:p>
-        </w:tc>
-        <w:tc>
-          <w:tcPr>
-            <w:tcW w:w="3930" w:type="dxa"/>
-          </w:tcPr>
-          <w:p>
-            <w:pPr>
-              <w:spacing w:before="80" w:after="80"/>
-              <w:rPr>
-                <w:rFonts w:ascii="Arial" w:hAnsi="Arial" w:cs="Arial"/>
-                <w:color w:val="C00000"/>
-                <w:sz w:val="20"/>
-                <w:szCs w:val="20"/>
-              </w:rPr>
-            </w:pPr>
-            <w:r>
-              <w:rPr>
-                <w:rFonts w:ascii="Arial" w:hAnsi="Arial" w:cs="Arial"/>
-                <w:color w:val="C00000"/>
-                <w:sz w:val="20"/>
-                <w:szCs w:val="20"/>
-              </w:rPr>
-              <w:t>&lt;Enter the expected results&gt;</w:t>
-            </w:r>
-          </w:p>
-        </w:tc>
-        <w:tc>
-          <w:tcPr>
-            <w:tcW w:w="2148" w:type="dxa"/>
-          </w:tcPr>
-          <w:p>
-            <w:pPr>
-              <w:spacing w:before="80" w:after="80"/>
-              <w:rPr>
-                <w:rFonts w:ascii="Arial" w:hAnsi="Arial" w:cs="Arial"/>
-                <w:color w:val="C00000"/>
-                <w:sz w:val="20"/>
-                <w:szCs w:val="20"/>
-              </w:rPr>
-            </w:pPr>
-            <w:r>
-              <w:rPr>
-                <w:rFonts w:ascii="Arial" w:hAnsi="Arial" w:cs="Arial"/>
-                <w:color w:val="C00000"/>
-                <w:sz w:val="20"/>
-                <w:szCs w:val="20"/>
-              </w:rPr>
-              <w:t>&lt;yes/no&gt;</w:t>
-            </w:r>
-          </w:p>
-        </w:tc>
-        <w:tc>
-          <w:tcPr>
-            <w:tcW w:w="2052" w:type="dxa"/>
-          </w:tcPr>
-          <w:p>
-            <w:pPr>
-              <w:spacing w:before="80" w:after="80"/>
-              <w:rPr>
-                <w:rFonts w:ascii="Arial" w:hAnsi="Arial" w:cs="Arial"/>
-                <w:color w:val="C00000"/>
-                <w:sz w:val="20"/>
-                <w:szCs w:val="20"/>
-              </w:rPr>
-            </w:pPr>
-            <w:r>
-              <w:rPr>
-                <w:rFonts w:ascii="Arial" w:hAnsi="Arial" w:cs="Arial"/>
-                <w:color w:val="C00000"/>
-                <w:sz w:val="20"/>
-                <w:szCs w:val="20"/>
-              </w:rPr>
-              <w:t>&lt;yes/no&gt;</w:t>
-            </w:r>
-          </w:p>
-        </w:tc>
-      </w:tr>
-      <w:tr>
-        <w:trPr>
-          <w:trHeight w:val="350"/>
-        </w:trPr>
-        <w:tc>
-          <w:tcPr>
-            <w:tcW w:w="1250" w:type="dxa"/>
-          </w:tcPr>
-          <w:p>
-            <w:pPr>
-              <w:spacing w:before="80" w:after="80"/>
-              <w:rPr>
-                <w:rFonts w:ascii="Arial" w:hAnsi="Arial" w:cs="Arial"/>
-                <w:sz w:val="20"/>
-                <w:szCs w:val="20"/>
-              </w:rPr>
-            </w:pPr>
-            <w:r>
-              <w:rPr>
-                <w:rFonts w:ascii="Arial" w:hAnsi="Arial" w:cs="Arial"/>
-                <w:sz w:val="20"/>
-                <w:szCs w:val="20"/>
-              </w:rPr>
-              <w:t>2</w:t>
-            </w:r>
-          </w:p>
-        </w:tc>
-        <w:tc>
-          <w:tcPr>
-            <w:tcW w:w="3570" w:type="dxa"/>
-          </w:tcPr>
-          <w:p>
-            <w:pPr>
-              <w:spacing w:before="80" w:after="80"/>
-              <w:rPr>
-                <w:rFonts w:ascii="Arial" w:hAnsi="Arial" w:cs="Arial"/>
-                <w:color w:val="C00000"/>
-                <w:sz w:val="20"/>
-                <w:szCs w:val="20"/>
-              </w:rPr>
-            </w:pPr>
-            <w:r>
-              <w:rPr>
-                <w:rFonts w:ascii="Arial" w:hAnsi="Arial" w:cs="Arial"/>
-                <w:color w:val="C00000"/>
-                <w:sz w:val="20"/>
-                <w:szCs w:val="20"/>
-              </w:rPr>
-              <w:t>&lt;Enter an action&gt;</w:t>
-            </w:r>
-          </w:p>
-        </w:tc>
-        <w:tc>
-          <w:tcPr>
-            <w:tcW w:w="3930" w:type="dxa"/>
-          </w:tcPr>
-          <w:p>
-            <w:pPr>
-              <w:spacing w:before="80" w:after="80"/>
-              <w:rPr>
-                <w:rFonts w:ascii="Arial" w:hAnsi="Arial" w:cs="Arial"/>
-                <w:color w:val="C00000"/>
-                <w:sz w:val="20"/>
-                <w:szCs w:val="20"/>
-              </w:rPr>
-            </w:pPr>
-            <w:r>
-              <w:rPr>
-                <w:rFonts w:ascii="Arial" w:hAnsi="Arial" w:cs="Arial"/>
-                <w:color w:val="C00000"/>
-                <w:sz w:val="20"/>
-                <w:szCs w:val="20"/>
-              </w:rPr>
-              <w:t>&lt;Enter the expected results&gt;</w:t>
-            </w:r>
-          </w:p>
-        </w:tc>
-        <w:tc>
-          <w:tcPr>
-            <w:tcW w:w="2148" w:type="dxa"/>
-          </w:tcPr>
-          <w:p>
-            <w:pPr>
-              <w:spacing w:before="80" w:after="80"/>
-              <w:rPr>
-                <w:rFonts w:ascii="Arial" w:hAnsi="Arial" w:cs="Arial"/>
-                <w:color w:val="C00000"/>
-                <w:sz w:val="20"/>
-                <w:szCs w:val="20"/>
-              </w:rPr>
-            </w:pPr>
-            <w:r>
-              <w:rPr>
-                <w:rFonts w:ascii="Arial" w:hAnsi="Arial" w:cs="Arial"/>
-                <w:color w:val="C00000"/>
-                <w:sz w:val="20"/>
-                <w:szCs w:val="20"/>
-              </w:rPr>
-              <w:t>&lt;yes/no&gt;</w:t>
-            </w:r>
-          </w:p>
-        </w:tc>
-        <w:tc>
-          <w:tcPr>
-            <w:tcW w:w="2052" w:type="dxa"/>
-          </w:tcPr>
-          <w:p>
-            <w:pPr>
-              <w:spacing w:before="80" w:after="80"/>
-              <w:rPr>
-                <w:rFonts w:ascii="Arial" w:hAnsi="Arial" w:cs="Arial"/>
-                <w:color w:val="C00000"/>
-                <w:sz w:val="20"/>
-                <w:szCs w:val="20"/>
-              </w:rPr>
-            </w:pPr>
-            <w:r>
-              <w:rPr>
-                <w:rFonts w:ascii="Arial" w:hAnsi="Arial" w:cs="Arial"/>
-                <w:color w:val="C00000"/>
-                <w:sz w:val="20"/>
-                <w:szCs w:val="20"/>
-              </w:rPr>
-              <w:t>&lt;yes/no&gt;</w:t>
-            </w:r>
-          </w:p>
-        </w:tc>
-      </w:tr>
-      <w:tr>
-        <w:trPr>
-          <w:trHeight w:val="350"/>
-        </w:trPr>
-        <w:tc>
-          <w:tcPr>
-            <w:tcW w:w="1250" w:type="dxa"/>
-          </w:tcPr>
-          <w:p>
-            <w:pPr>
-              <w:spacing w:before="80" w:after="80"/>
-              <w:rPr>
-                <w:rFonts w:ascii="Arial" w:hAnsi="Arial" w:cs="Arial"/>
-                <w:sz w:val="20"/>
-                <w:szCs w:val="20"/>
-              </w:rPr>
-            </w:pPr>
-            <w:r>
-              <w:rPr>
-                <w:rFonts w:ascii="Arial" w:hAnsi="Arial" w:cs="Arial"/>
-                <w:sz w:val="20"/>
-                <w:szCs w:val="20"/>
-              </w:rPr>
-              <w:t>3</w:t>
-            </w:r>
-          </w:p>
-        </w:tc>
-        <w:tc>
-          <w:tcPr>
-            <w:tcW w:w="3570" w:type="dxa"/>
-          </w:tcPr>
-          <w:p>
-            <w:pPr>
-              <w:spacing w:before="80" w:after="80"/>
-              <w:rPr>
-                <w:rFonts w:ascii="Arial" w:hAnsi="Arial" w:cs="Arial"/>
-                <w:color w:val="C00000"/>
-                <w:sz w:val="20"/>
-                <w:szCs w:val="20"/>
-              </w:rPr>
-            </w:pPr>
-            <w:r>
-              <w:rPr>
-                <w:rFonts w:ascii="Arial" w:hAnsi="Arial" w:cs="Arial"/>
-                <w:color w:val="C00000"/>
-                <w:sz w:val="20"/>
-                <w:szCs w:val="20"/>
-              </w:rPr>
-              <w:t>&lt;Enter an action&gt;</w:t>
-            </w:r>
-          </w:p>
-        </w:tc>
-        <w:tc>
-          <w:tcPr>
-            <w:tcW w:w="3930" w:type="dxa"/>
-          </w:tcPr>
-          <w:p>
-            <w:pPr>
-              <w:spacing w:before="80" w:after="80"/>
-              <w:rPr>
-                <w:rFonts w:ascii="Arial" w:hAnsi="Arial" w:cs="Arial"/>
-                <w:color w:val="C00000"/>
-                <w:sz w:val="20"/>
-                <w:szCs w:val="20"/>
-              </w:rPr>
-            </w:pPr>
-            <w:r>
-              <w:rPr>
-                <w:rFonts w:ascii="Arial" w:hAnsi="Arial" w:cs="Arial"/>
-                <w:color w:val="C00000"/>
-                <w:sz w:val="20"/>
-                <w:szCs w:val="20"/>
-              </w:rPr>
-              <w:t>&lt;Enter the expected results&gt;</w:t>
-            </w:r>
-          </w:p>
-        </w:tc>
-        <w:tc>
-          <w:tcPr>
-            <w:tcW w:w="2148" w:type="dxa"/>
-          </w:tcPr>
-          <w:p>
-            <w:pPr>
-              <w:spacing w:before="80" w:after="80"/>
-              <w:rPr>
-                <w:rFonts w:ascii="Arial" w:hAnsi="Arial" w:cs="Arial"/>
-                <w:color w:val="C00000"/>
-                <w:sz w:val="20"/>
-                <w:szCs w:val="20"/>
-              </w:rPr>
-            </w:pPr>
-            <w:r>
-              <w:rPr>
-                <w:rFonts w:ascii="Arial" w:hAnsi="Arial" w:cs="Arial"/>
-                <w:color w:val="C00000"/>
-                <w:sz w:val="20"/>
-                <w:szCs w:val="20"/>
-              </w:rPr>
-              <w:t>&lt;yes/no&gt;</w:t>
-            </w:r>
-          </w:p>
-        </w:tc>
-        <w:tc>
-          <w:tcPr>
-            <w:tcW w:w="2052" w:type="dxa"/>
-          </w:tcPr>
-          <w:p>
-            <w:pPr>
-              <w:spacing w:before="80" w:after="80"/>
-              <w:rPr>
-                <w:rFonts w:ascii="Arial" w:hAnsi="Arial" w:cs="Arial"/>
-                <w:color w:val="C00000"/>
-                <w:sz w:val="20"/>
-                <w:szCs w:val="20"/>
-              </w:rPr>
-            </w:pPr>
-            <w:r>
-              <w:rPr>
-                <w:rFonts w:ascii="Arial" w:hAnsi="Arial" w:cs="Arial"/>
-                <w:color w:val="C00000"/>
-                <w:sz w:val="20"/>
-                <w:szCs w:val="20"/>
-              </w:rPr>
-              <w:t>&lt;yes/no&gt;</w:t>
-            </w:r>
-          </w:p>
-        </w:tc>
-      </w:tr>
-      <w:tr>
-        <w:trPr>
-          <w:trHeight w:val="350"/>
-        </w:trPr>
-        <w:tc>
-          <w:tcPr>
-            <w:tcW w:w="1250" w:type="dxa"/>
-          </w:tcPr>
-          <w:p>
-            <w:pPr>
-              <w:spacing w:before="80" w:after="80"/>
-              <w:rPr>
-                <w:rFonts w:ascii="Arial" w:hAnsi="Arial" w:cs="Arial"/>
-                <w:sz w:val="20"/>
-                <w:szCs w:val="20"/>
-              </w:rPr>
-            </w:pPr>
-            <w:r>
-              <w:rPr>
-                <w:rFonts w:ascii="Arial" w:hAnsi="Arial" w:cs="Arial"/>
-                <w:sz w:val="20"/>
-                <w:szCs w:val="20"/>
-              </w:rPr>
-              <w:t>4</w:t>
-            </w:r>
-          </w:p>
-        </w:tc>
-        <w:tc>
-          <w:tcPr>
-            <w:tcW w:w="3570" w:type="dxa"/>
-          </w:tcPr>
-          <w:p>
-            <w:pPr>
-              <w:spacing w:before="80" w:after="80"/>
-              <w:rPr>
-                <w:rFonts w:ascii="Arial" w:hAnsi="Arial" w:cs="Arial"/>
-                <w:color w:val="C00000"/>
-                <w:sz w:val="20"/>
-                <w:szCs w:val="20"/>
-              </w:rPr>
-            </w:pPr>
-            <w:r>
-              <w:rPr>
-                <w:rFonts w:ascii="Arial" w:hAnsi="Arial" w:cs="Arial"/>
-                <w:color w:val="C00000"/>
-                <w:sz w:val="20"/>
-                <w:szCs w:val="20"/>
-              </w:rPr>
-              <w:t>&lt;Enter an action&gt;</w:t>
-            </w:r>
-          </w:p>
-        </w:tc>
-        <w:tc>
-          <w:tcPr>
-            <w:tcW w:w="3930" w:type="dxa"/>
-          </w:tcPr>
-          <w:p>
-            <w:pPr>
-              <w:spacing w:before="80" w:after="80"/>
-              <w:rPr>
-                <w:rFonts w:ascii="Arial" w:hAnsi="Arial" w:cs="Arial"/>
-                <w:color w:val="C00000"/>
-                <w:sz w:val="20"/>
-                <w:szCs w:val="20"/>
-              </w:rPr>
-            </w:pPr>
-            <w:r>
-              <w:rPr>
-                <w:rFonts w:ascii="Arial" w:hAnsi="Arial" w:cs="Arial"/>
-                <w:color w:val="C00000"/>
-                <w:sz w:val="20"/>
-                <w:szCs w:val="20"/>
-              </w:rPr>
-              <w:t>&lt;Enter the expected results&gt;</w:t>
-            </w:r>
-          </w:p>
-        </w:tc>
-        <w:tc>
-          <w:tcPr>
-            <w:tcW w:w="2148" w:type="dxa"/>
-          </w:tcPr>
-          <w:p>
-            <w:pPr>
-              <w:spacing w:before="80" w:after="80"/>
-              <w:rPr>
-                <w:rFonts w:ascii="Arial" w:hAnsi="Arial" w:cs="Arial"/>
-                <w:color w:val="C00000"/>
-                <w:sz w:val="20"/>
-                <w:szCs w:val="20"/>
-              </w:rPr>
-            </w:pPr>
-            <w:r>
-              <w:rPr>
-                <w:rFonts w:ascii="Arial" w:hAnsi="Arial" w:cs="Arial"/>
-                <w:color w:val="C00000"/>
-                <w:sz w:val="20"/>
-                <w:szCs w:val="20"/>
-              </w:rPr>
-              <w:t>&lt;yes/no&gt;</w:t>
-            </w:r>
-          </w:p>
-        </w:tc>
-        <w:tc>
-          <w:tcPr>
-            <w:tcW w:w="2052" w:type="dxa"/>
-          </w:tcPr>
-          <w:p>
-            <w:pPr>
-              <w:spacing w:before="80" w:after="80"/>
-              <w:rPr>
-                <w:rFonts w:ascii="Arial" w:hAnsi="Arial" w:cs="Arial"/>
-                <w:color w:val="C00000"/>
-                <w:sz w:val="20"/>
-                <w:szCs w:val="20"/>
-              </w:rPr>
-            </w:pPr>
-            <w:r>
-              <w:rPr>
-                <w:rFonts w:ascii="Arial" w:hAnsi="Arial" w:cs="Arial"/>
-                <w:color w:val="C00000"/>
-                <w:sz w:val="20"/>
-                <w:szCs w:val="20"/>
-              </w:rPr>
-              <w:t>&lt;yes/no&gt;</w:t>
-            </w:r>
-          </w:p>
-        </w:tc>
-      </w:tr>
-      <w:tr>
-        <w:trPr>
-          <w:trHeight w:val="350"/>
-        </w:trPr>
-        <w:tc>
-          <w:tcPr>
-            <w:tcW w:w="1250" w:type="dxa"/>
-          </w:tcPr>
-          <w:p>
-            <w:pPr>
-              <w:spacing w:before="80" w:after="80"/>
-              <w:rPr>
-                <w:rFonts w:ascii="Arial" w:hAnsi="Arial" w:cs="Arial"/>
-                <w:sz w:val="20"/>
-                <w:szCs w:val="20"/>
-              </w:rPr>
-            </w:pPr>
-            <w:r>
-              <w:rPr>
-                <w:rFonts w:ascii="Arial" w:hAnsi="Arial" w:cs="Arial"/>
-                <w:sz w:val="20"/>
-                <w:szCs w:val="20"/>
-              </w:rPr>
-              <w:t>5</w:t>
-            </w:r>
-          </w:p>
-        </w:tc>
-        <w:tc>
-          <w:tcPr>
-            <w:tcW w:w="3570" w:type="dxa"/>
-          </w:tcPr>
-          <w:p>
-            <w:pPr>
-              <w:spacing w:before="80" w:after="80"/>
-              <w:rPr>
-                <w:rFonts w:ascii="Arial" w:hAnsi="Arial" w:cs="Arial"/>
-                <w:color w:val="C00000"/>
-                <w:sz w:val="20"/>
-                <w:szCs w:val="20"/>
-              </w:rPr>
-            </w:pPr>
-            <w:r>
-              <w:rPr>
-                <w:rFonts w:ascii="Arial" w:hAnsi="Arial" w:cs="Arial"/>
-                <w:color w:val="C00000"/>
-                <w:sz w:val="20"/>
-                <w:szCs w:val="20"/>
-              </w:rPr>
-              <w:t>&lt;Enter an action&gt;</w:t>
-            </w:r>
-          </w:p>
-        </w:tc>
-        <w:tc>
-          <w:tcPr>
-            <w:tcW w:w="3930" w:type="dxa"/>
-          </w:tcPr>
-          <w:p>
-            <w:pPr>
-              <w:spacing w:before="80" w:after="80"/>
-              <w:rPr>
-                <w:rFonts w:ascii="Arial" w:hAnsi="Arial" w:cs="Arial"/>
-                <w:color w:val="C00000"/>
-                <w:sz w:val="20"/>
-                <w:szCs w:val="20"/>
-              </w:rPr>
-            </w:pPr>
-            <w:r>
-              <w:rPr>
-                <w:rFonts w:ascii="Arial" w:hAnsi="Arial" w:cs="Arial"/>
-                <w:color w:val="C00000"/>
-                <w:sz w:val="20"/>
-                <w:szCs w:val="20"/>
-              </w:rPr>
-              <w:t>&lt;Enter the expected results&gt;</w:t>
-            </w:r>
-          </w:p>
-        </w:tc>
-        <w:tc>
-          <w:tcPr>
-            <w:tcW w:w="2148" w:type="dxa"/>
-          </w:tcPr>
-          <w:p>
-            <w:pPr>
-              <w:spacing w:before="80" w:after="80"/>
-              <w:rPr>
-                <w:rFonts w:ascii="Arial" w:hAnsi="Arial" w:cs="Arial"/>
-                <w:color w:val="C00000"/>
-                <w:sz w:val="20"/>
-                <w:szCs w:val="20"/>
-              </w:rPr>
-            </w:pPr>
-            <w:r>
-              <w:rPr>
-                <w:rFonts w:ascii="Arial" w:hAnsi="Arial" w:cs="Arial"/>
-                <w:color w:val="C00000"/>
-                <w:sz w:val="20"/>
-                <w:szCs w:val="20"/>
-              </w:rPr>
-              <w:t>&lt;yes/no&gt;</w:t>
-            </w:r>
-          </w:p>
-        </w:tc>
-        <w:tc>
-          <w:tcPr>
-            <w:tcW w:w="2052" w:type="dxa"/>
-          </w:tcPr>
-          <w:p>
-            <w:pPr>
-              <w:spacing w:before="80" w:after="80"/>
-              <w:rPr>
-                <w:rFonts w:ascii="Arial" w:hAnsi="Arial" w:cs="Arial"/>
-                <w:color w:val="C00000"/>
-                <w:sz w:val="20"/>
-                <w:szCs w:val="20"/>
-              </w:rPr>
-            </w:pPr>
-            <w:r>
-              <w:rPr>
-                <w:rFonts w:ascii="Arial" w:hAnsi="Arial" w:cs="Arial"/>
-                <w:color w:val="C00000"/>
-                <w:sz w:val="20"/>
-                <w:szCs w:val="20"/>
-              </w:rPr>
-              <w:t>&lt;yes/no&gt;</w:t>
-            </w:r>
-          </w:p>
-        </w:tc>
-      </w:tr>
-      <w:tr>
-        <w:trPr>
-          <w:trHeight w:val="350"/>
-        </w:trPr>
-        <w:tc>
-          <w:tcPr>
-            <w:tcW w:w="1250" w:type="dxa"/>
-          </w:tcPr>
-          <w:p>
-            <w:pPr>
-              <w:spacing w:before="80" w:after="80"/>
-              <w:rPr>
-                <w:rFonts w:ascii="Arial" w:hAnsi="Arial" w:cs="Arial"/>
-                <w:b/>
-                <w:bCs/>
-                <w:sz w:val="20"/>
-                <w:szCs w:val="20"/>
-              </w:rPr>
-            </w:pPr>
-            <w:r>
-              <w:rPr>
-                <w:rFonts w:ascii="Arial" w:hAnsi="Arial" w:cs="Arial"/>
-                <w:b/>
-                <w:bCs/>
-                <w:sz w:val="20"/>
-                <w:szCs w:val="20"/>
-              </w:rPr>
-              <w:t>Comments</w:t>
-            </w:r>
-          </w:p>
-        </w:tc>
-        <w:tc>
-          <w:tcPr>
-            <w:tcW w:w="11700" w:type="dxa"/>
-            <w:gridSpan w:val="4"/>
-          </w:tcPr>
-          <w:p>
-            <w:pPr>
-              <w:spacing w:before="80" w:after="80"/>
-              <w:rPr>
-                <w:rFonts w:ascii="Arial" w:hAnsi="Arial" w:cs="Arial"/>
-                <w:color w:val="C00000"/>
-                <w:sz w:val="20"/>
-                <w:szCs w:val="20"/>
-              </w:rPr>
-            </w:pPr>
-            <w:r>
-              <w:rPr>
-                <w:rFonts w:ascii="Arial" w:hAnsi="Arial" w:cs="Arial"/>
-                <w:color w:val="C00000"/>
-                <w:sz w:val="20"/>
-                <w:szCs w:val="20"/>
-              </w:rPr>
-              <w:t>Comments should be substantive; this means there should be at least 2-3 well-structured sentences with constructive feedback.</w:t>
+                <w:color w:val="000000" w:themeColor="text1"/>
+                <w:sz w:val="20"/>
+                <w:szCs w:val="20"/>
+              </w:rPr>
+            </w:pPr>
+            <w:r>
+              <w:rPr>
+                <w:rFonts w:ascii="Arial" w:hAnsi="Arial" w:cs="Arial"/>
+                <w:color w:val="000000" w:themeColor="text1"/>
+                <w:sz w:val="20"/>
+                <w:szCs w:val="20"/>
+              </w:rPr>
+              <w:t>Robert: This test also passed.</w:t>
+            </w:r>
+            <w:r>
+              <w:rPr>
+                <w:rFonts w:ascii="Arial" w:hAnsi="Arial" w:cs="Arial"/>
+                <w:color w:val="000000" w:themeColor="text1"/>
+                <w:sz w:val="20"/>
+                <w:szCs w:val="20"/>
+              </w:rPr>
+              <w:t xml:space="preserve">  No notes to add as everything functioned exactly as it should.  The test landed at a stub page, rather than the actual waitlist.  The waitlist entry was created as the </w:t>
+            </w:r>
+            <w:proofErr w:type="spellStart"/>
+            <w:r>
+              <w:rPr>
+                <w:rFonts w:ascii="Arial" w:hAnsi="Arial" w:cs="Arial"/>
+                <w:color w:val="000000" w:themeColor="text1"/>
+                <w:sz w:val="20"/>
+                <w:szCs w:val="20"/>
+              </w:rPr>
+              <w:t>waitlistDAO</w:t>
+            </w:r>
+            <w:proofErr w:type="spellEnd"/>
+            <w:r>
+              <w:rPr>
+                <w:rFonts w:ascii="Arial" w:hAnsi="Arial" w:cs="Arial"/>
+                <w:color w:val="000000" w:themeColor="text1"/>
+                <w:sz w:val="20"/>
+                <w:szCs w:val="20"/>
+              </w:rPr>
+              <w:t xml:space="preserve"> stub was made to allow an entry to go into the database.</w:t>
+            </w:r>
+          </w:p>
+          <w:p>
+            <w:pPr>
+              <w:spacing w:before="80" w:after="80"/>
+              <w:rPr>
+                <w:rFonts w:ascii="Arial" w:hAnsi="Arial" w:cs="Arial"/>
+                <w:color w:val="000000" w:themeColor="text1"/>
+                <w:sz w:val="20"/>
+                <w:szCs w:val="20"/>
+              </w:rPr>
+            </w:pPr>
+          </w:p>
+          <w:p>
+            <w:pPr>
+              <w:spacing w:before="80" w:after="80"/>
+              <w:rPr>
+                <w:rFonts w:ascii="Arial" w:hAnsi="Arial" w:cs="Arial"/>
+                <w:color w:val="000000" w:themeColor="text1"/>
+                <w:sz w:val="20"/>
+                <w:szCs w:val="20"/>
+              </w:rPr>
+            </w:pPr>
+            <w:r>
+              <w:rPr>
+                <w:rFonts w:ascii="Arial" w:hAnsi="Arial" w:cs="Arial"/>
+                <w:color w:val="000000" w:themeColor="text1"/>
+                <w:sz w:val="20"/>
+                <w:szCs w:val="20"/>
+              </w:rPr>
+              <w:t>Carolina:</w:t>
             </w:r>
           </w:p>
         </w:tc>
       </w:tr>
     </w:tbl>
-    <w:p>
-      <w:pPr>
-        <w:pStyle w:val="NoSpacing"/>
-        <w:rPr>
-          <w:rFonts w:ascii="Arial" w:hAnsi="Arial" w:cs="Arial"/>
-          <w:sz w:val="24"/>
-          <w:szCs w:val="24"/>
-        </w:rPr>
-      </w:pPr>
-    </w:p>
-    <w:p>
-      <w:pPr>
-        <w:pStyle w:val="NoSpacing"/>
-        <w:rPr>
-          <w:rFonts w:ascii="Arial" w:hAnsi="Arial" w:cs="Arial"/>
-          <w:sz w:val="24"/>
-          <w:szCs w:val="24"/>
-        </w:rPr>
-      </w:pPr>
-    </w:p>
-    <w:p>
-      <w:pPr>
-        <w:pStyle w:val="NoSpacing"/>
-        <w:rPr>
-          <w:rFonts w:ascii="Arial" w:hAnsi="Arial" w:cs="Arial"/>
-          <w:sz w:val="24"/>
-          <w:szCs w:val="24"/>
-        </w:rPr>
-      </w:pPr>
-    </w:p>
+    <w:p/>
     <w:tbl>
       <w:tblPr>
         <w:tblStyle w:val="TableGrid"/>
@@ -6056,15 +5787,7 @@
                 <w:szCs w:val="24"/>
               </w:rPr>
               <w:lastRenderedPageBreak/>
-              <w:t xml:space="preserve">Test </w:t>
-            </w:r>
-            <w:r>
-              <w:rPr>
-                <w:rFonts w:ascii="Arial" w:hAnsi="Arial" w:cs="Arial"/>
-                <w:sz w:val="24"/>
-                <w:szCs w:val="24"/>
-              </w:rPr>
-              <w:t>1</w:t>
+              <w:t>Test 4</w:t>
             </w:r>
           </w:p>
         </w:tc>
@@ -6082,33 +5805,17 @@
                 <w:bCs/>
               </w:rPr>
             </w:pPr>
-            <w:r>
-              <w:rPr>
-                <w:rFonts w:ascii="Arial" w:hAnsi="Arial" w:cs="Arial"/>
-                <w:b/>
-                <w:bCs/>
-                <w:color w:val="auto"/>
-              </w:rPr>
-              <w:t>About us Page Loads and Displays Correct</w:t>
-            </w:r>
-            <w:r>
-              <w:rPr>
-                <w:rFonts w:ascii="Arial" w:hAnsi="Arial" w:cs="Arial"/>
-                <w:b/>
-                <w:bCs/>
-                <w:color w:val="auto"/>
-              </w:rPr>
-              <w:t>l</w:t>
-            </w:r>
-            <w:r>
-              <w:rPr>
-                <w:rFonts w:ascii="Arial" w:hAnsi="Arial" w:cs="Arial"/>
-                <w:b/>
-                <w:bCs/>
-                <w:color w:val="auto"/>
-              </w:rPr>
-              <w:t xml:space="preserve">y </w:t>
-            </w:r>
+            <w:bookmarkStart w:id="3" w:name="_Toc132718198"/>
+            <w:r>
+              <w:rPr>
+                <w:rFonts w:ascii="Arial" w:hAnsi="Arial" w:cs="Arial"/>
+                <w:b/>
+                <w:bCs/>
+                <w:color w:val="000000"/>
+              </w:rPr>
+              <w:t>Reservation Booking and Cancellation via Reservation Summary</w:t>
+            </w:r>
+            <w:bookmarkEnd w:id="3"/>
           </w:p>
         </w:tc>
       </w:tr>
@@ -6148,14 +5855,20 @@
               <w:rPr>
                 <w:rFonts w:ascii="Arial" w:hAnsi="Arial" w:cs="Arial"/>
                 <w:b/>
+                <w:bCs/>
+                <w:sz w:val="20"/>
+                <w:szCs w:val="20"/>
               </w:rPr>
               <w:t xml:space="preserve">Test Objective: </w:t>
             </w:r>
             <w:r>
               <w:rPr>
                 <w:rFonts w:ascii="Arial" w:hAnsi="Arial" w:cs="Arial"/>
-              </w:rPr>
-              <w:t>Verify the About Us page loads correctly and displays all expected content</w:t>
+                <w:color w:val="000000"/>
+                <w:sz w:val="20"/>
+                <w:szCs w:val="20"/>
+              </w:rPr>
+              <w:t>Verifies the full reservation lifecycle: booking a slip from the Reservation page, confirming the details on the Reservation Summary page, cancelling the reservation, and verifying the cancellation is reflected on both the Summary page and in the database.</w:t>
             </w:r>
           </w:p>
         </w:tc>
@@ -6185,13 +5898,11 @@
             </w:r>
             <w:r>
               <w:rPr>
-                <w:rFonts w:ascii="Arial" w:hAnsi="Arial" w:cs="Arial"/>
-                <w:b/>
-                <w:bCs/>
-                <w:sz w:val="20"/>
-                <w:szCs w:val="20"/>
-              </w:rPr>
-              <w:t xml:space="preserve"> Carolina Rodriguez</w:t>
+                <w:rFonts w:ascii="Arial" w:hAnsi="Arial"/>
+                <w:color w:val="000000"/>
+                <w:sz w:val="20"/>
+              </w:rPr>
+              <w:t xml:space="preserve"> Robert Breutzmann</w:t>
             </w:r>
           </w:p>
           <w:p>
@@ -6218,16 +5929,18 @@
                 <w:sz w:val="20"/>
                 <w:szCs w:val="20"/>
               </w:rPr>
-              <w:t xml:space="preserve"> </w:t>
-            </w:r>
-            <w:r>
-              <w:rPr>
-                <w:rFonts w:ascii="Arial" w:hAnsi="Arial" w:cs="Arial"/>
-                <w:sz w:val="20"/>
-                <w:szCs w:val="20"/>
-              </w:rPr>
-              <w:t>09/10/26</w:t>
-            </w:r>
+              <w:t xml:space="preserve"> Sept 11, </w:t>
+            </w:r>
+            <w:proofErr w:type="gramStart"/>
+            <w:r>
+              <w:rPr>
+                <w:rFonts w:ascii="Arial" w:hAnsi="Arial" w:cs="Arial"/>
+                <w:sz w:val="20"/>
+                <w:szCs w:val="20"/>
+              </w:rPr>
+              <w:t>2026</w:t>
+            </w:r>
+            <w:proofErr w:type="gramEnd"/>
             <w:r>
               <w:rPr>
                 <w:rFonts w:ascii="Arial" w:hAnsi="Arial" w:cs="Arial"/>
@@ -6298,27 +6011,1745 @@
                 <w:sz w:val="20"/>
                 <w:szCs w:val="20"/>
               </w:rPr>
-              <w:t>&lt;</w:t>
-            </w:r>
-            <w:proofErr w:type="spellStart"/>
-            <w:r>
-              <w:rPr>
-                <w:rFonts w:ascii="Arial" w:hAnsi="Arial" w:cs="Arial"/>
-                <w:color w:val="C00000"/>
-                <w:sz w:val="20"/>
-                <w:szCs w:val="20"/>
-              </w:rPr>
-              <w:t>yyyy</w:t>
-            </w:r>
-            <w:proofErr w:type="spellEnd"/>
-            <w:r>
-              <w:rPr>
-                <w:rFonts w:ascii="Arial" w:hAnsi="Arial" w:cs="Arial"/>
-                <w:color w:val="C00000"/>
-                <w:sz w:val="20"/>
-                <w:szCs w:val="20"/>
-              </w:rPr>
-              <w:t>/mm/dd&gt;</w:t>
+              <w:t>&lt;yyyy/mm/dd&gt;</w:t>
+            </w:r>
+          </w:p>
+        </w:tc>
+      </w:tr>
+      <w:tr>
+        <w:trPr>
+          <w:trHeight w:val="350"/>
+        </w:trPr>
+        <w:tc>
+          <w:tcPr>
+            <w:tcW w:w="1250" w:type="dxa"/>
+          </w:tcPr>
+          <w:p>
+            <w:pPr>
+              <w:spacing w:before="80" w:after="80"/>
+              <w:rPr>
+                <w:rFonts w:ascii="Arial" w:hAnsi="Arial" w:cs="Arial"/>
+                <w:b/>
+                <w:bCs/>
+                <w:sz w:val="20"/>
+                <w:szCs w:val="20"/>
+              </w:rPr>
+            </w:pPr>
+            <w:r>
+              <w:rPr>
+                <w:rFonts w:ascii="Arial" w:hAnsi="Arial" w:cs="Arial"/>
+                <w:b/>
+                <w:bCs/>
+                <w:sz w:val="20"/>
+                <w:szCs w:val="20"/>
+              </w:rPr>
+              <w:t>Step</w:t>
+            </w:r>
+          </w:p>
+        </w:tc>
+        <w:tc>
+          <w:tcPr>
+            <w:tcW w:w="3571" w:type="dxa"/>
+          </w:tcPr>
+          <w:p>
+            <w:pPr>
+              <w:spacing w:before="80" w:after="80"/>
+              <w:rPr>
+                <w:rFonts w:ascii="Arial" w:hAnsi="Arial" w:cs="Arial"/>
+                <w:b/>
+                <w:bCs/>
+                <w:sz w:val="20"/>
+                <w:szCs w:val="20"/>
+              </w:rPr>
+            </w:pPr>
+            <w:r>
+              <w:rPr>
+                <w:rFonts w:ascii="Arial" w:hAnsi="Arial" w:cs="Arial"/>
+                <w:b/>
+                <w:bCs/>
+                <w:sz w:val="20"/>
+                <w:szCs w:val="20"/>
+              </w:rPr>
+              <w:t>Action</w:t>
+            </w:r>
+          </w:p>
+        </w:tc>
+        <w:tc>
+          <w:tcPr>
+            <w:tcW w:w="3929" w:type="dxa"/>
+          </w:tcPr>
+          <w:p>
+            <w:pPr>
+              <w:spacing w:before="80" w:after="80"/>
+              <w:rPr>
+                <w:rFonts w:ascii="Arial" w:hAnsi="Arial" w:cs="Arial"/>
+                <w:b/>
+                <w:bCs/>
+                <w:sz w:val="20"/>
+                <w:szCs w:val="20"/>
+              </w:rPr>
+            </w:pPr>
+            <w:r>
+              <w:rPr>
+                <w:rFonts w:ascii="Arial" w:hAnsi="Arial" w:cs="Arial"/>
+                <w:b/>
+                <w:bCs/>
+                <w:sz w:val="20"/>
+                <w:szCs w:val="20"/>
+              </w:rPr>
+              <w:t>Expected results:</w:t>
+            </w:r>
+          </w:p>
+        </w:tc>
+        <w:tc>
+          <w:tcPr>
+            <w:tcW w:w="2148" w:type="dxa"/>
+          </w:tcPr>
+          <w:p>
+            <w:pPr>
+              <w:spacing w:before="80" w:after="80"/>
+              <w:rPr>
+                <w:rFonts w:ascii="Arial" w:hAnsi="Arial" w:cs="Arial"/>
+                <w:b/>
+                <w:bCs/>
+                <w:sz w:val="20"/>
+                <w:szCs w:val="20"/>
+              </w:rPr>
+            </w:pPr>
+            <w:r>
+              <w:rPr>
+                <w:rFonts w:ascii="Arial" w:hAnsi="Arial" w:cs="Arial"/>
+                <w:b/>
+                <w:bCs/>
+                <w:sz w:val="20"/>
+                <w:szCs w:val="20"/>
+              </w:rPr>
+              <w:t>Developer pass/fail</w:t>
+            </w:r>
+          </w:p>
+        </w:tc>
+        <w:tc>
+          <w:tcPr>
+            <w:tcW w:w="2052" w:type="dxa"/>
+          </w:tcPr>
+          <w:p>
+            <w:pPr>
+              <w:spacing w:before="80" w:after="80"/>
+              <w:rPr>
+                <w:rFonts w:ascii="Arial" w:hAnsi="Arial" w:cs="Arial"/>
+                <w:b/>
+                <w:bCs/>
+                <w:sz w:val="20"/>
+                <w:szCs w:val="20"/>
+              </w:rPr>
+            </w:pPr>
+            <w:r>
+              <w:rPr>
+                <w:rFonts w:ascii="Arial" w:hAnsi="Arial" w:cs="Arial"/>
+                <w:b/>
+                <w:bCs/>
+                <w:sz w:val="20"/>
+                <w:szCs w:val="20"/>
+              </w:rPr>
+              <w:t>Tester pass/fail</w:t>
+            </w:r>
+          </w:p>
+          <w:p>
+            <w:pPr>
+              <w:spacing w:before="80" w:after="80"/>
+              <w:rPr>
+                <w:rFonts w:ascii="Arial" w:hAnsi="Arial" w:cs="Arial"/>
+                <w:b/>
+                <w:bCs/>
+                <w:sz w:val="20"/>
+                <w:szCs w:val="20"/>
+              </w:rPr>
+            </w:pPr>
+            <w:r>
+              <w:rPr>
+                <w:rFonts w:ascii="Arial" w:hAnsi="Arial" w:cs="Arial"/>
+                <w:b/>
+                <w:bCs/>
+                <w:sz w:val="20"/>
+                <w:szCs w:val="20"/>
+              </w:rPr>
+              <w:t>+ Screenshot</w:t>
+            </w:r>
+          </w:p>
+        </w:tc>
+      </w:tr>
+      <w:tr>
+        <w:trPr>
+          <w:trHeight w:val="350"/>
+        </w:trPr>
+        <w:tc>
+          <w:tcPr>
+            <w:tcW w:w="1250" w:type="dxa"/>
+          </w:tcPr>
+          <w:p>
+            <w:pPr>
+              <w:spacing w:before="80" w:after="80"/>
+              <w:rPr>
+                <w:rFonts w:ascii="Arial" w:hAnsi="Arial" w:cs="Arial"/>
+                <w:sz w:val="20"/>
+                <w:szCs w:val="20"/>
+              </w:rPr>
+            </w:pPr>
+            <w:r>
+              <w:rPr>
+                <w:rFonts w:ascii="Arial" w:hAnsi="Arial" w:cs="Arial"/>
+                <w:sz w:val="20"/>
+                <w:szCs w:val="20"/>
+              </w:rPr>
+              <w:t>1</w:t>
+            </w:r>
+          </w:p>
+        </w:tc>
+        <w:tc>
+          <w:tcPr>
+            <w:tcW w:w="3571" w:type="dxa"/>
+          </w:tcPr>
+          <w:p>
+            <w:pPr>
+              <w:spacing w:before="80" w:after="80"/>
+              <w:rPr>
+                <w:rFonts w:ascii="Arial" w:hAnsi="Arial" w:cs="Arial"/>
+                <w:color w:val="C00000"/>
+                <w:sz w:val="20"/>
+                <w:szCs w:val="20"/>
+              </w:rPr>
+            </w:pPr>
+            <w:r>
+              <w:rPr>
+                <w:rFonts w:ascii="Arial" w:hAnsi="Arial" w:cs="Arial"/>
+                <w:color w:val="000000"/>
+                <w:sz w:val="20"/>
+                <w:szCs w:val="20"/>
+              </w:rPr>
+              <w:t>Log in as desmond.okafor@example.com / Sailor22 and navigate to the Reservation page.</w:t>
+            </w:r>
+          </w:p>
+        </w:tc>
+        <w:tc>
+          <w:tcPr>
+            <w:tcW w:w="3929" w:type="dxa"/>
+          </w:tcPr>
+          <w:p>
+            <w:pPr>
+              <w:spacing w:before="80" w:after="80"/>
+              <w:rPr>
+                <w:rFonts w:ascii="Arial" w:hAnsi="Arial" w:cs="Arial"/>
+                <w:color w:val="C00000"/>
+                <w:sz w:val="20"/>
+                <w:szCs w:val="20"/>
+              </w:rPr>
+            </w:pPr>
+            <w:r>
+              <w:rPr>
+                <w:rFonts w:ascii="Arial" w:hAnsi="Arial" w:cs="Arial"/>
+                <w:color w:val="000000"/>
+                <w:sz w:val="20"/>
+                <w:szCs w:val="20"/>
+              </w:rPr>
+              <w:t>The header shows "Welcome, Desmond O." and the Reservation page loads. The boat dropdown lists "Second Wind — 38.0 ft (reserved)" since his existing boat already has an active reservation.</w:t>
+            </w:r>
+          </w:p>
+        </w:tc>
+        <w:tc>
+          <w:tcPr>
+            <w:tcW w:w="2148" w:type="dxa"/>
+          </w:tcPr>
+          <w:p>
+            <w:pPr>
+              <w:spacing w:before="80" w:after="80"/>
+              <w:rPr>
+                <w:rFonts w:ascii="Arial" w:hAnsi="Arial" w:cs="Arial"/>
+                <w:color w:val="000000" w:themeColor="text1"/>
+                <w:sz w:val="20"/>
+                <w:szCs w:val="20"/>
+              </w:rPr>
+            </w:pPr>
+            <w:r>
+              <w:rPr>
+                <w:rFonts w:ascii="Arial" w:hAnsi="Arial" w:cs="Arial"/>
+                <w:color w:val="000000" w:themeColor="text1"/>
+                <w:sz w:val="20"/>
+                <w:szCs w:val="20"/>
+                <w:highlight w:val="green"/>
+              </w:rPr>
+              <w:t>Pass</w:t>
+            </w:r>
+          </w:p>
+        </w:tc>
+        <w:tc>
+          <w:tcPr>
+            <w:tcW w:w="2052" w:type="dxa"/>
+          </w:tcPr>
+          <w:p>
+            <w:pPr>
+              <w:spacing w:before="80" w:after="80"/>
+              <w:rPr>
+                <w:rFonts w:ascii="Arial" w:hAnsi="Arial" w:cs="Arial"/>
+                <w:color w:val="C00000"/>
+                <w:sz w:val="20"/>
+                <w:szCs w:val="20"/>
+              </w:rPr>
+            </w:pPr>
+            <w:r>
+              <w:rPr>
+                <w:rFonts w:ascii="Arial" w:hAnsi="Arial" w:cs="Arial"/>
+                <w:color w:val="C00000"/>
+                <w:sz w:val="20"/>
+                <w:szCs w:val="20"/>
+              </w:rPr>
+              <w:t>&lt;yes/no&gt;</w:t>
+            </w:r>
+          </w:p>
+        </w:tc>
+      </w:tr>
+      <w:tr>
+        <w:trPr>
+          <w:trHeight w:val="350"/>
+        </w:trPr>
+        <w:tc>
+          <w:tcPr>
+            <w:tcW w:w="1250" w:type="dxa"/>
+          </w:tcPr>
+          <w:p>
+            <w:pPr>
+              <w:spacing w:before="80" w:after="80"/>
+              <w:rPr>
+                <w:rFonts w:ascii="Arial" w:hAnsi="Arial" w:cs="Arial"/>
+                <w:sz w:val="20"/>
+                <w:szCs w:val="20"/>
+              </w:rPr>
+            </w:pPr>
+            <w:r>
+              <w:rPr>
+                <w:rFonts w:ascii="Arial" w:hAnsi="Arial" w:cs="Arial"/>
+                <w:sz w:val="20"/>
+                <w:szCs w:val="20"/>
+              </w:rPr>
+              <w:t>2</w:t>
+            </w:r>
+          </w:p>
+        </w:tc>
+        <w:tc>
+          <w:tcPr>
+            <w:tcW w:w="3571" w:type="dxa"/>
+          </w:tcPr>
+          <w:p>
+            <w:pPr>
+              <w:spacing w:before="80" w:after="80"/>
+              <w:rPr>
+                <w:rFonts w:ascii="Arial" w:hAnsi="Arial" w:cs="Arial"/>
+                <w:color w:val="C00000"/>
+                <w:sz w:val="20"/>
+                <w:szCs w:val="20"/>
+              </w:rPr>
+            </w:pPr>
+            <w:r>
+              <w:rPr>
+                <w:rFonts w:ascii="Arial" w:hAnsi="Arial" w:cs="Arial"/>
+                <w:color w:val="000000"/>
+                <w:sz w:val="20"/>
+                <w:szCs w:val="20"/>
+              </w:rPr>
+              <w:t>Click "Register another boat." In the panel, enter:</w:t>
+            </w:r>
+          </w:p>
+          <w:p>
+            <w:pPr>
+              <w:spacing w:before="80" w:after="80"/>
+              <w:rPr>
+                <w:rFonts w:ascii="Arial" w:hAnsi="Arial" w:cs="Arial"/>
+                <w:color w:val="C00000"/>
+                <w:sz w:val="20"/>
+                <w:szCs w:val="20"/>
+              </w:rPr>
+            </w:pPr>
+          </w:p>
+          <w:p>
+            <w:pPr>
+              <w:spacing w:before="80" w:after="80"/>
+              <w:rPr>
+                <w:rFonts w:ascii="Arial" w:hAnsi="Arial" w:cs="Arial"/>
+                <w:color w:val="C00000"/>
+                <w:sz w:val="20"/>
+                <w:szCs w:val="20"/>
+              </w:rPr>
+            </w:pPr>
+            <w:r>
+              <w:rPr>
+                <w:rFonts w:ascii="Arial" w:hAnsi="Arial" w:cs="Arial"/>
+                <w:color w:val="000000"/>
+                <w:sz w:val="20"/>
+                <w:szCs w:val="20"/>
+              </w:rPr>
+              <w:t>Boat Name: QA Cancel Test</w:t>
+            </w:r>
+          </w:p>
+          <w:p>
+            <w:pPr>
+              <w:spacing w:before="80" w:after="80"/>
+              <w:rPr>
+                <w:rFonts w:ascii="Arial" w:hAnsi="Arial" w:cs="Arial"/>
+                <w:color w:val="C00000"/>
+                <w:sz w:val="20"/>
+                <w:szCs w:val="20"/>
+              </w:rPr>
+            </w:pPr>
+            <w:r>
+              <w:rPr>
+                <w:rFonts w:ascii="Arial" w:hAnsi="Arial" w:cs="Arial"/>
+                <w:color w:val="000000"/>
+                <w:sz w:val="20"/>
+                <w:szCs w:val="20"/>
+              </w:rPr>
+              <w:t>Boat Length: 20.0</w:t>
+            </w:r>
+          </w:p>
+          <w:p>
+            <w:pPr>
+              <w:spacing w:before="80" w:after="80"/>
+              <w:rPr>
+                <w:rFonts w:ascii="Arial" w:hAnsi="Arial" w:cs="Arial"/>
+                <w:color w:val="C00000"/>
+                <w:sz w:val="20"/>
+                <w:szCs w:val="20"/>
+              </w:rPr>
+            </w:pPr>
+            <w:r>
+              <w:rPr>
+                <w:rFonts w:ascii="Arial" w:hAnsi="Arial" w:cs="Arial"/>
+                <w:color w:val="000000"/>
+                <w:sz w:val="20"/>
+                <w:szCs w:val="20"/>
+              </w:rPr>
+              <w:t>Boat Type: Skiff</w:t>
+            </w:r>
+          </w:p>
+          <w:p>
+            <w:pPr>
+              <w:spacing w:before="80" w:after="80"/>
+              <w:rPr>
+                <w:rFonts w:ascii="Arial" w:hAnsi="Arial" w:cs="Arial"/>
+                <w:color w:val="C00000"/>
+                <w:sz w:val="20"/>
+                <w:szCs w:val="20"/>
+              </w:rPr>
+            </w:pPr>
+          </w:p>
+          <w:p>
+            <w:pPr>
+              <w:spacing w:before="80" w:after="80"/>
+              <w:rPr>
+                <w:rFonts w:ascii="Arial" w:hAnsi="Arial" w:cs="Arial"/>
+                <w:color w:val="C00000"/>
+                <w:sz w:val="20"/>
+                <w:szCs w:val="20"/>
+              </w:rPr>
+            </w:pPr>
+            <w:r>
+              <w:rPr>
+                <w:rFonts w:ascii="Arial" w:hAnsi="Arial" w:cs="Arial"/>
+                <w:color w:val="000000"/>
+                <w:sz w:val="20"/>
+                <w:szCs w:val="20"/>
+              </w:rPr>
+              <w:t>Leave HIN, Registration Number, Beam, and Year blank. Click "Save boat."</w:t>
+            </w:r>
+          </w:p>
+        </w:tc>
+        <w:tc>
+          <w:tcPr>
+            <w:tcW w:w="3929" w:type="dxa"/>
+          </w:tcPr>
+          <w:p>
+            <w:pPr>
+              <w:spacing w:before="80" w:after="80"/>
+              <w:rPr>
+                <w:rFonts w:ascii="Arial" w:hAnsi="Arial" w:cs="Arial"/>
+                <w:color w:val="C00000"/>
+                <w:sz w:val="20"/>
+                <w:szCs w:val="20"/>
+              </w:rPr>
+            </w:pPr>
+            <w:r>
+              <w:rPr>
+                <w:rFonts w:ascii="Arial" w:hAnsi="Arial" w:cs="Arial"/>
+                <w:color w:val="000000"/>
+                <w:sz w:val="20"/>
+                <w:szCs w:val="20"/>
+              </w:rPr>
+              <w:t>The panel closes, "QA Cancel Test — 20.0 ft" appears in the dropdown already selected, and the page re-prices for a 26 ft slip. The Reservation Summary sidebar shows Vessel "QA Cancel Test — 20.0 ft" and Monthly Rate "$210.00."</w:t>
+            </w:r>
+          </w:p>
+        </w:tc>
+        <w:tc>
+          <w:tcPr>
+            <w:tcW w:w="2148" w:type="dxa"/>
+          </w:tcPr>
+          <w:p>
+            <w:pPr>
+              <w:spacing w:before="80" w:after="80"/>
+              <w:rPr>
+                <w:rFonts w:ascii="Arial" w:hAnsi="Arial" w:cs="Arial"/>
+                <w:color w:val="000000" w:themeColor="text1"/>
+                <w:sz w:val="20"/>
+                <w:szCs w:val="20"/>
+              </w:rPr>
+            </w:pPr>
+            <w:r>
+              <w:rPr>
+                <w:rFonts w:ascii="Arial" w:hAnsi="Arial" w:cs="Arial"/>
+                <w:color w:val="000000" w:themeColor="text1"/>
+                <w:sz w:val="20"/>
+                <w:szCs w:val="20"/>
+                <w:highlight w:val="green"/>
+              </w:rPr>
+              <w:t>Pass</w:t>
+            </w:r>
+          </w:p>
+        </w:tc>
+        <w:tc>
+          <w:tcPr>
+            <w:tcW w:w="2052" w:type="dxa"/>
+          </w:tcPr>
+          <w:p>
+            <w:pPr>
+              <w:spacing w:before="80" w:after="80"/>
+              <w:rPr>
+                <w:rFonts w:ascii="Arial" w:hAnsi="Arial" w:cs="Arial"/>
+                <w:color w:val="C00000"/>
+                <w:sz w:val="20"/>
+                <w:szCs w:val="20"/>
+              </w:rPr>
+            </w:pPr>
+            <w:r>
+              <w:rPr>
+                <w:rFonts w:ascii="Arial" w:hAnsi="Arial" w:cs="Arial"/>
+                <w:color w:val="C00000"/>
+                <w:sz w:val="20"/>
+                <w:szCs w:val="20"/>
+              </w:rPr>
+              <w:t>&lt;yes/no&gt;</w:t>
+            </w:r>
+          </w:p>
+        </w:tc>
+      </w:tr>
+      <w:tr>
+        <w:trPr>
+          <w:trHeight w:val="350"/>
+        </w:trPr>
+        <w:tc>
+          <w:tcPr>
+            <w:tcW w:w="1250" w:type="dxa"/>
+          </w:tcPr>
+          <w:p>
+            <w:pPr>
+              <w:spacing w:before="80" w:after="80"/>
+              <w:rPr>
+                <w:rFonts w:ascii="Arial" w:hAnsi="Arial" w:cs="Arial"/>
+                <w:sz w:val="20"/>
+                <w:szCs w:val="20"/>
+              </w:rPr>
+            </w:pPr>
+            <w:r>
+              <w:rPr>
+                <w:rFonts w:ascii="Arial" w:hAnsi="Arial" w:cs="Arial"/>
+                <w:sz w:val="20"/>
+                <w:szCs w:val="20"/>
+              </w:rPr>
+              <w:lastRenderedPageBreak/>
+              <w:t>3</w:t>
+            </w:r>
+          </w:p>
+        </w:tc>
+        <w:tc>
+          <w:tcPr>
+            <w:tcW w:w="3571" w:type="dxa"/>
+          </w:tcPr>
+          <w:p>
+            <w:pPr>
+              <w:spacing w:before="80" w:after="80"/>
+              <w:rPr>
+                <w:rFonts w:ascii="Arial" w:hAnsi="Arial" w:cs="Arial"/>
+                <w:color w:val="C00000"/>
+                <w:sz w:val="20"/>
+                <w:szCs w:val="20"/>
+              </w:rPr>
+            </w:pPr>
+            <w:r>
+              <w:rPr>
+                <w:rFonts w:ascii="Arial" w:hAnsi="Arial" w:cs="Arial"/>
+                <w:color w:val="000000"/>
+                <w:sz w:val="20"/>
+                <w:szCs w:val="20"/>
+              </w:rPr>
+              <w:t>Select the Dock B radio button and set the Start Date field to today’s date.</w:t>
+            </w:r>
+          </w:p>
+        </w:tc>
+        <w:tc>
+          <w:tcPr>
+            <w:tcW w:w="3929" w:type="dxa"/>
+          </w:tcPr>
+          <w:p>
+            <w:pPr>
+              <w:spacing w:before="80" w:after="80"/>
+              <w:rPr>
+                <w:rFonts w:ascii="Arial" w:hAnsi="Arial" w:cs="Arial"/>
+                <w:color w:val="C00000"/>
+                <w:sz w:val="20"/>
+                <w:szCs w:val="20"/>
+              </w:rPr>
+            </w:pPr>
+            <w:r>
+              <w:rPr>
+                <w:rFonts w:ascii="Arial" w:hAnsi="Arial" w:cs="Arial"/>
+                <w:color w:val="000000"/>
+                <w:sz w:val="20"/>
+                <w:szCs w:val="20"/>
+              </w:rPr>
+              <w:t>The Reservation Summary sidebar updates: Dock shows "Dock B," Start Date shows today’s date, and the "Reserve My Slip" button becomes enabled.</w:t>
+            </w:r>
+          </w:p>
+        </w:tc>
+        <w:tc>
+          <w:tcPr>
+            <w:tcW w:w="2148" w:type="dxa"/>
+          </w:tcPr>
+          <w:p>
+            <w:pPr>
+              <w:spacing w:before="80" w:after="80"/>
+              <w:rPr>
+                <w:rFonts w:ascii="Arial" w:hAnsi="Arial" w:cs="Arial"/>
+                <w:color w:val="000000" w:themeColor="text1"/>
+                <w:sz w:val="20"/>
+                <w:szCs w:val="20"/>
+              </w:rPr>
+            </w:pPr>
+            <w:r>
+              <w:rPr>
+                <w:rFonts w:ascii="Arial" w:hAnsi="Arial" w:cs="Arial"/>
+                <w:color w:val="000000" w:themeColor="text1"/>
+                <w:sz w:val="20"/>
+                <w:szCs w:val="20"/>
+                <w:highlight w:val="green"/>
+              </w:rPr>
+              <w:t>Pass</w:t>
+            </w:r>
+          </w:p>
+        </w:tc>
+        <w:tc>
+          <w:tcPr>
+            <w:tcW w:w="2052" w:type="dxa"/>
+          </w:tcPr>
+          <w:p>
+            <w:pPr>
+              <w:spacing w:before="80" w:after="80"/>
+              <w:rPr>
+                <w:rFonts w:ascii="Arial" w:hAnsi="Arial" w:cs="Arial"/>
+                <w:color w:val="C00000"/>
+                <w:sz w:val="20"/>
+                <w:szCs w:val="20"/>
+              </w:rPr>
+            </w:pPr>
+            <w:r>
+              <w:rPr>
+                <w:rFonts w:ascii="Arial" w:hAnsi="Arial" w:cs="Arial"/>
+                <w:color w:val="C00000"/>
+                <w:sz w:val="20"/>
+                <w:szCs w:val="20"/>
+              </w:rPr>
+              <w:t>&lt;yes/no&gt;</w:t>
+            </w:r>
+          </w:p>
+        </w:tc>
+      </w:tr>
+      <w:tr>
+        <w:trPr>
+          <w:trHeight w:val="350"/>
+        </w:trPr>
+        <w:tc>
+          <w:tcPr>
+            <w:tcW w:w="1250" w:type="dxa"/>
+          </w:tcPr>
+          <w:p>
+            <w:pPr>
+              <w:spacing w:before="80" w:after="80"/>
+              <w:rPr>
+                <w:rFonts w:ascii="Arial" w:hAnsi="Arial" w:cs="Arial"/>
+                <w:sz w:val="20"/>
+                <w:szCs w:val="20"/>
+              </w:rPr>
+            </w:pPr>
+            <w:r>
+              <w:rPr>
+                <w:rFonts w:ascii="Arial" w:hAnsi="Arial" w:cs="Arial"/>
+                <w:sz w:val="20"/>
+                <w:szCs w:val="20"/>
+              </w:rPr>
+              <w:t>4</w:t>
+            </w:r>
+          </w:p>
+        </w:tc>
+        <w:tc>
+          <w:tcPr>
+            <w:tcW w:w="3571" w:type="dxa"/>
+          </w:tcPr>
+          <w:p>
+            <w:pPr>
+              <w:spacing w:before="80" w:after="80"/>
+              <w:rPr>
+                <w:rFonts w:ascii="Arial" w:hAnsi="Arial" w:cs="Arial"/>
+                <w:color w:val="C00000"/>
+                <w:sz w:val="20"/>
+                <w:szCs w:val="20"/>
+              </w:rPr>
+            </w:pPr>
+            <w:r>
+              <w:rPr>
+                <w:rFonts w:ascii="Arial" w:hAnsi="Arial" w:cs="Arial"/>
+                <w:color w:val="000000"/>
+                <w:sz w:val="20"/>
+                <w:szCs w:val="20"/>
+              </w:rPr>
+              <w:t>Click "Reserve My Slip."</w:t>
+            </w:r>
+          </w:p>
+        </w:tc>
+        <w:tc>
+          <w:tcPr>
+            <w:tcW w:w="3929" w:type="dxa"/>
+          </w:tcPr>
+          <w:p>
+            <w:pPr>
+              <w:spacing w:before="80" w:after="80"/>
+              <w:rPr>
+                <w:rFonts w:ascii="Arial" w:hAnsi="Arial" w:cs="Arial"/>
+                <w:color w:val="C00000"/>
+                <w:sz w:val="20"/>
+                <w:szCs w:val="20"/>
+              </w:rPr>
+            </w:pPr>
+            <w:r>
+              <w:rPr>
+                <w:rFonts w:ascii="Arial" w:hAnsi="Arial" w:cs="Arial"/>
+                <w:color w:val="000000"/>
+                <w:sz w:val="20"/>
+                <w:szCs w:val="20"/>
+              </w:rPr>
+              <w:t>The browser redirects to reservationSummary?confirmation=MB-##### with a new confirmation number. The Reservation Summary page shows status "Active," vessel "QA Cancel Test," location "Dock B, Slip #," start date matching today, and Monthly Rate "$210.00/mo."</w:t>
+            </w:r>
+          </w:p>
+        </w:tc>
+        <w:tc>
+          <w:tcPr>
+            <w:tcW w:w="2148" w:type="dxa"/>
+          </w:tcPr>
+          <w:p>
+            <w:pPr>
+              <w:spacing w:before="80" w:after="80"/>
+              <w:rPr>
+                <w:rFonts w:ascii="Arial" w:hAnsi="Arial" w:cs="Arial"/>
+                <w:color w:val="000000" w:themeColor="text1"/>
+                <w:sz w:val="20"/>
+                <w:szCs w:val="20"/>
+              </w:rPr>
+            </w:pPr>
+            <w:r>
+              <w:rPr>
+                <w:rFonts w:ascii="Arial" w:hAnsi="Arial" w:cs="Arial"/>
+                <w:color w:val="000000" w:themeColor="text1"/>
+                <w:sz w:val="20"/>
+                <w:szCs w:val="20"/>
+                <w:highlight w:val="green"/>
+              </w:rPr>
+              <w:t>Pass</w:t>
+            </w:r>
+          </w:p>
+        </w:tc>
+        <w:tc>
+          <w:tcPr>
+            <w:tcW w:w="2052" w:type="dxa"/>
+          </w:tcPr>
+          <w:p>
+            <w:pPr>
+              <w:spacing w:before="80" w:after="80"/>
+              <w:rPr>
+                <w:rFonts w:ascii="Arial" w:hAnsi="Arial" w:cs="Arial"/>
+                <w:color w:val="C00000"/>
+                <w:sz w:val="20"/>
+                <w:szCs w:val="20"/>
+              </w:rPr>
+            </w:pPr>
+            <w:r>
+              <w:rPr>
+                <w:rFonts w:ascii="Arial" w:hAnsi="Arial" w:cs="Arial"/>
+                <w:color w:val="C00000"/>
+                <w:sz w:val="20"/>
+                <w:szCs w:val="20"/>
+              </w:rPr>
+              <w:t>&lt;yes/no&gt;</w:t>
+            </w:r>
+          </w:p>
+        </w:tc>
+      </w:tr>
+      <w:tr>
+        <w:trPr>
+          <w:trHeight w:val="350"/>
+        </w:trPr>
+        <w:tc>
+          <w:tcPr>
+            <w:tcW w:w="1250" w:type="dxa"/>
+          </w:tcPr>
+          <w:p>
+            <w:pPr>
+              <w:spacing w:before="80" w:after="80"/>
+              <w:rPr>
+                <w:rFonts w:ascii="Arial" w:hAnsi="Arial" w:cs="Arial"/>
+                <w:sz w:val="20"/>
+                <w:szCs w:val="20"/>
+              </w:rPr>
+            </w:pPr>
+            <w:r>
+              <w:rPr>
+                <w:rFonts w:ascii="Arial" w:hAnsi="Arial" w:cs="Arial"/>
+                <w:sz w:val="20"/>
+                <w:szCs w:val="20"/>
+              </w:rPr>
+              <w:t>5</w:t>
+            </w:r>
+          </w:p>
+        </w:tc>
+        <w:tc>
+          <w:tcPr>
+            <w:tcW w:w="3571" w:type="dxa"/>
+          </w:tcPr>
+          <w:p>
+            <w:pPr>
+              <w:spacing w:before="80" w:after="80"/>
+              <w:rPr>
+                <w:rFonts w:ascii="Arial" w:hAnsi="Arial" w:cs="Arial"/>
+                <w:color w:val="C00000"/>
+                <w:sz w:val="20"/>
+                <w:szCs w:val="20"/>
+              </w:rPr>
+            </w:pPr>
+            <w:r>
+              <w:rPr>
+                <w:rFonts w:ascii="Arial" w:hAnsi="Arial" w:cs="Arial"/>
+                <w:color w:val="000000"/>
+                <w:sz w:val="20"/>
+                <w:szCs w:val="20"/>
+              </w:rPr>
+              <w:t>In the "Manage Your Reservation" section, click "Cancel Reservation." When the browser confirmation dialog appears, click OK.</w:t>
+            </w:r>
+          </w:p>
+        </w:tc>
+        <w:tc>
+          <w:tcPr>
+            <w:tcW w:w="3929" w:type="dxa"/>
+          </w:tcPr>
+          <w:p>
+            <w:pPr>
+              <w:spacing w:before="80" w:after="80"/>
+              <w:rPr>
+                <w:rFonts w:ascii="Arial" w:hAnsi="Arial" w:cs="Arial"/>
+                <w:color w:val="C00000"/>
+                <w:sz w:val="20"/>
+                <w:szCs w:val="20"/>
+              </w:rPr>
+            </w:pPr>
+            <w:r>
+              <w:rPr>
+                <w:rFonts w:ascii="Arial" w:hAnsi="Arial" w:cs="Arial"/>
+                <w:color w:val="000000"/>
+                <w:sz w:val="20"/>
+                <w:szCs w:val="20"/>
+              </w:rPr>
+              <w:t>The page reloads. The hero area now shows a red ✗ mark with heading "Your Reservation Has Been Cancelled" and the text "This reservation is no longer active." The status band shows "Cancelled." The Cancel button is gone; only "Back to Reservations" remains.</w:t>
+            </w:r>
+          </w:p>
+        </w:tc>
+        <w:tc>
+          <w:tcPr>
+            <w:tcW w:w="2148" w:type="dxa"/>
+          </w:tcPr>
+          <w:p>
+            <w:pPr>
+              <w:spacing w:before="80" w:after="80"/>
+              <w:rPr>
+                <w:rFonts w:ascii="Arial" w:hAnsi="Arial" w:cs="Arial"/>
+                <w:color w:val="000000" w:themeColor="text1"/>
+                <w:sz w:val="20"/>
+                <w:szCs w:val="20"/>
+              </w:rPr>
+            </w:pPr>
+            <w:r>
+              <w:rPr>
+                <w:rFonts w:ascii="Arial" w:hAnsi="Arial" w:cs="Arial"/>
+                <w:color w:val="000000" w:themeColor="text1"/>
+                <w:sz w:val="20"/>
+                <w:szCs w:val="20"/>
+                <w:highlight w:val="green"/>
+              </w:rPr>
+              <w:t>Pass</w:t>
+            </w:r>
+          </w:p>
+        </w:tc>
+        <w:tc>
+          <w:tcPr>
+            <w:tcW w:w="2052" w:type="dxa"/>
+          </w:tcPr>
+          <w:p>
+            <w:pPr>
+              <w:spacing w:before="80" w:after="80"/>
+              <w:rPr>
+                <w:rFonts w:ascii="Arial" w:hAnsi="Arial" w:cs="Arial"/>
+                <w:color w:val="C00000"/>
+                <w:sz w:val="20"/>
+                <w:szCs w:val="20"/>
+              </w:rPr>
+            </w:pPr>
+            <w:r>
+              <w:rPr>
+                <w:rFonts w:ascii="Arial" w:hAnsi="Arial" w:cs="Arial"/>
+                <w:color w:val="C00000"/>
+                <w:sz w:val="20"/>
+                <w:szCs w:val="20"/>
+              </w:rPr>
+              <w:t>&lt;yes/no&gt;</w:t>
+            </w:r>
+          </w:p>
+        </w:tc>
+      </w:tr>
+      <w:tr>
+        <w:trPr>
+          <w:trHeight w:val="350"/>
+        </w:trPr>
+        <w:tc>
+          <w:tcPr>
+            <w:tcW w:w="1250" w:type="dxa"/>
+          </w:tcPr>
+          <w:p>
+            <w:pPr>
+              <w:spacing w:before="80" w:after="80"/>
+              <w:rPr>
+                <w:rFonts w:ascii="Arial" w:hAnsi="Arial" w:cs="Arial"/>
+                <w:sz w:val="20"/>
+                <w:szCs w:val="20"/>
+              </w:rPr>
+            </w:pPr>
+            <w:r>
+              <w:rPr>
+                <w:rFonts w:ascii="Arial" w:hAnsi="Arial" w:cs="Arial"/>
+                <w:sz w:val="20"/>
+                <w:szCs w:val="20"/>
+              </w:rPr>
+              <w:t>6</w:t>
+            </w:r>
+          </w:p>
+        </w:tc>
+        <w:tc>
+          <w:tcPr>
+            <w:tcW w:w="3571" w:type="dxa"/>
+          </w:tcPr>
+          <w:p>
+            <w:pPr>
+              <w:spacing w:before="80" w:after="80"/>
+              <w:rPr>
+                <w:rFonts w:ascii="Arial" w:hAnsi="Arial" w:cs="Arial"/>
+                <w:color w:val="C00000"/>
+                <w:sz w:val="20"/>
+                <w:szCs w:val="20"/>
+              </w:rPr>
+            </w:pPr>
+            <w:r>
+              <w:rPr>
+                <w:rFonts w:ascii="Arial" w:hAnsi="Arial" w:cs="Arial"/>
+                <w:color w:val="000000"/>
+                <w:sz w:val="20"/>
+                <w:szCs w:val="20"/>
+              </w:rPr>
+              <w:t>Confirm the cancellation in MySQL:</w:t>
+            </w:r>
+          </w:p>
+          <w:p>
+            <w:pPr>
+              <w:spacing w:before="80" w:after="80"/>
+              <w:rPr>
+                <w:rFonts w:ascii="Arial" w:hAnsi="Arial" w:cs="Arial"/>
+                <w:color w:val="C00000"/>
+                <w:sz w:val="20"/>
+                <w:szCs w:val="20"/>
+              </w:rPr>
+            </w:pPr>
+          </w:p>
+          <w:p>
+            <w:pPr>
+              <w:spacing w:before="80" w:after="80"/>
+              <w:rPr>
+                <w:rFonts w:ascii="Arial" w:hAnsi="Arial" w:cs="Arial"/>
+                <w:color w:val="C00000"/>
+                <w:sz w:val="20"/>
+                <w:szCs w:val="20"/>
+              </w:rPr>
+            </w:pPr>
+            <w:r>
+              <w:rPr>
+                <w:rFonts w:ascii="Arial" w:hAnsi="Arial" w:cs="Arial"/>
+                <w:color w:val="000000"/>
+                <w:sz w:val="20"/>
+                <w:szCs w:val="20"/>
+              </w:rPr>
+              <w:t>USE MoffatBayMarinaDB;</w:t>
+            </w:r>
+          </w:p>
+          <w:p>
+            <w:pPr>
+              <w:spacing w:before="80" w:after="80"/>
+              <w:rPr>
+                <w:rFonts w:ascii="Arial" w:hAnsi="Arial" w:cs="Arial"/>
+                <w:color w:val="C00000"/>
+                <w:sz w:val="20"/>
+                <w:szCs w:val="20"/>
+              </w:rPr>
+            </w:pPr>
+          </w:p>
+          <w:p>
+            <w:pPr>
+              <w:spacing w:before="80" w:after="80"/>
+              <w:rPr>
+                <w:rFonts w:ascii="Arial" w:hAnsi="Arial" w:cs="Arial"/>
+                <w:color w:val="C00000"/>
+                <w:sz w:val="20"/>
+                <w:szCs w:val="20"/>
+              </w:rPr>
+            </w:pPr>
+            <w:r>
+              <w:rPr>
+                <w:rFonts w:ascii="Arial" w:hAnsi="Arial" w:cs="Arial"/>
+                <w:color w:val="000000"/>
+                <w:sz w:val="20"/>
+                <w:szCs w:val="20"/>
+              </w:rPr>
+              <w:t xml:space="preserve">SELECT </w:t>
+            </w:r>
+            <w:proofErr w:type="gramStart"/>
+            <w:r>
+              <w:rPr>
+                <w:rFonts w:ascii="Arial" w:hAnsi="Arial" w:cs="Arial"/>
+                <w:color w:val="000000"/>
+                <w:sz w:val="20"/>
+                <w:szCs w:val="20"/>
+              </w:rPr>
+              <w:t>r.confirmationNumber</w:t>
+            </w:r>
+            <w:proofErr w:type="gramEnd"/>
+            <w:r>
+              <w:rPr>
+                <w:rFonts w:ascii="Arial" w:hAnsi="Arial" w:cs="Arial"/>
+                <w:color w:val="000000"/>
+                <w:sz w:val="20"/>
+                <w:szCs w:val="20"/>
+              </w:rPr>
+              <w:t xml:space="preserve">, </w:t>
+            </w:r>
+            <w:proofErr w:type="gramStart"/>
+            <w:r>
+              <w:rPr>
+                <w:rFonts w:ascii="Arial" w:hAnsi="Arial" w:cs="Arial"/>
+                <w:color w:val="000000"/>
+                <w:sz w:val="20"/>
+                <w:szCs w:val="20"/>
+              </w:rPr>
+              <w:t>r.reservationStatus</w:t>
+            </w:r>
+            <w:proofErr w:type="gramEnd"/>
+            <w:r>
+              <w:rPr>
+                <w:rFonts w:ascii="Arial" w:hAnsi="Arial" w:cs="Arial"/>
+                <w:color w:val="000000"/>
+                <w:sz w:val="20"/>
+                <w:szCs w:val="20"/>
+              </w:rPr>
+              <w:t xml:space="preserve">, </w:t>
+            </w:r>
+            <w:proofErr w:type="gramStart"/>
+            <w:r>
+              <w:rPr>
+                <w:rFonts w:ascii="Arial" w:hAnsi="Arial" w:cs="Arial"/>
+                <w:color w:val="000000"/>
+                <w:sz w:val="20"/>
+                <w:szCs w:val="20"/>
+              </w:rPr>
+              <w:t>r.customerID</w:t>
+            </w:r>
+            <w:proofErr w:type="gramEnd"/>
+            <w:r>
+              <w:rPr>
+                <w:rFonts w:ascii="Arial" w:hAnsi="Arial" w:cs="Arial"/>
+                <w:color w:val="000000"/>
+                <w:sz w:val="20"/>
+                <w:szCs w:val="20"/>
+              </w:rPr>
+              <w:t xml:space="preserve">, </w:t>
+            </w:r>
+            <w:proofErr w:type="gramStart"/>
+            <w:r>
+              <w:rPr>
+                <w:rFonts w:ascii="Arial" w:hAnsi="Arial" w:cs="Arial"/>
+                <w:color w:val="000000"/>
+                <w:sz w:val="20"/>
+                <w:szCs w:val="20"/>
+              </w:rPr>
+              <w:t>b.boatName</w:t>
+            </w:r>
+            <w:proofErr w:type="gramEnd"/>
+          </w:p>
+          <w:p>
+            <w:pPr>
+              <w:spacing w:before="80" w:after="80"/>
+              <w:rPr>
+                <w:rFonts w:ascii="Arial" w:hAnsi="Arial" w:cs="Arial"/>
+                <w:color w:val="C00000"/>
+                <w:sz w:val="20"/>
+                <w:szCs w:val="20"/>
+              </w:rPr>
+            </w:pPr>
+            <w:r>
+              <w:rPr>
+                <w:rFonts w:ascii="Arial" w:hAnsi="Arial" w:cs="Arial"/>
+                <w:color w:val="000000"/>
+                <w:sz w:val="20"/>
+                <w:szCs w:val="20"/>
+              </w:rPr>
+              <w:t>FROM Reservation r</w:t>
+            </w:r>
+          </w:p>
+          <w:p>
+            <w:pPr>
+              <w:spacing w:before="80" w:after="80"/>
+              <w:rPr>
+                <w:rFonts w:ascii="Arial" w:hAnsi="Arial" w:cs="Arial"/>
+                <w:color w:val="C00000"/>
+                <w:sz w:val="20"/>
+                <w:szCs w:val="20"/>
+              </w:rPr>
+            </w:pPr>
+            <w:r>
+              <w:rPr>
+                <w:rFonts w:ascii="Arial" w:hAnsi="Arial" w:cs="Arial"/>
+                <w:color w:val="000000"/>
+                <w:sz w:val="20"/>
+                <w:szCs w:val="20"/>
+              </w:rPr>
+              <w:t xml:space="preserve">JOIN Boat b ON </w:t>
+            </w:r>
+            <w:proofErr w:type="gramStart"/>
+            <w:r>
+              <w:rPr>
+                <w:rFonts w:ascii="Arial" w:hAnsi="Arial" w:cs="Arial"/>
+                <w:color w:val="000000"/>
+                <w:sz w:val="20"/>
+                <w:szCs w:val="20"/>
+              </w:rPr>
+              <w:t>b.boatID</w:t>
+            </w:r>
+            <w:proofErr w:type="gramEnd"/>
+            <w:r>
+              <w:rPr>
+                <w:rFonts w:ascii="Arial" w:hAnsi="Arial" w:cs="Arial"/>
+                <w:color w:val="000000"/>
+                <w:sz w:val="20"/>
+                <w:szCs w:val="20"/>
+              </w:rPr>
+              <w:t xml:space="preserve"> = </w:t>
+            </w:r>
+            <w:proofErr w:type="gramStart"/>
+            <w:r>
+              <w:rPr>
+                <w:rFonts w:ascii="Arial" w:hAnsi="Arial" w:cs="Arial"/>
+                <w:color w:val="000000"/>
+                <w:sz w:val="20"/>
+                <w:szCs w:val="20"/>
+              </w:rPr>
+              <w:t>r.boatID</w:t>
+            </w:r>
+            <w:proofErr w:type="gramEnd"/>
+          </w:p>
+          <w:p>
+            <w:pPr>
+              <w:spacing w:before="80" w:after="80"/>
+              <w:rPr>
+                <w:rFonts w:ascii="Arial" w:hAnsi="Arial" w:cs="Arial"/>
+                <w:color w:val="C00000"/>
+                <w:sz w:val="20"/>
+                <w:szCs w:val="20"/>
+              </w:rPr>
+            </w:pPr>
+            <w:r>
+              <w:rPr>
+                <w:rFonts w:ascii="Arial" w:hAnsi="Arial" w:cs="Arial"/>
+                <w:color w:val="000000"/>
+                <w:sz w:val="20"/>
+                <w:szCs w:val="20"/>
+              </w:rPr>
+              <w:t xml:space="preserve">WHERE </w:t>
+            </w:r>
+            <w:proofErr w:type="gramStart"/>
+            <w:r>
+              <w:rPr>
+                <w:rFonts w:ascii="Arial" w:hAnsi="Arial" w:cs="Arial"/>
+                <w:color w:val="000000"/>
+                <w:sz w:val="20"/>
+                <w:szCs w:val="20"/>
+              </w:rPr>
+              <w:t>b.boatName</w:t>
+            </w:r>
+            <w:proofErr w:type="gramEnd"/>
+            <w:r>
+              <w:rPr>
+                <w:rFonts w:ascii="Arial" w:hAnsi="Arial" w:cs="Arial"/>
+                <w:color w:val="000000"/>
+                <w:sz w:val="20"/>
+                <w:szCs w:val="20"/>
+              </w:rPr>
+              <w:t xml:space="preserve"> = 'QA Cancel Test';</w:t>
+            </w:r>
+          </w:p>
+        </w:tc>
+        <w:tc>
+          <w:tcPr>
+            <w:tcW w:w="3929" w:type="dxa"/>
+          </w:tcPr>
+          <w:p>
+            <w:pPr>
+              <w:spacing w:before="80" w:after="80"/>
+              <w:rPr>
+                <w:rFonts w:ascii="Arial" w:hAnsi="Arial" w:cs="Arial"/>
+                <w:color w:val="C00000"/>
+                <w:sz w:val="20"/>
+                <w:szCs w:val="20"/>
+              </w:rPr>
+            </w:pPr>
+            <w:r>
+              <w:rPr>
+                <w:rFonts w:ascii="Arial" w:hAnsi="Arial" w:cs="Arial"/>
+                <w:color w:val="000000"/>
+                <w:sz w:val="20"/>
+                <w:szCs w:val="20"/>
+              </w:rPr>
+              <w:t>The query returns one row with reservationStatus = "Cancelled" for customerID 2 and boatName "QA Cancel Test."</w:t>
+            </w:r>
+          </w:p>
+        </w:tc>
+        <w:tc>
+          <w:tcPr>
+            <w:tcW w:w="2148" w:type="dxa"/>
+          </w:tcPr>
+          <w:p>
+            <w:pPr>
+              <w:spacing w:before="80" w:after="80"/>
+              <w:rPr>
+                <w:rFonts w:ascii="Arial" w:hAnsi="Arial" w:cs="Arial"/>
+                <w:color w:val="000000" w:themeColor="text1"/>
+                <w:sz w:val="20"/>
+                <w:szCs w:val="20"/>
+              </w:rPr>
+            </w:pPr>
+            <w:r>
+              <w:rPr>
+                <w:rFonts w:ascii="Arial" w:hAnsi="Arial" w:cs="Arial"/>
+                <w:color w:val="000000" w:themeColor="text1"/>
+                <w:sz w:val="20"/>
+                <w:szCs w:val="20"/>
+                <w:highlight w:val="green"/>
+              </w:rPr>
+              <w:t>Pass</w:t>
+            </w:r>
+          </w:p>
+        </w:tc>
+        <w:tc>
+          <w:tcPr>
+            <w:tcW w:w="2052" w:type="dxa"/>
+          </w:tcPr>
+          <w:p>
+            <w:pPr>
+              <w:spacing w:before="80" w:after="80"/>
+              <w:rPr>
+                <w:rFonts w:ascii="Arial" w:hAnsi="Arial" w:cs="Arial"/>
+                <w:color w:val="C00000"/>
+                <w:sz w:val="20"/>
+                <w:szCs w:val="20"/>
+              </w:rPr>
+            </w:pPr>
+            <w:r>
+              <w:rPr>
+                <w:rFonts w:ascii="Arial" w:hAnsi="Arial" w:cs="Arial"/>
+                <w:color w:val="C00000"/>
+                <w:sz w:val="20"/>
+                <w:szCs w:val="20"/>
+              </w:rPr>
+              <w:t>&lt;yes/no&gt;</w:t>
+            </w:r>
+          </w:p>
+        </w:tc>
+      </w:tr>
+      <w:tr>
+        <w:trPr>
+          <w:trHeight w:val="350"/>
+        </w:trPr>
+        <w:tc>
+          <w:tcPr>
+            <w:tcW w:w="1250" w:type="dxa"/>
+          </w:tcPr>
+          <w:p>
+            <w:pPr>
+              <w:spacing w:before="80" w:after="80"/>
+              <w:rPr>
+                <w:rFonts w:ascii="Arial" w:hAnsi="Arial" w:cs="Arial"/>
+                <w:sz w:val="20"/>
+                <w:szCs w:val="20"/>
+              </w:rPr>
+            </w:pPr>
+            <w:r>
+              <w:rPr>
+                <w:rFonts w:ascii="Arial" w:hAnsi="Arial" w:cs="Arial"/>
+                <w:sz w:val="20"/>
+                <w:szCs w:val="20"/>
+              </w:rPr>
+              <w:t>7</w:t>
+            </w:r>
+          </w:p>
+        </w:tc>
+        <w:tc>
+          <w:tcPr>
+            <w:tcW w:w="3571" w:type="dxa"/>
+          </w:tcPr>
+          <w:p>
+            <w:pPr>
+              <w:spacing w:before="80" w:after="80"/>
+              <w:rPr>
+                <w:rFonts w:ascii="Arial" w:hAnsi="Arial" w:cs="Arial"/>
+                <w:color w:val="C00000"/>
+                <w:sz w:val="20"/>
+                <w:szCs w:val="20"/>
+              </w:rPr>
+            </w:pPr>
+            <w:r>
+              <w:rPr>
+                <w:rFonts w:ascii="Arial" w:hAnsi="Arial" w:cs="Arial"/>
+                <w:color w:val="000000"/>
+                <w:sz w:val="20"/>
+                <w:szCs w:val="20"/>
+              </w:rPr>
+              <w:t>Navigate back to the Reservation page and open the boat dropdown.</w:t>
+            </w:r>
+          </w:p>
+        </w:tc>
+        <w:tc>
+          <w:tcPr>
+            <w:tcW w:w="3929" w:type="dxa"/>
+          </w:tcPr>
+          <w:p>
+            <w:pPr>
+              <w:spacing w:before="80" w:after="80"/>
+              <w:rPr>
+                <w:rFonts w:ascii="Arial" w:hAnsi="Arial" w:cs="Arial"/>
+                <w:color w:val="C00000"/>
+                <w:sz w:val="20"/>
+                <w:szCs w:val="20"/>
+              </w:rPr>
+            </w:pPr>
+            <w:r>
+              <w:rPr>
+                <w:rFonts w:ascii="Arial" w:hAnsi="Arial" w:cs="Arial"/>
+                <w:color w:val="000000"/>
+                <w:sz w:val="20"/>
+                <w:szCs w:val="20"/>
+              </w:rPr>
+              <w:t>"QA Cancel Test — 20.0 ft" no longer shows the "(reserved)" tag, confirming the cancellation freed the boat for re-booking.</w:t>
+            </w:r>
+          </w:p>
+        </w:tc>
+        <w:tc>
+          <w:tcPr>
+            <w:tcW w:w="2148" w:type="dxa"/>
+          </w:tcPr>
+          <w:p>
+            <w:pPr>
+              <w:spacing w:before="80" w:after="80"/>
+              <w:rPr>
+                <w:rFonts w:ascii="Arial" w:hAnsi="Arial" w:cs="Arial"/>
+                <w:color w:val="000000" w:themeColor="text1"/>
+                <w:sz w:val="20"/>
+                <w:szCs w:val="20"/>
+              </w:rPr>
+            </w:pPr>
+            <w:r>
+              <w:rPr>
+                <w:rFonts w:ascii="Arial" w:hAnsi="Arial" w:cs="Arial"/>
+                <w:color w:val="000000" w:themeColor="text1"/>
+                <w:sz w:val="20"/>
+                <w:szCs w:val="20"/>
+                <w:highlight w:val="green"/>
+              </w:rPr>
+              <w:t>Pass</w:t>
+            </w:r>
+          </w:p>
+        </w:tc>
+        <w:tc>
+          <w:tcPr>
+            <w:tcW w:w="2052" w:type="dxa"/>
+          </w:tcPr>
+          <w:p>
+            <w:pPr>
+              <w:spacing w:before="80" w:after="80"/>
+              <w:rPr>
+                <w:rFonts w:ascii="Arial" w:hAnsi="Arial" w:cs="Arial"/>
+                <w:color w:val="C00000"/>
+                <w:sz w:val="20"/>
+                <w:szCs w:val="20"/>
+              </w:rPr>
+            </w:pPr>
+            <w:r>
+              <w:rPr>
+                <w:rFonts w:ascii="Arial" w:hAnsi="Arial" w:cs="Arial"/>
+                <w:color w:val="C00000"/>
+                <w:sz w:val="20"/>
+                <w:szCs w:val="20"/>
+              </w:rPr>
+              <w:t>&lt;yes/no&gt;</w:t>
+            </w:r>
+          </w:p>
+        </w:tc>
+      </w:tr>
+      <w:tr>
+        <w:trPr>
+          <w:trHeight w:val="350"/>
+        </w:trPr>
+        <w:tc>
+          <w:tcPr>
+            <w:tcW w:w="1250" w:type="dxa"/>
+          </w:tcPr>
+          <w:p>
+            <w:pPr>
+              <w:spacing w:before="80" w:after="80"/>
+              <w:rPr>
+                <w:rFonts w:ascii="Arial" w:hAnsi="Arial" w:cs="Arial"/>
+                <w:b/>
+                <w:bCs/>
+                <w:sz w:val="20"/>
+                <w:szCs w:val="20"/>
+              </w:rPr>
+            </w:pPr>
+            <w:r>
+              <w:rPr>
+                <w:rFonts w:ascii="Arial" w:hAnsi="Arial" w:cs="Arial"/>
+                <w:b/>
+                <w:bCs/>
+                <w:sz w:val="20"/>
+                <w:szCs w:val="20"/>
+              </w:rPr>
+              <w:lastRenderedPageBreak/>
+              <w:t>Comments</w:t>
+            </w:r>
+          </w:p>
+        </w:tc>
+        <w:tc>
+          <w:tcPr>
+            <w:tcW w:w="11700" w:type="dxa"/>
+            <w:gridSpan w:val="4"/>
+          </w:tcPr>
+          <w:p>
+            <w:pPr>
+              <w:spacing w:before="80" w:after="80"/>
+              <w:rPr>
+                <w:rFonts w:ascii="Arial" w:hAnsi="Arial" w:cs="Arial"/>
+                <w:color w:val="000000" w:themeColor="text1"/>
+                <w:sz w:val="20"/>
+                <w:szCs w:val="20"/>
+              </w:rPr>
+            </w:pPr>
+            <w:r>
+              <w:rPr>
+                <w:rFonts w:ascii="Arial" w:hAnsi="Arial" w:cs="Arial"/>
+                <w:color w:val="000000" w:themeColor="text1"/>
+                <w:sz w:val="20"/>
+                <w:szCs w:val="20"/>
+              </w:rPr>
+              <w:t xml:space="preserve">Robert: </w:t>
+            </w:r>
+            <w:r>
+              <w:rPr>
+                <w:rFonts w:ascii="Arial" w:hAnsi="Arial" w:cs="Arial"/>
+                <w:color w:val="000000" w:themeColor="text1"/>
+                <w:sz w:val="20"/>
+                <w:szCs w:val="20"/>
+              </w:rPr>
+              <w:t xml:space="preserve"> This test performed just fine. I added some back end </w:t>
+            </w:r>
+          </w:p>
+          <w:p>
+            <w:pPr>
+              <w:spacing w:before="80" w:after="80"/>
+              <w:rPr>
+                <w:rFonts w:ascii="Arial" w:hAnsi="Arial" w:cs="Arial"/>
+                <w:color w:val="000000" w:themeColor="text1"/>
+                <w:sz w:val="20"/>
+                <w:szCs w:val="20"/>
+              </w:rPr>
+            </w:pPr>
+          </w:p>
+          <w:p>
+            <w:pPr>
+              <w:spacing w:before="80" w:after="80"/>
+              <w:rPr>
+                <w:rFonts w:ascii="Arial" w:hAnsi="Arial" w:cs="Arial"/>
+                <w:color w:val="000000" w:themeColor="text1"/>
+                <w:sz w:val="20"/>
+                <w:szCs w:val="20"/>
+              </w:rPr>
+            </w:pPr>
+            <w:r>
+              <w:rPr>
+                <w:rFonts w:ascii="Arial" w:hAnsi="Arial" w:cs="Arial"/>
+                <w:color w:val="000000" w:themeColor="text1"/>
+                <w:sz w:val="20"/>
+                <w:szCs w:val="20"/>
+              </w:rPr>
+              <w:t>Carolina:</w:t>
+            </w:r>
+          </w:p>
+        </w:tc>
+      </w:tr>
+      <w:tr>
+        <w:trPr>
+          <w:trHeight w:val="710"/>
+        </w:trPr>
+        <w:tc>
+          <w:tcPr>
+            <w:tcW w:w="1250" w:type="dxa"/>
+          </w:tcPr>
+          <w:p>
+            <w:pPr>
+              <w:pStyle w:val="NoSpacing"/>
+              <w:spacing w:before="80" w:after="80"/>
+              <w:rPr>
+                <w:rFonts w:ascii="Arial" w:hAnsi="Arial" w:cs="Arial"/>
+                <w:sz w:val="24"/>
+                <w:szCs w:val="24"/>
+              </w:rPr>
+            </w:pPr>
+            <w:r>
+              <w:rPr>
+                <w:rFonts w:ascii="Arial" w:hAnsi="Arial" w:cs="Arial"/>
+                <w:sz w:val="24"/>
+                <w:szCs w:val="24"/>
+              </w:rPr>
+              <w:t>Test 5</w:t>
+            </w:r>
+          </w:p>
+        </w:tc>
+        <w:tc>
+          <w:tcPr>
+            <w:tcW w:w="11700" w:type="dxa"/>
+            <w:gridSpan w:val="4"/>
+          </w:tcPr>
+          <w:p>
+            <w:pPr>
+              <w:pStyle w:val="Heading1"/>
+              <w:rPr>
+                <w:rFonts w:ascii="Arial" w:hAnsi="Arial" w:cs="Arial"/>
+                <w:b/>
+                <w:bCs/>
+              </w:rPr>
+            </w:pPr>
+            <w:r>
+              <w:rPr>
+                <w:rFonts w:ascii="Arial" w:hAnsi="Arial" w:cs="Arial"/>
+                <w:b/>
+                <w:bCs/>
+                <w:color w:val="auto"/>
+              </w:rPr>
+              <w:t xml:space="preserve">About us Page Loads and Displays Correctly </w:t>
+            </w:r>
+          </w:p>
+        </w:tc>
+      </w:tr>
+      <w:tr>
+        <w:trPr>
+          <w:trHeight w:val="620"/>
+        </w:trPr>
+        <w:tc>
+          <w:tcPr>
+            <w:tcW w:w="1250" w:type="dxa"/>
+          </w:tcPr>
+          <w:p>
+            <w:pPr>
+              <w:pStyle w:val="NoSpacing"/>
+              <w:spacing w:before="80" w:after="80"/>
+              <w:rPr>
+                <w:rFonts w:ascii="Arial" w:hAnsi="Arial" w:cs="Arial"/>
+                <w:sz w:val="24"/>
+                <w:szCs w:val="24"/>
+              </w:rPr>
+            </w:pPr>
+          </w:p>
+        </w:tc>
+        <w:tc>
+          <w:tcPr>
+            <w:tcW w:w="3571" w:type="dxa"/>
+          </w:tcPr>
+          <w:p>
+            <w:pPr>
+              <w:rPr>
+                <w:rFonts w:ascii="Arial" w:hAnsi="Arial" w:cs="Arial"/>
+                <w:sz w:val="20"/>
+                <w:szCs w:val="20"/>
+              </w:rPr>
+            </w:pPr>
+            <w:r>
+              <w:rPr>
+                <w:rFonts w:ascii="Arial" w:hAnsi="Arial" w:cs="Arial"/>
+                <w:b/>
+              </w:rPr>
+              <w:t xml:space="preserve">Test Objective: </w:t>
+            </w:r>
+            <w:r>
+              <w:rPr>
+                <w:rFonts w:ascii="Arial" w:hAnsi="Arial" w:cs="Arial"/>
+              </w:rPr>
+              <w:t>Verify the About Us page loads correctly and displays all expected content</w:t>
+            </w:r>
+          </w:p>
+        </w:tc>
+        <w:tc>
+          <w:tcPr>
+            <w:tcW w:w="3929" w:type="dxa"/>
+          </w:tcPr>
+          <w:p>
+            <w:pPr>
+              <w:rPr>
+                <w:rFonts w:ascii="Arial" w:hAnsi="Arial" w:cs="Arial"/>
+                <w:b/>
+                <w:bCs/>
+                <w:sz w:val="20"/>
+                <w:szCs w:val="20"/>
+              </w:rPr>
+            </w:pPr>
+            <w:r>
+              <w:rPr>
+                <w:rFonts w:ascii="Arial" w:hAnsi="Arial" w:cs="Arial"/>
+                <w:b/>
+                <w:bCs/>
+                <w:sz w:val="20"/>
+                <w:szCs w:val="20"/>
+              </w:rPr>
+              <w:t>Developer: Carolina Rodriguez</w:t>
+            </w:r>
+          </w:p>
+          <w:p>
+            <w:pPr>
+              <w:rPr>
+                <w:rFonts w:ascii="Arial" w:hAnsi="Arial" w:cs="Arial"/>
+                <w:sz w:val="20"/>
+                <w:szCs w:val="20"/>
+              </w:rPr>
+            </w:pPr>
+            <w:r>
+              <w:rPr>
+                <w:rFonts w:ascii="Arial" w:hAnsi="Arial" w:cs="Arial"/>
+                <w:b/>
+                <w:bCs/>
+                <w:sz w:val="20"/>
+                <w:szCs w:val="20"/>
+              </w:rPr>
+              <w:t>Date tested:</w:t>
+            </w:r>
+            <w:r>
+              <w:rPr>
+                <w:rFonts w:ascii="Arial" w:hAnsi="Arial" w:cs="Arial"/>
+                <w:sz w:val="20"/>
+                <w:szCs w:val="20"/>
+              </w:rPr>
+              <w:t xml:space="preserve"> 09/10/26</w:t>
+            </w:r>
+            <w:r>
+              <w:rPr>
+                <w:rFonts w:ascii="Arial" w:hAnsi="Arial" w:cs="Arial"/>
+                <w:color w:val="C00000"/>
+                <w:sz w:val="20"/>
+                <w:szCs w:val="20"/>
+              </w:rPr>
+              <w:t xml:space="preserve"> </w:t>
+            </w:r>
+          </w:p>
+        </w:tc>
+        <w:tc>
+          <w:tcPr>
+            <w:tcW w:w="4200" w:type="dxa"/>
+            <w:gridSpan w:val="2"/>
+          </w:tcPr>
+          <w:p>
+            <w:pPr>
+              <w:rPr>
+                <w:rFonts w:ascii="Arial" w:hAnsi="Arial" w:cs="Arial"/>
+                <w:b/>
+                <w:bCs/>
+                <w:sz w:val="20"/>
+                <w:szCs w:val="20"/>
+              </w:rPr>
+            </w:pPr>
+            <w:r>
+              <w:rPr>
+                <w:rFonts w:ascii="Arial" w:hAnsi="Arial" w:cs="Arial"/>
+                <w:b/>
+                <w:bCs/>
+                <w:sz w:val="20"/>
+                <w:szCs w:val="20"/>
+              </w:rPr>
+              <w:t xml:space="preserve">Peer tester: </w:t>
+            </w:r>
+          </w:p>
+          <w:p>
+            <w:pPr>
+              <w:rPr>
+                <w:rFonts w:ascii="Arial" w:hAnsi="Arial" w:cs="Arial"/>
+                <w:sz w:val="20"/>
+                <w:szCs w:val="20"/>
+              </w:rPr>
+            </w:pPr>
+            <w:r>
+              <w:rPr>
+                <w:rFonts w:ascii="Arial" w:hAnsi="Arial" w:cs="Arial"/>
+                <w:b/>
+                <w:bCs/>
+                <w:sz w:val="20"/>
+                <w:szCs w:val="20"/>
+              </w:rPr>
+              <w:t>Date tested:</w:t>
+            </w:r>
+            <w:r>
+              <w:rPr>
+                <w:rFonts w:ascii="Arial" w:hAnsi="Arial" w:cs="Arial"/>
+                <w:sz w:val="20"/>
+                <w:szCs w:val="20"/>
+              </w:rPr>
+              <w:t xml:space="preserve"> </w:t>
+            </w:r>
+            <w:r>
+              <w:rPr>
+                <w:rFonts w:ascii="Arial" w:hAnsi="Arial" w:cs="Arial"/>
+                <w:color w:val="C00000"/>
+                <w:sz w:val="20"/>
+                <w:szCs w:val="20"/>
+              </w:rPr>
+              <w:t>&lt;yyyy/mm/dd&gt;</w:t>
             </w:r>
           </w:p>
         </w:tc>
@@ -6773,7 +8204,21 @@
               <w:rPr>
                 <w:rFonts w:ascii="Arial" w:hAnsi="Arial" w:cs="Arial"/>
               </w:rPr>
-              <w:t>Verify all images load.</w:t>
+              <w:t xml:space="preserve">Verify all images </w:t>
+            </w:r>
+            <w:proofErr w:type="gramStart"/>
+            <w:r>
+              <w:rPr>
+                <w:rFonts w:ascii="Arial" w:hAnsi="Arial" w:cs="Arial"/>
+              </w:rPr>
+              <w:t>load</w:t>
+            </w:r>
+            <w:proofErr w:type="gramEnd"/>
+            <w:r>
+              <w:rPr>
+                <w:rFonts w:ascii="Arial" w:hAnsi="Arial" w:cs="Arial"/>
+              </w:rPr>
+              <w:t>.</w:t>
             </w:r>
           </w:p>
         </w:tc>
@@ -7130,7 +8575,7 @@
                 <w:sz w:val="24"/>
                 <w:szCs w:val="24"/>
               </w:rPr>
-              <w:t>Test 2</w:t>
+              <w:t>Test 6</w:t>
             </w:r>
           </w:p>
         </w:tc>
@@ -7234,17 +8679,7 @@
                 <w:sz w:val="20"/>
                 <w:szCs w:val="20"/>
               </w:rPr>
-              <w:t>Developer:</w:t>
-            </w:r>
-            <w:r>
-              <w:rPr>
-                <w:rFonts w:ascii="Arial" w:hAnsi="Arial" w:cs="Arial"/>
-                <w:b/>
-                <w:bCs/>
-                <w:sz w:val="20"/>
-                <w:szCs w:val="20"/>
-              </w:rPr>
-              <w:t xml:space="preserve"> Carolina Rodriguez </w:t>
+              <w:t xml:space="preserve">Developer: Carolina Rodriguez </w:t>
             </w:r>
           </w:p>
           <w:p>
@@ -7271,15 +8706,7 @@
                 <w:sz w:val="20"/>
                 <w:szCs w:val="20"/>
               </w:rPr>
-              <w:t xml:space="preserve"> </w:t>
-            </w:r>
-            <w:r>
-              <w:rPr>
-                <w:rFonts w:ascii="Arial" w:hAnsi="Arial" w:cs="Arial"/>
-                <w:sz w:val="20"/>
-                <w:szCs w:val="20"/>
-              </w:rPr>
-              <w:t>&lt;yyyy.mm.dd&gt;</w:t>
+              <w:t xml:space="preserve"> &lt;yyyy.mm.dd&gt;</w:t>
             </w:r>
           </w:p>
         </w:tc>
@@ -7342,27 +8769,7 @@
                 <w:sz w:val="20"/>
                 <w:szCs w:val="20"/>
               </w:rPr>
-              <w:t>&lt;</w:t>
-            </w:r>
-            <w:proofErr w:type="spellStart"/>
-            <w:r>
-              <w:rPr>
-                <w:rFonts w:ascii="Arial" w:hAnsi="Arial" w:cs="Arial"/>
-                <w:color w:val="C00000"/>
-                <w:sz w:val="20"/>
-                <w:szCs w:val="20"/>
-              </w:rPr>
-              <w:t>yyyy</w:t>
-            </w:r>
-            <w:proofErr w:type="spellEnd"/>
-            <w:r>
-              <w:rPr>
-                <w:rFonts w:ascii="Arial" w:hAnsi="Arial" w:cs="Arial"/>
-                <w:color w:val="C00000"/>
-                <w:sz w:val="20"/>
-                <w:szCs w:val="20"/>
-              </w:rPr>
-              <w:t>/mm/dd&gt;</w:t>
+              <w:t>&lt;yyyy/mm/dd&gt;</w:t>
             </w:r>
           </w:p>
         </w:tc>
@@ -7539,13 +8946,7 @@
               <w:rPr>
                 <w:rFonts w:ascii="Arial" w:hAnsi="Arial" w:cs="Arial"/>
               </w:rPr>
-              <w:t>User is taken to the About Us page</w:t>
-            </w:r>
-            <w:r>
-              <w:rPr>
-                <w:rFonts w:ascii="Arial" w:hAnsi="Arial" w:cs="Arial"/>
-              </w:rPr>
-              <w:t>.</w:t>
+              <w:t>User is taken to the About Us page.</w:t>
             </w:r>
           </w:p>
         </w:tc>
@@ -7646,19 +9047,7 @@
               <w:rPr>
                 <w:rFonts w:ascii="Arial" w:hAnsi="Arial" w:cs="Arial"/>
               </w:rPr>
-              <w:t>User is returned to the landing page</w:t>
-            </w:r>
-            <w:r>
-              <w:rPr>
-                <w:rFonts w:ascii="Arial" w:hAnsi="Arial" w:cs="Arial"/>
-              </w:rPr>
-              <w:t>.</w:t>
-            </w:r>
-            <w:r>
-              <w:rPr>
-                <w:rFonts w:ascii="Arial" w:hAnsi="Arial" w:cs="Arial"/>
-              </w:rPr>
-              <w:t xml:space="preserve"> </w:t>
+              <w:t xml:space="preserve">User is returned to the landing page. </w:t>
             </w:r>
           </w:p>
         </w:tc>
@@ -7741,13 +9130,7 @@
               <w:rPr>
                 <w:rFonts w:ascii="Arial" w:hAnsi="Arial" w:cs="Arial"/>
               </w:rPr>
-              <w:t>Click another navigation option like Reservation</w:t>
-            </w:r>
-            <w:r>
-              <w:rPr>
-                <w:rFonts w:ascii="Arial" w:hAnsi="Arial" w:cs="Arial"/>
-              </w:rPr>
-              <w:t>.</w:t>
+              <w:t>Click another navigation option like Reservation.</w:t>
             </w:r>
           </w:p>
         </w:tc>
@@ -7765,13 +9148,7 @@
               <w:rPr>
                 <w:rFonts w:ascii="Arial" w:hAnsi="Arial" w:cs="Arial"/>
               </w:rPr>
-              <w:t>Correct page opens</w:t>
-            </w:r>
-            <w:r>
-              <w:rPr>
-                <w:rFonts w:ascii="Arial" w:hAnsi="Arial" w:cs="Arial"/>
-              </w:rPr>
-              <w:t>.</w:t>
+              <w:t>Correct page opens.</w:t>
             </w:r>
           </w:p>
         </w:tc>
@@ -7857,13 +9234,7 @@
               <w:rPr>
                 <w:rFonts w:ascii="Arial" w:hAnsi="Arial" w:cs="Arial"/>
               </w:rPr>
-              <w:t>Use the browser back button</w:t>
-            </w:r>
-            <w:r>
-              <w:rPr>
-                <w:rFonts w:ascii="Arial" w:hAnsi="Arial" w:cs="Arial"/>
-              </w:rPr>
-              <w:t>.</w:t>
+              <w:t>Use the browser back button.</w:t>
             </w:r>
           </w:p>
         </w:tc>
@@ -7881,13 +9252,7 @@
               <w:rPr>
                 <w:rFonts w:ascii="Arial" w:hAnsi="Arial" w:cs="Arial"/>
               </w:rPr>
-              <w:t>Return to the About Us page</w:t>
-            </w:r>
-            <w:r>
-              <w:rPr>
-                <w:rFonts w:ascii="Arial" w:hAnsi="Arial" w:cs="Arial"/>
-              </w:rPr>
-              <w:t>.</w:t>
+              <w:t>Return to the About Us page.</w:t>
             </w:r>
           </w:p>
         </w:tc>
@@ -8048,7 +9413,7 @@
                 <w:sz w:val="24"/>
                 <w:szCs w:val="24"/>
               </w:rPr>
-              <w:t>Test 3</w:t>
+              <w:t>Test 7</w:t>
             </w:r>
           </w:p>
         </w:tc>
@@ -8126,7 +9491,64 @@
                 <w:sz w:val="20"/>
                 <w:szCs w:val="20"/>
               </w:rPr>
-              <w:t>Verify the About Us page works for signed</w:t>
+              <w:t>Verify the About Us page works for signed out users and displays correctly on different screen sizes.</w:t>
+            </w:r>
+          </w:p>
+        </w:tc>
+        <w:tc>
+          <w:tcPr>
+            <w:tcW w:w="3930" w:type="dxa"/>
+          </w:tcPr>
+          <w:p>
+            <w:pPr>
+              <w:rPr>
+                <w:rFonts w:ascii="Arial" w:hAnsi="Arial" w:cs="Arial"/>
+                <w:b/>
+                <w:bCs/>
+                <w:sz w:val="20"/>
+                <w:szCs w:val="20"/>
+              </w:rPr>
+            </w:pPr>
+            <w:proofErr w:type="gramStart"/>
+            <w:r>
+              <w:rPr>
+                <w:rFonts w:ascii="Arial" w:hAnsi="Arial" w:cs="Arial"/>
+                <w:b/>
+                <w:bCs/>
+                <w:sz w:val="20"/>
+                <w:szCs w:val="20"/>
+              </w:rPr>
+              <w:t>Developer:Carolina</w:t>
+            </w:r>
+            <w:proofErr w:type="gramEnd"/>
+            <w:r>
+              <w:rPr>
+                <w:rFonts w:ascii="Arial" w:hAnsi="Arial" w:cs="Arial"/>
+                <w:b/>
+                <w:bCs/>
+                <w:sz w:val="20"/>
+                <w:szCs w:val="20"/>
+              </w:rPr>
+              <w:t xml:space="preserve"> Rodriguez </w:t>
+            </w:r>
+          </w:p>
+          <w:p>
+            <w:pPr>
+              <w:rPr>
+                <w:rFonts w:ascii="Arial" w:hAnsi="Arial" w:cs="Arial"/>
+                <w:sz w:val="20"/>
+                <w:szCs w:val="20"/>
+              </w:rPr>
+            </w:pPr>
+            <w:r>
+              <w:rPr>
+                <w:rFonts w:ascii="Arial" w:hAnsi="Arial" w:cs="Arial"/>
+                <w:b/>
+                <w:bCs/>
+                <w:sz w:val="20"/>
+                <w:szCs w:val="20"/>
+              </w:rPr>
+              <w:t>Date tested:</w:t>
             </w:r>
             <w:r>
               <w:rPr>
@@ -8139,114 +9561,11 @@
             <w:r>
               <w:rPr>
                 <w:rFonts w:ascii="Arial" w:hAnsi="Arial" w:cs="Arial"/>
-                <w:sz w:val="20"/>
-                <w:szCs w:val="20"/>
-              </w:rPr>
-              <w:t>out users and displays correctly on different screen sizes.</w:t>
-            </w:r>
-          </w:p>
-        </w:tc>
-        <w:tc>
-          <w:tcPr>
-            <w:tcW w:w="3930" w:type="dxa"/>
-          </w:tcPr>
-          <w:p>
-            <w:pPr>
-              <w:rPr>
-                <w:rFonts w:ascii="Arial" w:hAnsi="Arial" w:cs="Arial"/>
-                <w:b/>
-                <w:bCs/>
-                <w:sz w:val="20"/>
-                <w:szCs w:val="20"/>
-              </w:rPr>
-            </w:pPr>
-            <w:proofErr w:type="spellStart"/>
-            <w:r>
-              <w:rPr>
-                <w:rFonts w:ascii="Arial" w:hAnsi="Arial" w:cs="Arial"/>
-                <w:b/>
-                <w:bCs/>
-                <w:sz w:val="20"/>
-                <w:szCs w:val="20"/>
-              </w:rPr>
-              <w:t>Developer:</w:t>
-            </w:r>
-            <w:r>
-              <w:rPr>
-                <w:rFonts w:ascii="Arial" w:hAnsi="Arial" w:cs="Arial"/>
-                <w:b/>
-                <w:bCs/>
-                <w:sz w:val="20"/>
-                <w:szCs w:val="20"/>
-              </w:rPr>
-              <w:t>Carolina</w:t>
-            </w:r>
-            <w:proofErr w:type="spellEnd"/>
-            <w:r>
-              <w:rPr>
-                <w:rFonts w:ascii="Arial" w:hAnsi="Arial" w:cs="Arial"/>
-                <w:b/>
-                <w:bCs/>
-                <w:sz w:val="20"/>
-                <w:szCs w:val="20"/>
-              </w:rPr>
-              <w:t xml:space="preserve"> Rodriguez </w:t>
-            </w:r>
-          </w:p>
-          <w:p>
-            <w:pPr>
-              <w:rPr>
-                <w:rFonts w:ascii="Arial" w:hAnsi="Arial" w:cs="Arial"/>
-                <w:sz w:val="20"/>
-                <w:szCs w:val="20"/>
-              </w:rPr>
-            </w:pPr>
-            <w:r>
-              <w:rPr>
-                <w:rFonts w:ascii="Arial" w:hAnsi="Arial" w:cs="Arial"/>
-                <w:b/>
-                <w:bCs/>
-                <w:sz w:val="20"/>
-                <w:szCs w:val="20"/>
-              </w:rPr>
-              <w:t>Date tested:</w:t>
-            </w:r>
-            <w:r>
-              <w:rPr>
-                <w:rFonts w:ascii="Arial" w:hAnsi="Arial" w:cs="Arial"/>
-                <w:sz w:val="20"/>
-                <w:szCs w:val="20"/>
-              </w:rPr>
-              <w:t xml:space="preserve"> </w:t>
-            </w:r>
-            <w:r>
-              <w:rPr>
-                <w:rFonts w:ascii="Arial" w:hAnsi="Arial" w:cs="Arial"/>
-                <w:color w:val="C00000"/>
-                <w:sz w:val="20"/>
-                <w:szCs w:val="20"/>
-              </w:rPr>
-              <w:t>&lt;</w:t>
-            </w:r>
-            <w:proofErr w:type="spellStart"/>
-            <w:r>
-              <w:rPr>
-                <w:rFonts w:ascii="Arial" w:hAnsi="Arial" w:cs="Arial"/>
-                <w:color w:val="C00000"/>
-                <w:sz w:val="20"/>
-                <w:szCs w:val="20"/>
-              </w:rPr>
-              <w:t>yyyy</w:t>
-            </w:r>
-            <w:proofErr w:type="spellEnd"/>
-            <w:r>
-              <w:rPr>
-                <w:rFonts w:ascii="Arial" w:hAnsi="Arial" w:cs="Arial"/>
-                <w:color w:val="C00000"/>
-                <w:sz w:val="20"/>
-                <w:szCs w:val="20"/>
-              </w:rPr>
-              <w:t xml:space="preserve">/mm/dd&gt; </w:t>
+                <w:color w:val="C00000"/>
+                <w:sz w:val="20"/>
+                <w:szCs w:val="20"/>
+              </w:rPr>
+              <w:t xml:space="preserve">&lt;yyyy/mm/dd&gt; </w:t>
             </w:r>
           </w:p>
         </w:tc>
@@ -8309,27 +9628,7 @@
                 <w:sz w:val="20"/>
                 <w:szCs w:val="20"/>
               </w:rPr>
-              <w:t>&lt;</w:t>
-            </w:r>
-            <w:proofErr w:type="spellStart"/>
-            <w:r>
-              <w:rPr>
-                <w:rFonts w:ascii="Arial" w:hAnsi="Arial" w:cs="Arial"/>
-                <w:color w:val="C00000"/>
-                <w:sz w:val="20"/>
-                <w:szCs w:val="20"/>
-              </w:rPr>
-              <w:t>yyyy</w:t>
-            </w:r>
-            <w:proofErr w:type="spellEnd"/>
-            <w:r>
-              <w:rPr>
-                <w:rFonts w:ascii="Arial" w:hAnsi="Arial" w:cs="Arial"/>
-                <w:color w:val="C00000"/>
-                <w:sz w:val="20"/>
-                <w:szCs w:val="20"/>
-              </w:rPr>
-              <w:t>/mm/dd&gt;</w:t>
+              <w:t>&lt;yyyy/mm/dd&gt;</w:t>
             </w:r>
           </w:p>
         </w:tc>
@@ -8857,13 +10156,7 @@
               <w:rPr>
                 <w:rFonts w:ascii="Arial" w:hAnsi="Arial" w:cs="Arial"/>
               </w:rPr>
-              <w:t>Scroll through full page</w:t>
-            </w:r>
-            <w:r>
-              <w:rPr>
-                <w:rFonts w:ascii="Arial" w:hAnsi="Arial" w:cs="Arial"/>
-              </w:rPr>
-              <w:t xml:space="preserve">. </w:t>
+              <w:t xml:space="preserve">Scroll through full page. </w:t>
             </w:r>
           </w:p>
         </w:tc>
@@ -8881,13 +10174,7 @@
               <w:rPr>
                 <w:rFonts w:ascii="Arial" w:hAnsi="Arial" w:cs="Arial"/>
               </w:rPr>
-              <w:t xml:space="preserve">All information can be viewed without </w:t>
-            </w:r>
-            <w:r>
-              <w:rPr>
-                <w:rFonts w:ascii="Arial" w:hAnsi="Arial" w:cs="Arial"/>
-              </w:rPr>
-              <w:t xml:space="preserve">extending off screen. </w:t>
+              <w:t xml:space="preserve">All information can be viewed without extending off screen. </w:t>
             </w:r>
           </w:p>
         </w:tc>
@@ -9058,15 +10345,7 @@
                 <w:sz w:val="24"/>
                 <w:szCs w:val="24"/>
               </w:rPr>
-              <w:t xml:space="preserve">Test </w:t>
-            </w:r>
-            <w:r>
-              <w:rPr>
-                <w:rFonts w:ascii="Arial" w:hAnsi="Arial" w:cs="Arial"/>
-                <w:sz w:val="24"/>
-                <w:szCs w:val="24"/>
-              </w:rPr>
-              <w:t>4</w:t>
+              <w:t>Test 8</w:t>
             </w:r>
           </w:p>
         </w:tc>
@@ -9091,16 +10370,7 @@
                 <w:bCs/>
                 <w:color w:val="auto"/>
               </w:rPr>
-              <w:t>A</w:t>
-            </w:r>
-            <w:r>
-              <w:rPr>
-                <w:rFonts w:ascii="Arial" w:hAnsi="Arial" w:cs="Arial"/>
-                <w:b/>
-                <w:bCs/>
-                <w:color w:val="auto"/>
-              </w:rPr>
-              <w:t>bout Us Content Accuracy</w:t>
+              <w:t>About Us Content Accuracy</w:t>
             </w:r>
           </w:p>
         </w:tc>
@@ -9189,17 +10459,7 @@
                 <w:szCs w:val="20"/>
               </w:rPr>
               <w:lastRenderedPageBreak/>
-              <w:t>Developer:</w:t>
-            </w:r>
-            <w:r>
-              <w:rPr>
-                <w:rFonts w:ascii="Arial" w:hAnsi="Arial" w:cs="Arial"/>
-                <w:b/>
-                <w:bCs/>
-                <w:sz w:val="20"/>
-                <w:szCs w:val="20"/>
-              </w:rPr>
-              <w:t xml:space="preserve"> Carolina Rodriguez</w:t>
+              <w:t>Developer: Carolina Rodriguez</w:t>
             </w:r>
           </w:p>
           <w:p>
@@ -9235,27 +10495,7 @@
                 <w:sz w:val="20"/>
                 <w:szCs w:val="20"/>
               </w:rPr>
-              <w:t>&lt;</w:t>
-            </w:r>
-            <w:proofErr w:type="spellStart"/>
-            <w:r>
-              <w:rPr>
-                <w:rFonts w:ascii="Arial" w:hAnsi="Arial" w:cs="Arial"/>
-                <w:color w:val="C00000"/>
-                <w:sz w:val="20"/>
-                <w:szCs w:val="20"/>
-              </w:rPr>
-              <w:t>yyyy</w:t>
-            </w:r>
-            <w:proofErr w:type="spellEnd"/>
-            <w:r>
-              <w:rPr>
-                <w:rFonts w:ascii="Arial" w:hAnsi="Arial" w:cs="Arial"/>
-                <w:color w:val="C00000"/>
-                <w:sz w:val="20"/>
-                <w:szCs w:val="20"/>
-              </w:rPr>
-              <w:t xml:space="preserve">/mm/dd&gt; </w:t>
+              <w:t xml:space="preserve">&lt;yyyy/mm/dd&gt; </w:t>
             </w:r>
           </w:p>
         </w:tc>
@@ -9318,27 +10558,7 @@
                 <w:sz w:val="20"/>
                 <w:szCs w:val="20"/>
               </w:rPr>
-              <w:t>&lt;</w:t>
-            </w:r>
-            <w:proofErr w:type="spellStart"/>
-            <w:r>
-              <w:rPr>
-                <w:rFonts w:ascii="Arial" w:hAnsi="Arial" w:cs="Arial"/>
-                <w:color w:val="C00000"/>
-                <w:sz w:val="20"/>
-                <w:szCs w:val="20"/>
-              </w:rPr>
-              <w:t>yyyy</w:t>
-            </w:r>
-            <w:proofErr w:type="spellEnd"/>
-            <w:r>
-              <w:rPr>
-                <w:rFonts w:ascii="Arial" w:hAnsi="Arial" w:cs="Arial"/>
-                <w:color w:val="C00000"/>
-                <w:sz w:val="20"/>
-                <w:szCs w:val="20"/>
-              </w:rPr>
-              <w:t>/mm/dd&gt;</w:t>
+              <w:t>&lt;yyyy/mm/dd&gt;</w:t>
             </w:r>
           </w:p>
         </w:tc>
@@ -9542,13 +10762,7 @@
               <w:rPr>
                 <w:rFonts w:ascii="Arial" w:hAnsi="Arial" w:cs="Arial"/>
               </w:rPr>
-              <w:t>Text is complete, readable, and free of obvious spelling or grammar errors</w:t>
-            </w:r>
-            <w:r>
-              <w:rPr>
-                <w:rFonts w:ascii="Arial" w:hAnsi="Arial" w:cs="Arial"/>
-              </w:rPr>
-              <w:t>.</w:t>
+              <w:t>Text is complete, readable, and free of obvious spelling or grammar errors.</w:t>
             </w:r>
           </w:p>
         </w:tc>
@@ -9662,13 +10876,7 @@
               <w:rPr>
                 <w:rFonts w:ascii="Arial" w:hAnsi="Arial" w:cs="Arial"/>
               </w:rPr>
-              <w:t>Names, descriptions, and other shared information are consistent across pages</w:t>
-            </w:r>
-            <w:r>
-              <w:rPr>
-                <w:rFonts w:ascii="Arial" w:hAnsi="Arial" w:cs="Arial"/>
-              </w:rPr>
-              <w:t>.</w:t>
+              <w:t>Names, descriptions, and other shared information are consistent across pages.</w:t>
             </w:r>
           </w:p>
         </w:tc>
@@ -9764,19 +10972,7 @@
               <w:rPr>
                 <w:rFonts w:ascii="Arial" w:hAnsi="Arial" w:cs="Arial"/>
               </w:rPr>
-              <w:t>Check any contact information, location details, or marina</w:t>
-            </w:r>
-            <w:r>
-              <w:rPr>
-                <w:rFonts w:ascii="Arial" w:hAnsi="Arial" w:cs="Arial"/>
-              </w:rPr>
-              <w:t xml:space="preserve"> </w:t>
-            </w:r>
-            <w:r>
-              <w:rPr>
-                <w:rFonts w:ascii="Arial" w:hAnsi="Arial" w:cs="Arial"/>
-              </w:rPr>
-              <w:t>specific facts shown on the page.</w:t>
+              <w:t>Check any contact information, location details, or marina specific facts shown on the page.</w:t>
             </w:r>
           </w:p>
         </w:tc>
@@ -9794,13 +10990,7 @@
               <w:rPr>
                 <w:rFonts w:ascii="Arial" w:hAnsi="Arial" w:cs="Arial"/>
               </w:rPr>
-              <w:t>Information matches</w:t>
-            </w:r>
-            <w:r>
-              <w:rPr>
-                <w:rFonts w:ascii="Arial" w:hAnsi="Arial" w:cs="Arial"/>
-              </w:rPr>
-              <w:t xml:space="preserve"> everywhere. </w:t>
+              <w:t xml:space="preserve">Information matches everywhere. </w:t>
             </w:r>
           </w:p>
         </w:tc>
@@ -10061,7 +11251,7 @@
 </file>
 
 <file path=word/endnotes.xml><?xml version="1.0" encoding="utf-8"?>
-<w:endnotes xmlns:wpc="http://schemas.microsoft.com/office/word/2010/wordprocessingCanvas" xmlns:cx="http://schemas.microsoft.com/office/drawing/2014/chartex" xmlns:cx1="http://schemas.microsoft.com/office/drawing/2015/9/8/chartex" xmlns:cx2="http://schemas.microsoft.com/office/drawing/2015/10/21/chartex" xmlns:cx3="http://schemas.microsoft.com/office/drawing/2016/5/9/chartex" xmlns:cx4="http://schemas.microsoft.com/office/drawing/2016/5/10/chartex" xmlns:cx5="http://schemas.microsoft.com/office/drawing/2016/5/11/chartex" xmlns:cx6="http://schemas.microsoft.com/office/drawing/2016/5/12/chartex" xmlns:cx7="http://schemas.microsoft.com/office/drawing/2016/5/13/chartex" xmlns:cx8="http://schemas.microsoft.com/office/drawing/2016/5/14/chartex" xmlns:mc="http://schemas.openxmlformats.org/markup-compatibility/2006" xmlns:aink="http://schemas.microsoft.com/office/drawing/2016/ink" xmlns:am3d="http://schemas.microsoft.com/office/drawing/2017/model3d" xmlns:o="urn:schemas-microsoft-com:office:office" xmlns:oel="http://schemas.microsoft.com/office/2019/extlst" xmlns:r="http://schemas.openxmlformats.org/officeDocument/2006/relationships" xmlns:m="http://schemas.openxmlformats.org/officeDocument/2006/math" xmlns:v="urn:schemas-microsoft-com:vml" xmlns:wp14="http://schemas.microsoft.com/office/word/2010/wordprocessingDrawing" xmlns:wp="http://schemas.openxmlformats.org/drawingml/2006/wordprocessingDrawing" xmlns:w10="urn:schemas-microsoft-com:office:word" xmlns:w="http://schemas.openxmlformats.org/wordprocessingml/2006/main" xmlns:w14="http://schemas.microsoft.com/office/word/2010/wordml" xmlns:w15="http://schemas.microsoft.com/office/word/2012/wordml" xmlns:w16cex="http://schemas.microsoft.com/office/word/2018/wordml/cex" xmlns:w16cid="http://schemas.microsoft.com/office/word/2016/wordml/cid" xmlns:w16="http://schemas.microsoft.com/office/word/2018/wordml" xmlns:w16du="http://schemas.microsoft.com/office/word/2023/wordml/word16du" xmlns:w16sdtdh="http://schemas.microsoft.com/office/word/2020/wordml/sdtdatahash" xmlns:w16sdtfl="http://schemas.microsoft.com/office/word/2024/wordml/sdtformatlock" xmlns:w16se="http://schemas.microsoft.com/office/word/2015/wordml/symex" xmlns:wpg="http://schemas.microsoft.com/office/word/2010/wordprocessingGroup" xmlns:wpi="http://schemas.microsoft.com/office/word/2010/wordprocessingInk" xmlns:wne="http://schemas.microsoft.com/office/word/2006/wordml" xmlns:wps="http://schemas.microsoft.com/office/word/2010/wordprocessingShape" mc:Ignorable="w14 w15 w16se w16cid w16 w16cex w16sdtdh w16sdtfl w16du wp14">
+<w:endnotes xmlns:wpc="http://schemas.microsoft.com/office/word/2010/wordprocessingCanvas" xmlns:cx="http://schemas.microsoft.com/office/drawing/2014/chartex" xmlns:cx1="http://schemas.microsoft.com/office/drawing/2015/9/8/chartex" xmlns:cx2="http://schemas.microsoft.com/office/drawing/2015/10/21/chartex" xmlns:cx3="http://schemas.microsoft.com/office/drawing/2016/5/9/chartex" xmlns:cx4="http://schemas.microsoft.com/office/drawing/2016/5/10/chartex" xmlns:cx5="http://schemas.microsoft.com/office/drawing/2016/5/11/chartex" xmlns:cx6="http://schemas.microsoft.com/office/drawing/2016/5/12/chartex" xmlns:cx7="http://schemas.microsoft.com/office/drawing/2016/5/13/chartex" xmlns:cx8="http://schemas.microsoft.com/office/drawing/2016/5/14/chartex" xmlns:mc="http://schemas.openxmlformats.org/markup-compatibility/2006" xmlns:m="http://schemas.openxmlformats.org/officeDocument/2006/math" xmlns:aink="http://schemas.microsoft.com/office/drawing/2016/ink" xmlns:am3d="http://schemas.microsoft.com/office/drawing/2017/model3d" xmlns:oel="http://schemas.microsoft.com/office/2019/extlst" xmlns:r="http://schemas.openxmlformats.org/officeDocument/2006/relationships" xmlns:wp14="http://schemas.microsoft.com/office/word/2010/wordprocessingDrawing" xmlns:wp="http://schemas.openxmlformats.org/drawingml/2006/wordprocessingDrawing" xmlns:wpg="http://schemas.microsoft.com/office/word/2010/wordprocessingGroup" xmlns:wpi="http://schemas.microsoft.com/office/word/2010/wordprocessingInk" xmlns:wps="http://schemas.microsoft.com/office/word/2010/wordprocessingShape" xmlns:o="urn:schemas-microsoft-com:office:office" xmlns:v="urn:schemas-microsoft-com:vml" xmlns:w10="urn:schemas-microsoft-com:office:word" xmlns:w="http://schemas.openxmlformats.org/wordprocessingml/2006/main" xmlns:w14="http://schemas.microsoft.com/office/word/2010/wordml" xmlns:w15="http://schemas.microsoft.com/office/word/2012/wordml" xmlns:w16cex="http://schemas.microsoft.com/office/word/2018/wordml/cex" xmlns:w16cid="http://schemas.microsoft.com/office/word/2016/wordml/cid" xmlns:w16="http://schemas.microsoft.com/office/word/2018/wordml" xmlns:w16sdtdh="http://schemas.microsoft.com/office/word/2020/wordml/sdtdatahash" xmlns:w16sdtfl="http://schemas.microsoft.com/office/word/2024/wordml/sdtformatlock" xmlns:w16se="http://schemas.microsoft.com/office/word/2015/wordml/symex" xmlns:w16du="http://schemas.microsoft.com/office/word/2023/wordml/word16du" xmlns:wne="http://schemas.microsoft.com/office/word/2006/wordml" mc:Ignorable="w14 w15 w16se w16cid w16 w16cex w16sdtdh w16sdtfl w16du wp14">
   <w:endnote w:type="separator" w:id="-1">
     <w:p>
       <w:pPr>
@@ -10086,7 +11276,7 @@
 </file>
 
 <file path=word/footer1.xml><?xml version="1.0" encoding="utf-8"?>
-<w:ftr xmlns:wpc="http://schemas.microsoft.com/office/word/2010/wordprocessingCanvas" xmlns:cx="http://schemas.microsoft.com/office/drawing/2014/chartex" xmlns:cx1="http://schemas.microsoft.com/office/drawing/2015/9/8/chartex" xmlns:cx2="http://schemas.microsoft.com/office/drawing/2015/10/21/chartex" xmlns:cx3="http://schemas.microsoft.com/office/drawing/2016/5/9/chartex" xmlns:cx4="http://schemas.microsoft.com/office/drawing/2016/5/10/chartex" xmlns:cx5="http://schemas.microsoft.com/office/drawing/2016/5/11/chartex" xmlns:cx6="http://schemas.microsoft.com/office/drawing/2016/5/12/chartex" xmlns:cx7="http://schemas.microsoft.com/office/drawing/2016/5/13/chartex" xmlns:cx8="http://schemas.microsoft.com/office/drawing/2016/5/14/chartex" xmlns:mc="http://schemas.openxmlformats.org/markup-compatibility/2006" xmlns:aink="http://schemas.microsoft.com/office/drawing/2016/ink" xmlns:am3d="http://schemas.microsoft.com/office/drawing/2017/model3d" xmlns:o="urn:schemas-microsoft-com:office:office" xmlns:oel="http://schemas.microsoft.com/office/2019/extlst" xmlns:r="http://schemas.openxmlformats.org/officeDocument/2006/relationships" xmlns:m="http://schemas.openxmlformats.org/officeDocument/2006/math" xmlns:v="urn:schemas-microsoft-com:vml" xmlns:wp14="http://schemas.microsoft.com/office/word/2010/wordprocessingDrawing" xmlns:wp="http://schemas.openxmlformats.org/drawingml/2006/wordprocessingDrawing" xmlns:w10="urn:schemas-microsoft-com:office:word" xmlns:w="http://schemas.openxmlformats.org/wordprocessingml/2006/main" xmlns:w14="http://schemas.microsoft.com/office/word/2010/wordml" xmlns:w15="http://schemas.microsoft.com/office/word/2012/wordml" xmlns:w16cex="http://schemas.microsoft.com/office/word/2018/wordml/cex" xmlns:w16cid="http://schemas.microsoft.com/office/word/2016/wordml/cid" xmlns:w16="http://schemas.microsoft.com/office/word/2018/wordml" xmlns:w16du="http://schemas.microsoft.com/office/word/2023/wordml/word16du" xmlns:w16sdtdh="http://schemas.microsoft.com/office/word/2020/wordml/sdtdatahash" xmlns:w16sdtfl="http://schemas.microsoft.com/office/word/2024/wordml/sdtformatlock" xmlns:w16se="http://schemas.microsoft.com/office/word/2015/wordml/symex" xmlns:wpg="http://schemas.microsoft.com/office/word/2010/wordprocessingGroup" xmlns:wpi="http://schemas.microsoft.com/office/word/2010/wordprocessingInk" xmlns:wne="http://schemas.microsoft.com/office/word/2006/wordml" xmlns:wps="http://schemas.microsoft.com/office/word/2010/wordprocessingShape" mc:Ignorable="w14 w15 w16se w16cid w16 w16cex w16sdtdh w16sdtfl w16du wp14">
+<w:ftr xmlns:wpc="http://schemas.microsoft.com/office/word/2010/wordprocessingCanvas" xmlns:cx="http://schemas.microsoft.com/office/drawing/2014/chartex" xmlns:cx1="http://schemas.microsoft.com/office/drawing/2015/9/8/chartex" xmlns:cx2="http://schemas.microsoft.com/office/drawing/2015/10/21/chartex" xmlns:cx3="http://schemas.microsoft.com/office/drawing/2016/5/9/chartex" xmlns:cx4="http://schemas.microsoft.com/office/drawing/2016/5/10/chartex" xmlns:cx5="http://schemas.microsoft.com/office/drawing/2016/5/11/chartex" xmlns:cx6="http://schemas.microsoft.com/office/drawing/2016/5/12/chartex" xmlns:cx7="http://schemas.microsoft.com/office/drawing/2016/5/13/chartex" xmlns:cx8="http://schemas.microsoft.com/office/drawing/2016/5/14/chartex" xmlns:mc="http://schemas.openxmlformats.org/markup-compatibility/2006" xmlns:m="http://schemas.openxmlformats.org/officeDocument/2006/math" xmlns:aink="http://schemas.microsoft.com/office/drawing/2016/ink" xmlns:am3d="http://schemas.microsoft.com/office/drawing/2017/model3d" xmlns:oel="http://schemas.microsoft.com/office/2019/extlst" xmlns:r="http://schemas.openxmlformats.org/officeDocument/2006/relationships" xmlns:wp14="http://schemas.microsoft.com/office/word/2010/wordprocessingDrawing" xmlns:wp="http://schemas.openxmlformats.org/drawingml/2006/wordprocessingDrawing" xmlns:wpg="http://schemas.microsoft.com/office/word/2010/wordprocessingGroup" xmlns:wpi="http://schemas.microsoft.com/office/word/2010/wordprocessingInk" xmlns:wps="http://schemas.microsoft.com/office/word/2010/wordprocessingShape" xmlns:o="urn:schemas-microsoft-com:office:office" xmlns:v="urn:schemas-microsoft-com:vml" xmlns:w10="urn:schemas-microsoft-com:office:word" xmlns:w="http://schemas.openxmlformats.org/wordprocessingml/2006/main" xmlns:w14="http://schemas.microsoft.com/office/word/2010/wordml" xmlns:w15="http://schemas.microsoft.com/office/word/2012/wordml" xmlns:w16cex="http://schemas.microsoft.com/office/word/2018/wordml/cex" xmlns:w16cid="http://schemas.microsoft.com/office/word/2016/wordml/cid" xmlns:w16="http://schemas.microsoft.com/office/word/2018/wordml" xmlns:w16sdtdh="http://schemas.microsoft.com/office/word/2020/wordml/sdtdatahash" xmlns:w16sdtfl="http://schemas.microsoft.com/office/word/2024/wordml/sdtformatlock" xmlns:w16se="http://schemas.microsoft.com/office/word/2015/wordml/symex" xmlns:w16du="http://schemas.microsoft.com/office/word/2023/wordml/word16du" xmlns:wne="http://schemas.microsoft.com/office/word/2006/wordml" mc:Ignorable="w14 w15 w16se w16cid w16 w16cex w16sdtdh w16sdtfl w16du wp14">
   <w:p>
     <w:pPr>
       <w:pStyle w:val="Footer"/>
@@ -10223,7 +11413,7 @@
 </file>
 
 <file path=word/footnotes.xml><?xml version="1.0" encoding="utf-8"?>
-<w:footnotes xmlns:wpc="http://schemas.microsoft.com/office/word/2010/wordprocessingCanvas" xmlns:cx="http://schemas.microsoft.com/office/drawing/2014/chartex" xmlns:cx1="http://schemas.microsoft.com/office/drawing/2015/9/8/chartex" xmlns:cx2="http://schemas.microsoft.com/office/drawing/2015/10/21/chartex" xmlns:cx3="http://schemas.microsoft.com/office/drawing/2016/5/9/chartex" xmlns:cx4="http://schemas.microsoft.com/office/drawing/2016/5/10/chartex" xmlns:cx5="http://schemas.microsoft.com/office/drawing/2016/5/11/chartex" xmlns:cx6="http://schemas.microsoft.com/office/drawing/2016/5/12/chartex" xmlns:cx7="http://schemas.microsoft.com/office/drawing/2016/5/13/chartex" xmlns:cx8="http://schemas.microsoft.com/office/drawing/2016/5/14/chartex" xmlns:mc="http://schemas.openxmlformats.org/markup-compatibility/2006" xmlns:aink="http://schemas.microsoft.com/office/drawing/2016/ink" xmlns:am3d="http://schemas.microsoft.com/office/drawing/2017/model3d" xmlns:o="urn:schemas-microsoft-com:office:office" xmlns:oel="http://schemas.microsoft.com/office/2019/extlst" xmlns:r="http://schemas.openxmlformats.org/officeDocument/2006/relationships" xmlns:m="http://schemas.openxmlformats.org/officeDocument/2006/math" xmlns:v="urn:schemas-microsoft-com:vml" xmlns:wp14="http://schemas.microsoft.com/office/word/2010/wordprocessingDrawing" xmlns:wp="http://schemas.openxmlformats.org/drawingml/2006/wordprocessingDrawing" xmlns:w10="urn:schemas-microsoft-com:office:word" xmlns:w="http://schemas.openxmlformats.org/wordprocessingml/2006/main" xmlns:w14="http://schemas.microsoft.com/office/word/2010/wordml" xmlns:w15="http://schemas.microsoft.com/office/word/2012/wordml" xmlns:w16cex="http://schemas.microsoft.com/office/word/2018/wordml/cex" xmlns:w16cid="http://schemas.microsoft.com/office/word/2016/wordml/cid" xmlns:w16="http://schemas.microsoft.com/office/word/2018/wordml" xmlns:w16du="http://schemas.microsoft.com/office/word/2023/wordml/word16du" xmlns:w16sdtdh="http://schemas.microsoft.com/office/word/2020/wordml/sdtdatahash" xmlns:w16sdtfl="http://schemas.microsoft.com/office/word/2024/wordml/sdtformatlock" xmlns:w16se="http://schemas.microsoft.com/office/word/2015/wordml/symex" xmlns:wpg="http://schemas.microsoft.com/office/word/2010/wordprocessingGroup" xmlns:wpi="http://schemas.microsoft.com/office/word/2010/wordprocessingInk" xmlns:wne="http://schemas.microsoft.com/office/word/2006/wordml" xmlns:wps="http://schemas.microsoft.com/office/word/2010/wordprocessingShape" mc:Ignorable="w14 w15 w16se w16cid w16 w16cex w16sdtdh w16sdtfl w16du wp14">
+<w:footnotes xmlns:wpc="http://schemas.microsoft.com/office/word/2010/wordprocessingCanvas" xmlns:cx="http://schemas.microsoft.com/office/drawing/2014/chartex" xmlns:cx1="http://schemas.microsoft.com/office/drawing/2015/9/8/chartex" xmlns:cx2="http://schemas.microsoft.com/office/drawing/2015/10/21/chartex" xmlns:cx3="http://schemas.microsoft.com/office/drawing/2016/5/9/chartex" xmlns:cx4="http://schemas.microsoft.com/office/drawing/2016/5/10/chartex" xmlns:cx5="http://schemas.microsoft.com/office/drawing/2016/5/11/chartex" xmlns:cx6="http://schemas.microsoft.com/office/drawing/2016/5/12/chartex" xmlns:cx7="http://schemas.microsoft.com/office/drawing/2016/5/13/chartex" xmlns:cx8="http://schemas.microsoft.com/office/drawing/2016/5/14/chartex" xmlns:mc="http://schemas.openxmlformats.org/markup-compatibility/2006" xmlns:m="http://schemas.openxmlformats.org/officeDocument/2006/math" xmlns:aink="http://schemas.microsoft.com/office/drawing/2016/ink" xmlns:am3d="http://schemas.microsoft.com/office/drawing/2017/model3d" xmlns:oel="http://schemas.microsoft.com/office/2019/extlst" xmlns:r="http://schemas.openxmlformats.org/officeDocument/2006/relationships" xmlns:wp14="http://schemas.microsoft.com/office/word/2010/wordprocessingDrawing" xmlns:wp="http://schemas.openxmlformats.org/drawingml/2006/wordprocessingDrawing" xmlns:wpg="http://schemas.microsoft.com/office/word/2010/wordprocessingGroup" xmlns:wpi="http://schemas.microsoft.com/office/word/2010/wordprocessingInk" xmlns:wps="http://schemas.microsoft.com/office/word/2010/wordprocessingShape" xmlns:o="urn:schemas-microsoft-com:office:office" xmlns:v="urn:schemas-microsoft-com:vml" xmlns:w10="urn:schemas-microsoft-com:office:word" xmlns:w="http://schemas.openxmlformats.org/wordprocessingml/2006/main" xmlns:w14="http://schemas.microsoft.com/office/word/2010/wordml" xmlns:w15="http://schemas.microsoft.com/office/word/2012/wordml" xmlns:w16cex="http://schemas.microsoft.com/office/word/2018/wordml/cex" xmlns:w16cid="http://schemas.microsoft.com/office/word/2016/wordml/cid" xmlns:w16="http://schemas.microsoft.com/office/word/2018/wordml" xmlns:w16sdtdh="http://schemas.microsoft.com/office/word/2020/wordml/sdtdatahash" xmlns:w16sdtfl="http://schemas.microsoft.com/office/word/2024/wordml/sdtformatlock" xmlns:w16se="http://schemas.microsoft.com/office/word/2015/wordml/symex" xmlns:w16du="http://schemas.microsoft.com/office/word/2023/wordml/word16du" xmlns:wne="http://schemas.microsoft.com/office/word/2006/wordml" mc:Ignorable="w14 w15 w16se w16cid w16 w16cex w16sdtdh w16sdtfl w16du wp14">
   <w:footnote w:type="separator" w:id="-1">
     <w:p>
       <w:pPr>
@@ -10248,7 +11438,7 @@
 </file>
 
 <file path=word/header1.xml><?xml version="1.0" encoding="utf-8"?>
-<w:hdr xmlns:wpc="http://schemas.microsoft.com/office/word/2010/wordprocessingCanvas" xmlns:cx="http://schemas.microsoft.com/office/drawing/2014/chartex" xmlns:cx1="http://schemas.microsoft.com/office/drawing/2015/9/8/chartex" xmlns:cx2="http://schemas.microsoft.com/office/drawing/2015/10/21/chartex" xmlns:cx3="http://schemas.microsoft.com/office/drawing/2016/5/9/chartex" xmlns:cx4="http://schemas.microsoft.com/office/drawing/2016/5/10/chartex" xmlns:cx5="http://schemas.microsoft.com/office/drawing/2016/5/11/chartex" xmlns:cx6="http://schemas.microsoft.com/office/drawing/2016/5/12/chartex" xmlns:cx7="http://schemas.microsoft.com/office/drawing/2016/5/13/chartex" xmlns:cx8="http://schemas.microsoft.com/office/drawing/2016/5/14/chartex" xmlns:mc="http://schemas.openxmlformats.org/markup-compatibility/2006" xmlns:aink="http://schemas.microsoft.com/office/drawing/2016/ink" xmlns:am3d="http://schemas.microsoft.com/office/drawing/2017/model3d" xmlns:o="urn:schemas-microsoft-com:office:office" xmlns:oel="http://schemas.microsoft.com/office/2019/extlst" xmlns:r="http://schemas.openxmlformats.org/officeDocument/2006/relationships" xmlns:m="http://schemas.openxmlformats.org/officeDocument/2006/math" xmlns:v="urn:schemas-microsoft-com:vml" xmlns:wp14="http://schemas.microsoft.com/office/word/2010/wordprocessingDrawing" xmlns:wp="http://schemas.openxmlformats.org/drawingml/2006/wordprocessingDrawing" xmlns:w10="urn:schemas-microsoft-com:office:word" xmlns:w="http://schemas.openxmlformats.org/wordprocessingml/2006/main" xmlns:w14="http://schemas.microsoft.com/office/word/2010/wordml" xmlns:w15="http://schemas.microsoft.com/office/word/2012/wordml" xmlns:w16cex="http://schemas.microsoft.com/office/word/2018/wordml/cex" xmlns:w16cid="http://schemas.microsoft.com/office/word/2016/wordml/cid" xmlns:w16="http://schemas.microsoft.com/office/word/2018/wordml" xmlns:w16du="http://schemas.microsoft.com/office/word/2023/wordml/word16du" xmlns:w16sdtdh="http://schemas.microsoft.com/office/word/2020/wordml/sdtdatahash" xmlns:w16sdtfl="http://schemas.microsoft.com/office/word/2024/wordml/sdtformatlock" xmlns:w16se="http://schemas.microsoft.com/office/word/2015/wordml/symex" xmlns:wpg="http://schemas.microsoft.com/office/word/2010/wordprocessingGroup" xmlns:wpi="http://schemas.microsoft.com/office/word/2010/wordprocessingInk" xmlns:wne="http://schemas.microsoft.com/office/word/2006/wordml" xmlns:wps="http://schemas.microsoft.com/office/word/2010/wordprocessingShape" mc:Ignorable="w14 w15 w16se w16cid w16 w16cex w16sdtdh w16sdtfl w16du wp14">
+<w:hdr xmlns:wpc="http://schemas.microsoft.com/office/word/2010/wordprocessingCanvas" xmlns:cx="http://schemas.microsoft.com/office/drawing/2014/chartex" xmlns:cx1="http://schemas.microsoft.com/office/drawing/2015/9/8/chartex" xmlns:cx2="http://schemas.microsoft.com/office/drawing/2015/10/21/chartex" xmlns:cx3="http://schemas.microsoft.com/office/drawing/2016/5/9/chartex" xmlns:cx4="http://schemas.microsoft.com/office/drawing/2016/5/10/chartex" xmlns:cx5="http://schemas.microsoft.com/office/drawing/2016/5/11/chartex" xmlns:cx6="http://schemas.microsoft.com/office/drawing/2016/5/12/chartex" xmlns:cx7="http://schemas.microsoft.com/office/drawing/2016/5/13/chartex" xmlns:cx8="http://schemas.microsoft.com/office/drawing/2016/5/14/chartex" xmlns:mc="http://schemas.openxmlformats.org/markup-compatibility/2006" xmlns:m="http://schemas.openxmlformats.org/officeDocument/2006/math" xmlns:aink="http://schemas.microsoft.com/office/drawing/2016/ink" xmlns:am3d="http://schemas.microsoft.com/office/drawing/2017/model3d" xmlns:oel="http://schemas.microsoft.com/office/2019/extlst" xmlns:r="http://schemas.openxmlformats.org/officeDocument/2006/relationships" xmlns:wp14="http://schemas.microsoft.com/office/word/2010/wordprocessingDrawing" xmlns:wp="http://schemas.openxmlformats.org/drawingml/2006/wordprocessingDrawing" xmlns:wpg="http://schemas.microsoft.com/office/word/2010/wordprocessingGroup" xmlns:wpi="http://schemas.microsoft.com/office/word/2010/wordprocessingInk" xmlns:wps="http://schemas.microsoft.com/office/word/2010/wordprocessingShape" xmlns:o="urn:schemas-microsoft-com:office:office" xmlns:v="urn:schemas-microsoft-com:vml" xmlns:w10="urn:schemas-microsoft-com:office:word" xmlns:w="http://schemas.openxmlformats.org/wordprocessingml/2006/main" xmlns:w14="http://schemas.microsoft.com/office/word/2010/wordml" xmlns:w15="http://schemas.microsoft.com/office/word/2012/wordml" xmlns:w16cex="http://schemas.microsoft.com/office/word/2018/wordml/cex" xmlns:w16cid="http://schemas.microsoft.com/office/word/2016/wordml/cid" xmlns:w16="http://schemas.microsoft.com/office/word/2018/wordml" xmlns:w16sdtdh="http://schemas.microsoft.com/office/word/2020/wordml/sdtdatahash" xmlns:w16sdtfl="http://schemas.microsoft.com/office/word/2024/wordml/sdtformatlock" xmlns:w16se="http://schemas.microsoft.com/office/word/2015/wordml/symex" xmlns:w16du="http://schemas.microsoft.com/office/word/2023/wordml/word16du" xmlns:wne="http://schemas.microsoft.com/office/word/2006/wordml" mc:Ignorable="w14 w15 w16se w16cid w16 w16cex w16sdtdh w16sdtfl w16du wp14">
   <w:p>
     <w:pPr>
       <w:pStyle w:val="Header"/>
@@ -10272,7 +11462,7 @@
 </file>
 
 <file path=word/styles.xml><?xml version="1.0" encoding="utf-8"?>
-<w:styles xmlns:mc="http://schemas.openxmlformats.org/markup-compatibility/2006" xmlns:r="http://schemas.openxmlformats.org/officeDocument/2006/relationships" xmlns:w="http://schemas.openxmlformats.org/wordprocessingml/2006/main" xmlns:w14="http://schemas.microsoft.com/office/word/2010/wordml" xmlns:w15="http://schemas.microsoft.com/office/word/2012/wordml" xmlns:w16cex="http://schemas.microsoft.com/office/word/2018/wordml/cex" xmlns:w16cid="http://schemas.microsoft.com/office/word/2016/wordml/cid" xmlns:w16="http://schemas.microsoft.com/office/word/2018/wordml" xmlns:w16du="http://schemas.microsoft.com/office/word/2023/wordml/word16du" xmlns:w16sdtdh="http://schemas.microsoft.com/office/word/2020/wordml/sdtdatahash" xmlns:w16sdtfl="http://schemas.microsoft.com/office/word/2024/wordml/sdtformatlock" xmlns:w16se="http://schemas.microsoft.com/office/word/2015/wordml/symex" mc:Ignorable="w14 w15 w16se w16cid w16 w16cex w16sdtdh w16sdtfl w16du">
+<w:styles xmlns:mc="http://schemas.openxmlformats.org/markup-compatibility/2006" xmlns:r="http://schemas.openxmlformats.org/officeDocument/2006/relationships" xmlns:w="http://schemas.openxmlformats.org/wordprocessingml/2006/main" xmlns:w14="http://schemas.microsoft.com/office/word/2010/wordml" xmlns:w15="http://schemas.microsoft.com/office/word/2012/wordml" xmlns:w16cex="http://schemas.microsoft.com/office/word/2018/wordml/cex" xmlns:w16cid="http://schemas.microsoft.com/office/word/2016/wordml/cid" xmlns:w16="http://schemas.microsoft.com/office/word/2018/wordml" xmlns:w16sdtdh="http://schemas.microsoft.com/office/word/2020/wordml/sdtdatahash" xmlns:w16sdtfl="http://schemas.microsoft.com/office/word/2024/wordml/sdtformatlock" xmlns:w16se="http://schemas.microsoft.com/office/word/2015/wordml/symex" xmlns:w16du="http://schemas.microsoft.com/office/word/2023/wordml/word16du" mc:Ignorable="w14 w15 w16se w16cid w16 w16cex w16sdtdh w16sdtfl w16du">
   <w:docDefaults>
     <w:rPrDefault>
       <w:rPr>
@@ -10717,6 +11907,7 @@
   <w:style w:type="character" w:default="1" w:styleId="DefaultParagraphFont">
     <w:name w:val="Default Paragraph Font"/>
     <w:uiPriority w:val="1"/>
+    <w:semiHidden/>
     <w:unhideWhenUsed/>
   </w:style>
   <w:style w:type="table" w:default="1" w:styleId="TableNormal">
